--- a/1002/notice.docx
+++ b/1002/notice.docx
@@ -26,6 +26,11 @@
             <w:shd w:val="clear" w:color="auto" w:fill="14304F"/>
           </w:tcPr>
           <w:p>
+            <w:pPr>
+              <w:wordWrap w:val="0"/>
+              <w:autoSpaceDE w:val="0"/>
+              <w:autoSpaceDN w:val="0"/>
+            </w:pPr>
             <w:r/>
             <w:r>
               <w:rPr>
@@ -40,6 +45,9 @@
           </w:p>
           <w:p>
             <w:pPr>
+              <w:wordWrap w:val="0"/>
+              <w:autoSpaceDE w:val="0"/>
+              <w:autoSpaceDN w:val="0"/>
               <w:spacing w:before="200"/>
             </w:pPr>
             <w:r>
@@ -54,6 +62,11 @@
             </w:r>
           </w:p>
           <w:p>
+            <w:pPr>
+              <w:wordWrap w:val="0"/>
+              <w:autoSpaceDE w:val="0"/>
+              <w:autoSpaceDN w:val="0"/>
+            </w:pPr>
             <w:r>
               <w:rPr>
                 <w:rFonts w:ascii="맑은 고딕" w:hAnsi="맑은 고딕" w:eastAsia="맑은 고딕"/>
@@ -67,6 +80,9 @@
           </w:p>
           <w:p>
             <w:pPr>
+              <w:wordWrap w:val="0"/>
+              <w:autoSpaceDE w:val="0"/>
+              <w:autoSpaceDN w:val="0"/>
               <w:spacing w:before="200"/>
             </w:pPr>
             <w:r>
@@ -85,11 +101,17 @@
     </w:tbl>
     <w:p>
       <w:pPr>
+        <w:wordWrap w:val="0"/>
+        <w:autoSpaceDE w:val="0"/>
+        <w:autoSpaceDN w:val="0"/>
         <w:spacing w:after="80"/>
       </w:pPr>
     </w:p>
     <w:p>
       <w:pPr>
+        <w:wordWrap w:val="0"/>
+        <w:autoSpaceDE w:val="0"/>
+        <w:autoSpaceDN w:val="0"/>
         <w:spacing w:after="120"/>
       </w:pPr>
       <w:r>
@@ -99,11 +121,14 @@
           <w:i w:val="0"/>
           <w:sz w:val="20"/>
         </w:rPr>
-        <w:t>이 문서는 합의서 별첨에 담긴 내용을 공사 항목별로 풀어 설명한 연결 문서입니다. 수량과 규격은 합의서 별첨1과 조사보고서에 적힌 값을 그대로 옮겼으며, 쪽수는 홈페이지에 올린 합의서 공개본(agreement.pdf) 기준입니다.</w:t>
+        <w:t>이 문서는 합의서 별첨에 담긴 내용을 공사 항목별로 풀어 설명한 연결 문서입니다. 내용은 합의서 별첨1과 조사보고서를 바탕으로 정리했으며, 쪽수는 홈페이지에 올린 합의서 공개본(agreement.pdf) 기준입니다.</w:t>
       </w:r>
     </w:p>
     <w:p>
       <w:pPr>
+        <w:wordWrap w:val="0"/>
+        <w:autoSpaceDE w:val="0"/>
+        <w:autoSpaceDN w:val="0"/>
         <w:spacing w:after="60" w:before="160"/>
       </w:pPr>
       <w:r>
@@ -166,6 +191,9 @@
           </w:tcPr>
           <w:p>
             <w:pPr>
+              <w:wordWrap w:val="0"/>
+              <w:autoSpaceDE w:val="0"/>
+              <w:autoSpaceDN w:val="0"/>
               <w:spacing w:after="20" w:line="288" w:lineRule="auto"/>
               <w:jc w:val="center"/>
             </w:pPr>
@@ -190,6 +218,9 @@
           </w:tcPr>
           <w:p>
             <w:pPr>
+              <w:wordWrap w:val="0"/>
+              <w:autoSpaceDE w:val="0"/>
+              <w:autoSpaceDN w:val="0"/>
               <w:spacing w:after="20" w:line="288" w:lineRule="auto"/>
               <w:jc w:val="center"/>
             </w:pPr>
@@ -214,6 +245,9 @@
           </w:tcPr>
           <w:p>
             <w:pPr>
+              <w:wordWrap w:val="0"/>
+              <w:autoSpaceDE w:val="0"/>
+              <w:autoSpaceDN w:val="0"/>
               <w:spacing w:after="20" w:line="288" w:lineRule="auto"/>
               <w:jc w:val="center"/>
             </w:pPr>
@@ -242,6 +276,9 @@
           </w:tcPr>
           <w:p>
             <w:pPr>
+              <w:wordWrap w:val="0"/>
+              <w:autoSpaceDE w:val="0"/>
+              <w:autoSpaceDN w:val="0"/>
               <w:spacing w:after="20" w:line="288" w:lineRule="auto"/>
               <w:jc w:val="center"/>
             </w:pPr>
@@ -265,6 +302,9 @@
           </w:tcPr>
           <w:p>
             <w:pPr>
+              <w:wordWrap w:val="0"/>
+              <w:autoSpaceDE w:val="0"/>
+              <w:autoSpaceDN w:val="0"/>
               <w:spacing w:after="20" w:line="288" w:lineRule="auto"/>
             </w:pPr>
             <w:r/>
@@ -287,6 +327,9 @@
           </w:tcPr>
           <w:p>
             <w:pPr>
+              <w:wordWrap w:val="0"/>
+              <w:autoSpaceDE w:val="0"/>
+              <w:autoSpaceDN w:val="0"/>
               <w:spacing w:after="20" w:line="288" w:lineRule="auto"/>
               <w:jc w:val="center"/>
             </w:pPr>
@@ -316,6 +359,9 @@
           </w:tcPr>
           <w:p>
             <w:pPr>
+              <w:wordWrap w:val="0"/>
+              <w:autoSpaceDE w:val="0"/>
+              <w:autoSpaceDN w:val="0"/>
               <w:spacing w:after="20" w:line="288" w:lineRule="auto"/>
               <w:jc w:val="center"/>
             </w:pPr>
@@ -340,6 +386,9 @@
           </w:tcPr>
           <w:p>
             <w:pPr>
+              <w:wordWrap w:val="0"/>
+              <w:autoSpaceDE w:val="0"/>
+              <w:autoSpaceDN w:val="0"/>
               <w:spacing w:after="20" w:line="288" w:lineRule="auto"/>
             </w:pPr>
             <w:r/>
@@ -363,6 +412,9 @@
           </w:tcPr>
           <w:p>
             <w:pPr>
+              <w:wordWrap w:val="0"/>
+              <w:autoSpaceDE w:val="0"/>
+              <w:autoSpaceDN w:val="0"/>
               <w:spacing w:after="20" w:line="288" w:lineRule="auto"/>
               <w:jc w:val="center"/>
             </w:pPr>
@@ -391,6 +443,9 @@
           </w:tcPr>
           <w:p>
             <w:pPr>
+              <w:wordWrap w:val="0"/>
+              <w:autoSpaceDE w:val="0"/>
+              <w:autoSpaceDN w:val="0"/>
               <w:spacing w:after="20" w:line="288" w:lineRule="auto"/>
               <w:jc w:val="center"/>
             </w:pPr>
@@ -414,6 +469,9 @@
           </w:tcPr>
           <w:p>
             <w:pPr>
+              <w:wordWrap w:val="0"/>
+              <w:autoSpaceDE w:val="0"/>
+              <w:autoSpaceDN w:val="0"/>
               <w:spacing w:after="20" w:line="288" w:lineRule="auto"/>
             </w:pPr>
             <w:r/>
@@ -436,6 +494,9 @@
           </w:tcPr>
           <w:p>
             <w:pPr>
+              <w:wordWrap w:val="0"/>
+              <w:autoSpaceDE w:val="0"/>
+              <w:autoSpaceDN w:val="0"/>
               <w:spacing w:after="20" w:line="288" w:lineRule="auto"/>
               <w:jc w:val="center"/>
             </w:pPr>
@@ -465,6 +526,9 @@
           </w:tcPr>
           <w:p>
             <w:pPr>
+              <w:wordWrap w:val="0"/>
+              <w:autoSpaceDE w:val="0"/>
+              <w:autoSpaceDN w:val="0"/>
               <w:spacing w:after="20" w:line="288" w:lineRule="auto"/>
               <w:jc w:val="center"/>
             </w:pPr>
@@ -489,6 +553,9 @@
           </w:tcPr>
           <w:p>
             <w:pPr>
+              <w:wordWrap w:val="0"/>
+              <w:autoSpaceDE w:val="0"/>
+              <w:autoSpaceDN w:val="0"/>
               <w:spacing w:after="20" w:line="288" w:lineRule="auto"/>
             </w:pPr>
             <w:r/>
@@ -512,6 +579,9 @@
           </w:tcPr>
           <w:p>
             <w:pPr>
+              <w:wordWrap w:val="0"/>
+              <w:autoSpaceDE w:val="0"/>
+              <w:autoSpaceDN w:val="0"/>
               <w:spacing w:after="20" w:line="288" w:lineRule="auto"/>
               <w:jc w:val="center"/>
             </w:pPr>
@@ -540,6 +610,9 @@
           </w:tcPr>
           <w:p>
             <w:pPr>
+              <w:wordWrap w:val="0"/>
+              <w:autoSpaceDE w:val="0"/>
+              <w:autoSpaceDN w:val="0"/>
               <w:spacing w:after="20" w:line="288" w:lineRule="auto"/>
               <w:jc w:val="center"/>
             </w:pPr>
@@ -563,6 +636,9 @@
           </w:tcPr>
           <w:p>
             <w:pPr>
+              <w:wordWrap w:val="0"/>
+              <w:autoSpaceDE w:val="0"/>
+              <w:autoSpaceDN w:val="0"/>
               <w:spacing w:after="20" w:line="288" w:lineRule="auto"/>
             </w:pPr>
             <w:r/>
@@ -585,6 +661,9 @@
           </w:tcPr>
           <w:p>
             <w:pPr>
+              <w:wordWrap w:val="0"/>
+              <w:autoSpaceDE w:val="0"/>
+              <w:autoSpaceDN w:val="0"/>
               <w:spacing w:after="20" w:line="288" w:lineRule="auto"/>
               <w:jc w:val="center"/>
             </w:pPr>
@@ -614,6 +693,9 @@
           </w:tcPr>
           <w:p>
             <w:pPr>
+              <w:wordWrap w:val="0"/>
+              <w:autoSpaceDE w:val="0"/>
+              <w:autoSpaceDN w:val="0"/>
               <w:spacing w:after="20" w:line="288" w:lineRule="auto"/>
               <w:jc w:val="center"/>
             </w:pPr>
@@ -638,6 +720,9 @@
           </w:tcPr>
           <w:p>
             <w:pPr>
+              <w:wordWrap w:val="0"/>
+              <w:autoSpaceDE w:val="0"/>
+              <w:autoSpaceDN w:val="0"/>
               <w:spacing w:after="20" w:line="288" w:lineRule="auto"/>
             </w:pPr>
             <w:r/>
@@ -661,6 +746,9 @@
           </w:tcPr>
           <w:p>
             <w:pPr>
+              <w:wordWrap w:val="0"/>
+              <w:autoSpaceDE w:val="0"/>
+              <w:autoSpaceDN w:val="0"/>
               <w:spacing w:after="20" w:line="288" w:lineRule="auto"/>
               <w:jc w:val="center"/>
             </w:pPr>
@@ -689,6 +777,9 @@
           </w:tcPr>
           <w:p>
             <w:pPr>
+              <w:wordWrap w:val="0"/>
+              <w:autoSpaceDE w:val="0"/>
+              <w:autoSpaceDN w:val="0"/>
               <w:spacing w:after="20" w:line="288" w:lineRule="auto"/>
               <w:jc w:val="center"/>
             </w:pPr>
@@ -712,6 +803,9 @@
           </w:tcPr>
           <w:p>
             <w:pPr>
+              <w:wordWrap w:val="0"/>
+              <w:autoSpaceDE w:val="0"/>
+              <w:autoSpaceDN w:val="0"/>
               <w:spacing w:after="20" w:line="288" w:lineRule="auto"/>
             </w:pPr>
             <w:r/>
@@ -723,7 +817,7 @@
                 <w:color w:val="1F2933"/>
                 <w:sz w:val="19"/>
               </w:rPr>
-              <w:t>주차관제 설치 공사</w:t>
+              <w:t>주차관제 업그레이드</w:t>
             </w:r>
           </w:p>
         </w:tc>
@@ -734,6 +828,9 @@
           </w:tcPr>
           <w:p>
             <w:pPr>
+              <w:wordWrap w:val="0"/>
+              <w:autoSpaceDE w:val="0"/>
+              <w:autoSpaceDN w:val="0"/>
               <w:spacing w:after="20" w:line="288" w:lineRule="auto"/>
               <w:jc w:val="center"/>
             </w:pPr>
@@ -763,6 +860,9 @@
           </w:tcPr>
           <w:p>
             <w:pPr>
+              <w:wordWrap w:val="0"/>
+              <w:autoSpaceDE w:val="0"/>
+              <w:autoSpaceDN w:val="0"/>
               <w:spacing w:after="20" w:line="288" w:lineRule="auto"/>
               <w:jc w:val="center"/>
             </w:pPr>
@@ -787,6 +887,9 @@
           </w:tcPr>
           <w:p>
             <w:pPr>
+              <w:wordWrap w:val="0"/>
+              <w:autoSpaceDE w:val="0"/>
+              <w:autoSpaceDN w:val="0"/>
               <w:spacing w:after="20" w:line="288" w:lineRule="auto"/>
             </w:pPr>
             <w:r/>
@@ -810,6 +913,9 @@
           </w:tcPr>
           <w:p>
             <w:pPr>
+              <w:wordWrap w:val="0"/>
+              <w:autoSpaceDE w:val="0"/>
+              <w:autoSpaceDN w:val="0"/>
               <w:spacing w:after="20" w:line="288" w:lineRule="auto"/>
               <w:jc w:val="center"/>
             </w:pPr>
@@ -838,6 +944,9 @@
           </w:tcPr>
           <w:p>
             <w:pPr>
+              <w:wordWrap w:val="0"/>
+              <w:autoSpaceDE w:val="0"/>
+              <w:autoSpaceDN w:val="0"/>
               <w:spacing w:after="20" w:line="288" w:lineRule="auto"/>
               <w:jc w:val="center"/>
             </w:pPr>
@@ -861,6 +970,9 @@
           </w:tcPr>
           <w:p>
             <w:pPr>
+              <w:wordWrap w:val="0"/>
+              <w:autoSpaceDE w:val="0"/>
+              <w:autoSpaceDN w:val="0"/>
               <w:spacing w:after="20" w:line="288" w:lineRule="auto"/>
             </w:pPr>
             <w:r/>
@@ -883,6 +995,9 @@
           </w:tcPr>
           <w:p>
             <w:pPr>
+              <w:wordWrap w:val="0"/>
+              <w:autoSpaceDE w:val="0"/>
+              <w:autoSpaceDN w:val="0"/>
               <w:spacing w:after="20" w:line="288" w:lineRule="auto"/>
               <w:jc w:val="center"/>
             </w:pPr>
@@ -912,6 +1027,9 @@
           </w:tcPr>
           <w:p>
             <w:pPr>
+              <w:wordWrap w:val="0"/>
+              <w:autoSpaceDE w:val="0"/>
+              <w:autoSpaceDN w:val="0"/>
               <w:spacing w:after="20" w:line="288" w:lineRule="auto"/>
               <w:jc w:val="center"/>
             </w:pPr>
@@ -936,6 +1054,9 @@
           </w:tcPr>
           <w:p>
             <w:pPr>
+              <w:wordWrap w:val="0"/>
+              <w:autoSpaceDE w:val="0"/>
+              <w:autoSpaceDN w:val="0"/>
               <w:spacing w:after="20" w:line="288" w:lineRule="auto"/>
             </w:pPr>
             <w:r/>
@@ -947,7 +1068,7 @@
                 <w:color w:val="1F2933"/>
                 <w:sz w:val="19"/>
               </w:rPr>
-              <w:t>헬스장 리모델링 및 집기 구매 공사</w:t>
+              <w:t>헬스장 기구 추가 및 스트레칭룸 공사</w:t>
             </w:r>
           </w:p>
         </w:tc>
@@ -959,6 +1080,9 @@
           </w:tcPr>
           <w:p>
             <w:pPr>
+              <w:wordWrap w:val="0"/>
+              <w:autoSpaceDE w:val="0"/>
+              <w:autoSpaceDN w:val="0"/>
               <w:spacing w:after="20" w:line="288" w:lineRule="auto"/>
               <w:jc w:val="center"/>
             </w:pPr>
@@ -987,6 +1111,9 @@
           </w:tcPr>
           <w:p>
             <w:pPr>
+              <w:wordWrap w:val="0"/>
+              <w:autoSpaceDE w:val="0"/>
+              <w:autoSpaceDN w:val="0"/>
               <w:spacing w:after="20" w:line="288" w:lineRule="auto"/>
               <w:jc w:val="center"/>
             </w:pPr>
@@ -1010,6 +1137,9 @@
           </w:tcPr>
           <w:p>
             <w:pPr>
+              <w:wordWrap w:val="0"/>
+              <w:autoSpaceDE w:val="0"/>
+              <w:autoSpaceDN w:val="0"/>
               <w:spacing w:after="20" w:line="288" w:lineRule="auto"/>
             </w:pPr>
             <w:r/>
@@ -1032,6 +1162,9 @@
           </w:tcPr>
           <w:p>
             <w:pPr>
+              <w:wordWrap w:val="0"/>
+              <w:autoSpaceDE w:val="0"/>
+              <w:autoSpaceDN w:val="0"/>
               <w:spacing w:after="20" w:line="288" w:lineRule="auto"/>
               <w:jc w:val="center"/>
             </w:pPr>
@@ -1061,6 +1194,9 @@
           </w:tcPr>
           <w:p>
             <w:pPr>
+              <w:wordWrap w:val="0"/>
+              <w:autoSpaceDE w:val="0"/>
+              <w:autoSpaceDN w:val="0"/>
               <w:spacing w:after="20" w:line="288" w:lineRule="auto"/>
               <w:jc w:val="center"/>
             </w:pPr>
@@ -1085,6 +1221,9 @@
           </w:tcPr>
           <w:p>
             <w:pPr>
+              <w:wordWrap w:val="0"/>
+              <w:autoSpaceDE w:val="0"/>
+              <w:autoSpaceDN w:val="0"/>
               <w:spacing w:after="20" w:line="288" w:lineRule="auto"/>
             </w:pPr>
             <w:r/>
@@ -1096,7 +1235,7 @@
                 <w:color w:val="1F2933"/>
                 <w:sz w:val="19"/>
               </w:rPr>
-              <w:t>앞으로의 진행과 합의서에 정해진 협조 사항</w:t>
+              <w:t>앞으로의 진행</w:t>
             </w:r>
           </w:p>
         </w:tc>
@@ -1108,6 +1247,9 @@
           </w:tcPr>
           <w:p>
             <w:pPr>
+              <w:wordWrap w:val="0"/>
+              <w:autoSpaceDE w:val="0"/>
+              <w:autoSpaceDN w:val="0"/>
               <w:spacing w:after="20" w:line="288" w:lineRule="auto"/>
               <w:jc w:val="center"/>
             </w:pPr>
@@ -1120,7 +1262,7 @@
                 <w:color w:val="1F2933"/>
                 <w:sz w:val="19"/>
               </w:rPr>
-              <w:t>본문 1~5조</w:t>
+              <w:t>본문 3조·5조</w:t>
             </w:r>
           </w:p>
         </w:tc>
@@ -1128,12 +1270,25 @@
     </w:tbl>
     <w:p>
       <w:pPr>
+        <w:wordWrap w:val="0"/>
+        <w:autoSpaceDE w:val="0"/>
+        <w:autoSpaceDN w:val="0"/>
         <w:spacing w:after="40"/>
       </w:pPr>
     </w:p>
     <w:p>
+      <w:pPr>
+        <w:pageBreakBefore/>
+        <w:wordWrap w:val="0"/>
+        <w:autoSpaceDE w:val="0"/>
+        <w:autoSpaceDN w:val="0"/>
+        <w:spacing w:after="0" w:before="0" w:line="20" w:lineRule="exact"/>
+      </w:pPr>
       <w:r>
-        <w:br w:type="page"/>
+        <w:rPr>
+          <w:sz w:val="2"/>
+        </w:rPr>
+        <w:t xml:space="preserve"> </w:t>
       </w:r>
     </w:p>
     <w:tbl>
@@ -1163,6 +1318,9 @@
           </w:tcPr>
           <w:p>
             <w:pPr>
+              <w:wordWrap w:val="0"/>
+              <w:autoSpaceDE w:val="0"/>
+              <w:autoSpaceDN w:val="0"/>
               <w:spacing w:after="0"/>
             </w:pPr>
             <w:r/>
@@ -1196,6 +1354,9 @@
           </w:tcPr>
           <w:p>
             <w:pPr>
+              <w:wordWrap w:val="0"/>
+              <w:autoSpaceDE w:val="0"/>
+              <w:autoSpaceDN w:val="0"/>
               <w:spacing w:after="0"/>
               <w:jc w:val="right"/>
             </w:pPr>
@@ -1216,6 +1377,9 @@
     </w:tbl>
     <w:p>
       <w:pPr>
+        <w:wordWrap w:val="0"/>
+        <w:autoSpaceDE w:val="0"/>
+        <w:autoSpaceDN w:val="0"/>
         <w:spacing w:after="40"/>
       </w:pPr>
     </w:p>
@@ -1257,6 +1421,9 @@
           </w:tcPr>
           <w:p>
             <w:pPr>
+              <w:wordWrap w:val="0"/>
+              <w:autoSpaceDE w:val="0"/>
+              <w:autoSpaceDN w:val="0"/>
               <w:spacing w:after="20" w:line="288" w:lineRule="auto"/>
             </w:pPr>
             <w:r/>
@@ -1279,6 +1446,9 @@
           </w:tcPr>
           <w:p>
             <w:pPr>
+              <w:wordWrap w:val="0"/>
+              <w:autoSpaceDE w:val="0"/>
+              <w:autoSpaceDN w:val="0"/>
               <w:spacing w:after="20" w:line="288" w:lineRule="auto"/>
             </w:pPr>
             <w:r/>
@@ -1295,6 +1465,9 @@
           </w:p>
           <w:p>
             <w:pPr>
+              <w:wordWrap w:val="0"/>
+              <w:autoSpaceDE w:val="0"/>
+              <w:autoSpaceDN w:val="0"/>
               <w:spacing w:after="20" w:line="288" w:lineRule="auto"/>
             </w:pPr>
             <w:r>
@@ -1322,6 +1495,9 @@
           </w:tcPr>
           <w:p>
             <w:pPr>
+              <w:wordWrap w:val="0"/>
+              <w:autoSpaceDE w:val="0"/>
+              <w:autoSpaceDN w:val="0"/>
               <w:spacing w:after="20" w:line="288" w:lineRule="auto"/>
             </w:pPr>
             <w:r/>
@@ -1344,6 +1520,9 @@
           </w:tcPr>
           <w:p>
             <w:pPr>
+              <w:wordWrap w:val="0"/>
+              <w:autoSpaceDE w:val="0"/>
+              <w:autoSpaceDN w:val="0"/>
               <w:spacing w:after="20" w:line="288" w:lineRule="auto"/>
             </w:pPr>
             <w:r/>
@@ -1372,6 +1551,9 @@
           </w:tcPr>
           <w:p>
             <w:pPr>
+              <w:wordWrap w:val="0"/>
+              <w:autoSpaceDE w:val="0"/>
+              <w:autoSpaceDN w:val="0"/>
               <w:spacing w:after="20" w:line="288" w:lineRule="auto"/>
             </w:pPr>
             <w:r/>
@@ -1394,6 +1576,9 @@
           </w:tcPr>
           <w:p>
             <w:pPr>
+              <w:wordWrap w:val="0"/>
+              <w:autoSpaceDE w:val="0"/>
+              <w:autoSpaceDN w:val="0"/>
               <w:spacing w:after="20" w:line="288" w:lineRule="auto"/>
             </w:pPr>
             <w:r/>
@@ -1410,6 +1595,9 @@
           </w:p>
           <w:p>
             <w:pPr>
+              <w:wordWrap w:val="0"/>
+              <w:autoSpaceDE w:val="0"/>
+              <w:autoSpaceDN w:val="0"/>
               <w:spacing w:after="20" w:line="288" w:lineRule="auto"/>
             </w:pPr>
             <w:r>
@@ -1437,6 +1625,9 @@
           </w:tcPr>
           <w:p>
             <w:pPr>
+              <w:wordWrap w:val="0"/>
+              <w:autoSpaceDE w:val="0"/>
+              <w:autoSpaceDN w:val="0"/>
               <w:spacing w:after="20" w:line="288" w:lineRule="auto"/>
             </w:pPr>
             <w:r/>
@@ -1459,6 +1650,9 @@
           </w:tcPr>
           <w:p>
             <w:pPr>
+              <w:wordWrap w:val="0"/>
+              <w:autoSpaceDE w:val="0"/>
+              <w:autoSpaceDN w:val="0"/>
               <w:spacing w:after="20" w:line="288" w:lineRule="auto"/>
             </w:pPr>
             <w:r/>
@@ -1470,11 +1664,14 @@
                 <w:color w:val="1F2933"/>
                 <w:sz w:val="19"/>
               </w:rPr>
-              <w:t>입대의가 소유권자 위임장(별첨3·별첨4)으로 입주민을 대표해 합의합니다. 위임장은 합의서 체결 후 2개월 이내에 제출하며, 필요하면 1개월 이내로 연장할 수 있습니다. (1조 1·3항)</w:t>
-            </w:r>
-          </w:p>
-          <w:p>
-            <w:pPr>
+              <w:t>입대의는 이미 법무법인에 제출된 채권양도양수서(동의서)로 입주민을 대표할 수 있는 근거를 갖추고 있었습니다. 이번 합의서에서는 여기에 소유권자 위임장(별첨3·별첨4)이 더해져 입주민 대표성이 한층 강화되었습니다. (1조 1항)</w:t>
+            </w:r>
+          </w:p>
+          <w:p>
+            <w:pPr>
+              <w:wordWrap w:val="0"/>
+              <w:autoSpaceDE w:val="0"/>
+              <w:autoSpaceDN w:val="0"/>
               <w:spacing w:after="20" w:line="288" w:lineRule="auto"/>
             </w:pPr>
             <w:r>
@@ -1485,11 +1682,14 @@
                 <w:color w:val="1F2933"/>
                 <w:sz w:val="19"/>
               </w:rPr>
-              <w:t>위임장 징구율은 전체 세대의 80% 이상으로 정했습니다. (1조 4항) 전체 세대는 분양 소유자 389세대와 LH(행복주택 구분소유자 전체를 1건으로 판정)를 합산해 산정합니다.</w:t>
-            </w:r>
-          </w:p>
-          <w:p>
-            <w:pPr>
+              <w:t>위임장 징구율은 전체 세대의 80% 이상입니다. (1조 4항) 전체 세대는 분양 소유자 389세대와 LH(행복주택 구분소유자 전체를 1건으로 판정)를 합산해 산정합니다.</w:t>
+            </w:r>
+          </w:p>
+          <w:p>
+            <w:pPr>
+              <w:wordWrap w:val="0"/>
+              <w:autoSpaceDE w:val="0"/>
+              <w:autoSpaceDN w:val="0"/>
               <w:spacing w:after="20" w:line="288" w:lineRule="auto"/>
             </w:pPr>
             <w:r>
@@ -1517,6 +1717,9 @@
           </w:tcPr>
           <w:p>
             <w:pPr>
+              <w:wordWrap w:val="0"/>
+              <w:autoSpaceDE w:val="0"/>
+              <w:autoSpaceDN w:val="0"/>
               <w:spacing w:after="20" w:line="288" w:lineRule="auto"/>
             </w:pPr>
             <w:r/>
@@ -1539,6 +1742,9 @@
           </w:tcPr>
           <w:p>
             <w:pPr>
+              <w:wordWrap w:val="0"/>
+              <w:autoSpaceDE w:val="0"/>
+              <w:autoSpaceDN w:val="0"/>
               <w:spacing w:after="20" w:line="288" w:lineRule="auto"/>
             </w:pPr>
             <w:r/>
@@ -1550,7 +1756,7 @@
                 <w:color w:val="1F2933"/>
                 <w:sz w:val="19"/>
               </w:rPr>
-              <w:t>의정부지방법원 고양지원 2026가합50012 소송에서 화해권고결정(또는 조정에 갈음하는 결정)에 이의하지 않습니다. 이 결정에는 이번 합의 내용과 함께 입대의가 한국토지주택공사(LH)를 상대로 제기한 소송을 취하하고, LH에 대한 사용검사 전 하자·사용검사 후 2·3년차 하자 청구를 포기하며 부제소한다는 내용이 포함됩니다. (2조 6항)</w:t>
+              <w:t>의정부지방법원 고양지원에서 진행 중인 하자 소송에서 화해권고결정(또는 조정에 갈음하는 결정)에 이의하지 않습니다. 이 결정에는 이번 합의 내용과 함께 입대의가 한국토지주택공사(LH)를 상대로 제기한 소송을 취하하고, LH에 대한 사용검사 전 하자·사용검사 후 2·3년차 하자 청구를 포기하며 부제소한다는 내용이 포함됩니다. (2조 6항)</w:t>
             </w:r>
           </w:p>
         </w:tc>
@@ -1567,6 +1773,9 @@
           </w:tcPr>
           <w:p>
             <w:pPr>
+              <w:wordWrap w:val="0"/>
+              <w:autoSpaceDE w:val="0"/>
+              <w:autoSpaceDN w:val="0"/>
               <w:spacing w:after="20" w:line="288" w:lineRule="auto"/>
             </w:pPr>
             <w:r/>
@@ -1589,6 +1798,9 @@
           </w:tcPr>
           <w:p>
             <w:pPr>
+              <w:wordWrap w:val="0"/>
+              <w:autoSpaceDE w:val="0"/>
+              <w:autoSpaceDN w:val="0"/>
               <w:spacing w:after="20" w:line="288" w:lineRule="auto"/>
             </w:pPr>
             <w:r/>
@@ -1617,6 +1829,9 @@
           </w:tcPr>
           <w:p>
             <w:pPr>
+              <w:wordWrap w:val="0"/>
+              <w:autoSpaceDE w:val="0"/>
+              <w:autoSpaceDN w:val="0"/>
               <w:spacing w:after="20" w:line="288" w:lineRule="auto"/>
             </w:pPr>
             <w:r/>
@@ -1639,6 +1854,9 @@
           </w:tcPr>
           <w:p>
             <w:pPr>
+              <w:wordWrap w:val="0"/>
+              <w:autoSpaceDE w:val="0"/>
+              <w:autoSpaceDN w:val="0"/>
               <w:spacing w:after="20" w:line="288" w:lineRule="auto"/>
             </w:pPr>
             <w:r/>
@@ -1655,6 +1873,9 @@
           </w:p>
           <w:p>
             <w:pPr>
+              <w:wordWrap w:val="0"/>
+              <w:autoSpaceDE w:val="0"/>
+              <w:autoSpaceDN w:val="0"/>
               <w:spacing w:after="20" w:line="288" w:lineRule="auto"/>
             </w:pPr>
             <w:r>
@@ -1682,6 +1903,9 @@
           </w:tcPr>
           <w:p>
             <w:pPr>
+              <w:wordWrap w:val="0"/>
+              <w:autoSpaceDE w:val="0"/>
+              <w:autoSpaceDN w:val="0"/>
               <w:spacing w:after="20" w:line="288" w:lineRule="auto"/>
             </w:pPr>
             <w:r/>
@@ -1704,6 +1928,9 @@
           </w:tcPr>
           <w:p>
             <w:pPr>
+              <w:wordWrap w:val="0"/>
+              <w:autoSpaceDE w:val="0"/>
+              <w:autoSpaceDN w:val="0"/>
               <w:spacing w:after="20" w:line="288" w:lineRule="auto"/>
             </w:pPr>
             <w:r/>
@@ -1723,11 +1950,17 @@
     </w:tbl>
     <w:p>
       <w:pPr>
+        <w:wordWrap w:val="0"/>
+        <w:autoSpaceDE w:val="0"/>
+        <w:autoSpaceDN w:val="0"/>
         <w:spacing w:after="40"/>
       </w:pPr>
     </w:p>
     <w:p>
       <w:pPr>
+        <w:wordWrap w:val="0"/>
+        <w:autoSpaceDE w:val="0"/>
+        <w:autoSpaceDN w:val="0"/>
         <w:spacing w:after="80" w:before="40"/>
       </w:pPr>
       <w:r>
@@ -1752,8 +1985,18 @@
       </w:r>
     </w:p>
     <w:p>
+      <w:pPr>
+        <w:pageBreakBefore/>
+        <w:wordWrap w:val="0"/>
+        <w:autoSpaceDE w:val="0"/>
+        <w:autoSpaceDN w:val="0"/>
+        <w:spacing w:after="0" w:before="0" w:line="20" w:lineRule="exact"/>
+      </w:pPr>
       <w:r>
-        <w:br w:type="page"/>
+        <w:rPr>
+          <w:sz w:val="2"/>
+        </w:rPr>
+        <w:t xml:space="preserve"> </w:t>
       </w:r>
     </w:p>
     <w:tbl>
@@ -1783,6 +2026,9 @@
           </w:tcPr>
           <w:p>
             <w:pPr>
+              <w:wordWrap w:val="0"/>
+              <w:autoSpaceDE w:val="0"/>
+              <w:autoSpaceDN w:val="0"/>
               <w:spacing w:after="0"/>
             </w:pPr>
             <w:r/>
@@ -1816,6 +2062,9 @@
           </w:tcPr>
           <w:p>
             <w:pPr>
+              <w:wordWrap w:val="0"/>
+              <w:autoSpaceDE w:val="0"/>
+              <w:autoSpaceDN w:val="0"/>
               <w:spacing w:after="0"/>
               <w:jc w:val="right"/>
             </w:pPr>
@@ -1836,11 +2085,17 @@
     </w:tbl>
     <w:p>
       <w:pPr>
+        <w:wordWrap w:val="0"/>
+        <w:autoSpaceDE w:val="0"/>
+        <w:autoSpaceDN w:val="0"/>
         <w:spacing w:after="40"/>
       </w:pPr>
     </w:p>
     <w:p>
       <w:pPr>
+        <w:wordWrap w:val="0"/>
+        <w:autoSpaceDE w:val="0"/>
+        <w:autoSpaceDN w:val="0"/>
         <w:spacing w:after="80"/>
       </w:pPr>
       <w:r>
@@ -1892,6 +2147,9 @@
           </w:tcPr>
           <w:p>
             <w:pPr>
+              <w:wordWrap w:val="0"/>
+              <w:autoSpaceDE w:val="0"/>
+              <w:autoSpaceDN w:val="0"/>
               <w:spacing w:after="20" w:line="288" w:lineRule="auto"/>
               <w:jc w:val="center"/>
             </w:pPr>
@@ -1916,6 +2174,9 @@
           </w:tcPr>
           <w:p>
             <w:pPr>
+              <w:wordWrap w:val="0"/>
+              <w:autoSpaceDE w:val="0"/>
+              <w:autoSpaceDN w:val="0"/>
               <w:spacing w:after="20" w:line="288" w:lineRule="auto"/>
               <w:jc w:val="center"/>
             </w:pPr>
@@ -1940,6 +2201,9 @@
           </w:tcPr>
           <w:p>
             <w:pPr>
+              <w:wordWrap w:val="0"/>
+              <w:autoSpaceDE w:val="0"/>
+              <w:autoSpaceDN w:val="0"/>
               <w:spacing w:after="20" w:line="288" w:lineRule="auto"/>
               <w:jc w:val="center"/>
             </w:pPr>
@@ -1968,6 +2232,9 @@
           </w:tcPr>
           <w:p>
             <w:pPr>
+              <w:wordWrap w:val="0"/>
+              <w:autoSpaceDE w:val="0"/>
+              <w:autoSpaceDN w:val="0"/>
               <w:spacing w:after="20" w:line="288" w:lineRule="auto"/>
             </w:pPr>
             <w:r/>
@@ -1990,6 +2257,9 @@
           </w:tcPr>
           <w:p>
             <w:pPr>
+              <w:wordWrap w:val="0"/>
+              <w:autoSpaceDE w:val="0"/>
+              <w:autoSpaceDN w:val="0"/>
               <w:spacing w:after="20" w:line="288" w:lineRule="auto"/>
             </w:pPr>
             <w:r/>
@@ -2006,6 +2276,9 @@
           </w:p>
           <w:p>
             <w:pPr>
+              <w:wordWrap w:val="0"/>
+              <w:autoSpaceDE w:val="0"/>
+              <w:autoSpaceDN w:val="0"/>
               <w:spacing w:after="20" w:line="288" w:lineRule="auto"/>
             </w:pPr>
             <w:r>
@@ -2027,6 +2300,9 @@
           </w:tcPr>
           <w:p>
             <w:pPr>
+              <w:wordWrap w:val="0"/>
+              <w:autoSpaceDE w:val="0"/>
+              <w:autoSpaceDN w:val="0"/>
               <w:spacing w:after="20" w:line="288" w:lineRule="auto"/>
             </w:pPr>
             <w:r/>
@@ -2043,6 +2319,9 @@
           </w:p>
           <w:p>
             <w:pPr>
+              <w:wordWrap w:val="0"/>
+              <w:autoSpaceDE w:val="0"/>
+              <w:autoSpaceDN w:val="0"/>
               <w:spacing w:after="20" w:line="288" w:lineRule="auto"/>
             </w:pPr>
             <w:r>
@@ -2070,6 +2349,9 @@
           </w:tcPr>
           <w:p>
             <w:pPr>
+              <w:wordWrap w:val="0"/>
+              <w:autoSpaceDE w:val="0"/>
+              <w:autoSpaceDN w:val="0"/>
               <w:spacing w:after="20" w:line="288" w:lineRule="auto"/>
             </w:pPr>
             <w:r/>
@@ -2093,6 +2375,9 @@
           </w:tcPr>
           <w:p>
             <w:pPr>
+              <w:wordWrap w:val="0"/>
+              <w:autoSpaceDE w:val="0"/>
+              <w:autoSpaceDN w:val="0"/>
               <w:spacing w:after="20" w:line="288" w:lineRule="auto"/>
             </w:pPr>
             <w:r/>
@@ -2109,6 +2394,9 @@
           </w:p>
           <w:p>
             <w:pPr>
+              <w:wordWrap w:val="0"/>
+              <w:autoSpaceDE w:val="0"/>
+              <w:autoSpaceDN w:val="0"/>
               <w:spacing w:after="20" w:line="288" w:lineRule="auto"/>
             </w:pPr>
             <w:r>
@@ -2131,6 +2419,9 @@
           </w:tcPr>
           <w:p>
             <w:pPr>
+              <w:wordWrap w:val="0"/>
+              <w:autoSpaceDE w:val="0"/>
+              <w:autoSpaceDN w:val="0"/>
               <w:spacing w:after="20" w:line="288" w:lineRule="auto"/>
             </w:pPr>
             <w:r/>
@@ -2158,6 +2449,9 @@
           </w:tcPr>
           <w:p>
             <w:pPr>
+              <w:wordWrap w:val="0"/>
+              <w:autoSpaceDE w:val="0"/>
+              <w:autoSpaceDN w:val="0"/>
               <w:spacing w:after="20" w:line="288" w:lineRule="auto"/>
             </w:pPr>
             <w:r/>
@@ -2180,6 +2474,9 @@
           </w:tcPr>
           <w:p>
             <w:pPr>
+              <w:wordWrap w:val="0"/>
+              <w:autoSpaceDE w:val="0"/>
+              <w:autoSpaceDN w:val="0"/>
               <w:spacing w:after="20" w:line="288" w:lineRule="auto"/>
             </w:pPr>
             <w:r/>
@@ -2196,6 +2493,9 @@
           </w:p>
           <w:p>
             <w:pPr>
+              <w:wordWrap w:val="0"/>
+              <w:autoSpaceDE w:val="0"/>
+              <w:autoSpaceDN w:val="0"/>
               <w:spacing w:after="20" w:line="288" w:lineRule="auto"/>
             </w:pPr>
             <w:r>
@@ -2217,6 +2517,9 @@
           </w:tcPr>
           <w:p>
             <w:pPr>
+              <w:wordWrap w:val="0"/>
+              <w:autoSpaceDE w:val="0"/>
+              <w:autoSpaceDN w:val="0"/>
               <w:spacing w:after="20" w:line="288" w:lineRule="auto"/>
             </w:pPr>
             <w:r/>
@@ -2245,6 +2548,9 @@
           </w:tcPr>
           <w:p>
             <w:pPr>
+              <w:wordWrap w:val="0"/>
+              <w:autoSpaceDE w:val="0"/>
+              <w:autoSpaceDN w:val="0"/>
               <w:spacing w:after="20" w:line="288" w:lineRule="auto"/>
             </w:pPr>
             <w:r/>
@@ -2268,6 +2574,9 @@
           </w:tcPr>
           <w:p>
             <w:pPr>
+              <w:wordWrap w:val="0"/>
+              <w:autoSpaceDE w:val="0"/>
+              <w:autoSpaceDN w:val="0"/>
               <w:spacing w:after="20" w:line="288" w:lineRule="auto"/>
             </w:pPr>
             <w:r/>
@@ -2291,6 +2600,9 @@
           </w:tcPr>
           <w:p>
             <w:pPr>
+              <w:wordWrap w:val="0"/>
+              <w:autoSpaceDE w:val="0"/>
+              <w:autoSpaceDN w:val="0"/>
               <w:spacing w:after="20" w:line="288" w:lineRule="auto"/>
             </w:pPr>
             <w:r/>
@@ -2302,7 +2614,25 @@
                 <w:color w:val="1F2933"/>
                 <w:sz w:val="19"/>
               </w:rPr>
-              <w:t>문주 1, 옥외 난간대 1, 동 외벽 3개 동(201·205·209동), 단지 내 문구 707점, 주차등록증(새 디자인) 1,166개</w:t>
+              <w:t>문주, 옥외 난간대, 동 외벽(201·205·209동)</w:t>
+            </w:r>
+          </w:p>
+          <w:p>
+            <w:pPr>
+              <w:wordWrap w:val="0"/>
+              <w:autoSpaceDE w:val="0"/>
+              <w:autoSpaceDN w:val="0"/>
+              <w:spacing w:after="20" w:line="288" w:lineRule="auto"/>
+            </w:pPr>
+            <w:r>
+              <w:rPr>
+                <w:rFonts w:ascii="맑은 고딕" w:hAnsi="맑은 고딕" w:eastAsia="맑은 고딕"/>
+                <w:b w:val="0"/>
+                <w:i w:val="0"/>
+                <w:color w:val="1F2933"/>
+                <w:sz w:val="19"/>
+              </w:rPr>
+              <w:t>단지 내 문구, 주차등록증(새 디자인)</w:t>
             </w:r>
           </w:p>
         </w:tc>
@@ -2318,6 +2648,9 @@
           </w:tcPr>
           <w:p>
             <w:pPr>
+              <w:wordWrap w:val="0"/>
+              <w:autoSpaceDE w:val="0"/>
+              <w:autoSpaceDN w:val="0"/>
               <w:spacing w:after="20" w:line="288" w:lineRule="auto"/>
             </w:pPr>
             <w:r/>
@@ -2340,6 +2673,9 @@
           </w:tcPr>
           <w:p>
             <w:pPr>
+              <w:wordWrap w:val="0"/>
+              <w:autoSpaceDE w:val="0"/>
+              <w:autoSpaceDN w:val="0"/>
               <w:spacing w:after="20" w:line="288" w:lineRule="auto"/>
             </w:pPr>
             <w:r/>
@@ -2356,6 +2692,9 @@
           </w:p>
           <w:p>
             <w:pPr>
+              <w:wordWrap w:val="0"/>
+              <w:autoSpaceDE w:val="0"/>
+              <w:autoSpaceDN w:val="0"/>
               <w:spacing w:after="20" w:line="288" w:lineRule="auto"/>
             </w:pPr>
             <w:r>
@@ -2377,6 +2716,9 @@
           </w:tcPr>
           <w:p>
             <w:pPr>
+              <w:wordWrap w:val="0"/>
+              <w:autoSpaceDE w:val="0"/>
+              <w:autoSpaceDN w:val="0"/>
               <w:spacing w:after="20" w:line="288" w:lineRule="auto"/>
             </w:pPr>
             <w:r/>
@@ -2388,11 +2730,14 @@
                 <w:color w:val="1F2933"/>
                 <w:sz w:val="19"/>
               </w:rPr>
-              <w:t>정문 입·출구 주차관제 시스템 22점</w:t>
-            </w:r>
-          </w:p>
-          <w:p>
-            <w:pPr>
+              <w:t>주차관제 시스템 업그레이드 (기존 구형 시스템은 유지 관리가 어려워 교체·개선하고, 키오스크를 추가 설치)</w:t>
+            </w:r>
+          </w:p>
+          <w:p>
+            <w:pPr>
+              <w:wordWrap w:val="0"/>
+              <w:autoSpaceDE w:val="0"/>
+              <w:autoSpaceDN w:val="0"/>
               <w:spacing w:after="20" w:line="288" w:lineRule="auto"/>
             </w:pPr>
             <w:r>
@@ -2420,6 +2765,9 @@
           </w:tcPr>
           <w:p>
             <w:pPr>
+              <w:wordWrap w:val="0"/>
+              <w:autoSpaceDE w:val="0"/>
+              <w:autoSpaceDN w:val="0"/>
               <w:spacing w:after="20" w:line="288" w:lineRule="auto"/>
             </w:pPr>
             <w:r/>
@@ -2443,6 +2791,9 @@
           </w:tcPr>
           <w:p>
             <w:pPr>
+              <w:wordWrap w:val="0"/>
+              <w:autoSpaceDE w:val="0"/>
+              <w:autoSpaceDN w:val="0"/>
               <w:spacing w:after="20" w:line="288" w:lineRule="auto"/>
             </w:pPr>
             <w:r/>
@@ -2459,6 +2810,9 @@
           </w:p>
           <w:p>
             <w:pPr>
+              <w:wordWrap w:val="0"/>
+              <w:autoSpaceDE w:val="0"/>
+              <w:autoSpaceDN w:val="0"/>
               <w:spacing w:after="20" w:line="288" w:lineRule="auto"/>
             </w:pPr>
             <w:r>
@@ -2481,6 +2835,9 @@
           </w:tcPr>
           <w:p>
             <w:pPr>
+              <w:wordWrap w:val="0"/>
+              <w:autoSpaceDE w:val="0"/>
+              <w:autoSpaceDN w:val="0"/>
               <w:spacing w:after="20" w:line="288" w:lineRule="auto"/>
             </w:pPr>
             <w:r/>
@@ -2497,6 +2854,9 @@
           </w:p>
           <w:p>
             <w:pPr>
+              <w:wordWrap w:val="0"/>
+              <w:autoSpaceDE w:val="0"/>
+              <w:autoSpaceDN w:val="0"/>
               <w:spacing w:after="20" w:line="288" w:lineRule="auto"/>
             </w:pPr>
             <w:r>
@@ -2507,7 +2867,7 @@
                 <w:color w:val="1F2933"/>
                 <w:sz w:val="19"/>
               </w:rPr>
-              <w:t>입대의는 기기만 2대를 구입하기보다 1대를 구입하고 부대 물품 비용을 확보하는 편이 운영 효율 면에서 낫다고 판단했습니다.</w:t>
+              <w:t>기기 2대만 구입하기보다 1대를 구입하고 운영에 필요한 부대 물품 비용까지 확보하는 편이 운영 효율 면에서 유리하다고 판단했습니다.</w:t>
             </w:r>
           </w:p>
         </w:tc>
@@ -2523,6 +2883,9 @@
           </w:tcPr>
           <w:p>
             <w:pPr>
+              <w:wordWrap w:val="0"/>
+              <w:autoSpaceDE w:val="0"/>
+              <w:autoSpaceDN w:val="0"/>
               <w:spacing w:after="20" w:line="288" w:lineRule="auto"/>
             </w:pPr>
             <w:r/>
@@ -2545,6 +2908,9 @@
           </w:tcPr>
           <w:p>
             <w:pPr>
+              <w:wordWrap w:val="0"/>
+              <w:autoSpaceDE w:val="0"/>
+              <w:autoSpaceDN w:val="0"/>
               <w:spacing w:after="20" w:line="288" w:lineRule="auto"/>
             </w:pPr>
             <w:r/>
@@ -2567,6 +2933,9 @@
           </w:tcPr>
           <w:p>
             <w:pPr>
+              <w:wordWrap w:val="0"/>
+              <w:autoSpaceDE w:val="0"/>
+              <w:autoSpaceDN w:val="0"/>
               <w:spacing w:after="20" w:line="288" w:lineRule="auto"/>
             </w:pPr>
             <w:r/>
@@ -2595,6 +2964,9 @@
           </w:tcPr>
           <w:p>
             <w:pPr>
+              <w:wordWrap w:val="0"/>
+              <w:autoSpaceDE w:val="0"/>
+              <w:autoSpaceDN w:val="0"/>
               <w:spacing w:after="20" w:line="288" w:lineRule="auto"/>
             </w:pPr>
             <w:r/>
@@ -2618,6 +2990,9 @@
           </w:tcPr>
           <w:p>
             <w:pPr>
+              <w:wordWrap w:val="0"/>
+              <w:autoSpaceDE w:val="0"/>
+              <w:autoSpaceDN w:val="0"/>
               <w:spacing w:after="20" w:line="288" w:lineRule="auto"/>
             </w:pPr>
             <w:r/>
@@ -2641,6 +3016,9 @@
           </w:tcPr>
           <w:p>
             <w:pPr>
+              <w:wordWrap w:val="0"/>
+              <w:autoSpaceDE w:val="0"/>
+              <w:autoSpaceDN w:val="0"/>
               <w:spacing w:after="20" w:line="288" w:lineRule="auto"/>
             </w:pPr>
             <w:r/>
@@ -2668,6 +3046,9 @@
           </w:tcPr>
           <w:p>
             <w:pPr>
+              <w:wordWrap w:val="0"/>
+              <w:autoSpaceDE w:val="0"/>
+              <w:autoSpaceDN w:val="0"/>
               <w:spacing w:after="20" w:line="288" w:lineRule="auto"/>
             </w:pPr>
             <w:r/>
@@ -2690,6 +3071,9 @@
           </w:tcPr>
           <w:p>
             <w:pPr>
+              <w:wordWrap w:val="0"/>
+              <w:autoSpaceDE w:val="0"/>
+              <w:autoSpaceDN w:val="0"/>
               <w:spacing w:after="20" w:line="288" w:lineRule="auto"/>
             </w:pPr>
             <w:r/>
@@ -2712,6 +3096,9 @@
           </w:tcPr>
           <w:p>
             <w:pPr>
+              <w:wordWrap w:val="0"/>
+              <w:autoSpaceDE w:val="0"/>
+              <w:autoSpaceDN w:val="0"/>
               <w:spacing w:after="20" w:line="288" w:lineRule="auto"/>
             </w:pPr>
             <w:r/>
@@ -2723,11 +3110,14 @@
                 <w:color w:val="1F2933"/>
                 <w:sz w:val="19"/>
               </w:rPr>
-              <w:t>잔디광장 고무블록 130㎡·벤치 4세트</w:t>
-            </w:r>
-          </w:p>
-          <w:p>
-            <w:pPr>
+              <w:t>잔디광장 고무블록 130㎡</w:t>
+            </w:r>
+          </w:p>
+          <w:p>
+            <w:pPr>
+              <w:wordWrap w:val="0"/>
+              <w:autoSpaceDE w:val="0"/>
+              <w:autoSpaceDN w:val="0"/>
               <w:spacing w:after="20" w:line="288" w:lineRule="auto"/>
             </w:pPr>
             <w:r>
@@ -2738,11 +3128,14 @@
                 <w:color w:val="1F2933"/>
                 <w:sz w:val="19"/>
               </w:rPr>
-              <w:t>스쿨버스 이동식 승강장 부스 1세트</w:t>
-            </w:r>
-          </w:p>
-          <w:p>
-            <w:pPr>
+              <w:t>스쿨버스 이동식 승강장 부스</w:t>
+            </w:r>
+          </w:p>
+          <w:p>
+            <w:pPr>
+              <w:wordWrap w:val="0"/>
+              <w:autoSpaceDE w:val="0"/>
+              <w:autoSpaceDN w:val="0"/>
               <w:spacing w:after="20" w:line="288" w:lineRule="auto"/>
             </w:pPr>
             <w:r>
@@ -2753,7 +3146,7 @@
                 <w:color w:val="1F2933"/>
                 <w:sz w:val="19"/>
               </w:rPr>
-              <w:t>헬스장 기구 3종·스트레칭 용품 13세트·스트레칭룸 공사</w:t>
+              <w:t>헬스장 기구 3종 추가, 스트레칭 용품, 스트레칭룸 공사</w:t>
             </w:r>
           </w:p>
         </w:tc>
@@ -2770,6 +3163,9 @@
           </w:tcPr>
           <w:p>
             <w:pPr>
+              <w:wordWrap w:val="0"/>
+              <w:autoSpaceDE w:val="0"/>
+              <w:autoSpaceDN w:val="0"/>
               <w:spacing w:after="20" w:line="288" w:lineRule="auto"/>
             </w:pPr>
             <w:r/>
@@ -2793,6 +3189,9 @@
           </w:tcPr>
           <w:p>
             <w:pPr>
+              <w:wordWrap w:val="0"/>
+              <w:autoSpaceDE w:val="0"/>
+              <w:autoSpaceDN w:val="0"/>
               <w:spacing w:after="20" w:line="288" w:lineRule="auto"/>
             </w:pPr>
             <w:r/>
@@ -2816,6 +3215,9 @@
           </w:tcPr>
           <w:p>
             <w:pPr>
+              <w:wordWrap w:val="0"/>
+              <w:autoSpaceDE w:val="0"/>
+              <w:autoSpaceDN w:val="0"/>
               <w:spacing w:after="20" w:line="288" w:lineRule="auto"/>
             </w:pPr>
             <w:r/>
@@ -2835,12 +3237,25 @@
     </w:tbl>
     <w:p>
       <w:pPr>
+        <w:wordWrap w:val="0"/>
+        <w:autoSpaceDE w:val="0"/>
+        <w:autoSpaceDN w:val="0"/>
         <w:spacing w:after="40"/>
       </w:pPr>
     </w:p>
     <w:p>
+      <w:pPr>
+        <w:pageBreakBefore/>
+        <w:wordWrap w:val="0"/>
+        <w:autoSpaceDE w:val="0"/>
+        <w:autoSpaceDN w:val="0"/>
+        <w:spacing w:after="0" w:before="0" w:line="20" w:lineRule="exact"/>
+      </w:pPr>
       <w:r>
-        <w:br w:type="page"/>
+        <w:rPr>
+          <w:sz w:val="2"/>
+        </w:rPr>
+        <w:t xml:space="preserve"> </w:t>
       </w:r>
     </w:p>
     <w:tbl>
@@ -2870,6 +3285,9 @@
           </w:tcPr>
           <w:p>
             <w:pPr>
+              <w:wordWrap w:val="0"/>
+              <w:autoSpaceDE w:val="0"/>
+              <w:autoSpaceDN w:val="0"/>
               <w:spacing w:after="0"/>
             </w:pPr>
             <w:r/>
@@ -2903,6 +3321,9 @@
           </w:tcPr>
           <w:p>
             <w:pPr>
+              <w:wordWrap w:val="0"/>
+              <w:autoSpaceDE w:val="0"/>
+              <w:autoSpaceDN w:val="0"/>
               <w:spacing w:after="0"/>
               <w:jc w:val="right"/>
             </w:pPr>
@@ -2923,11 +3344,17 @@
     </w:tbl>
     <w:p>
       <w:pPr>
+        <w:wordWrap w:val="0"/>
+        <w:autoSpaceDE w:val="0"/>
+        <w:autoSpaceDN w:val="0"/>
         <w:spacing w:after="40"/>
       </w:pPr>
     </w:p>
     <w:p>
       <w:pPr>
+        <w:wordWrap w:val="0"/>
+        <w:autoSpaceDE w:val="0"/>
+        <w:autoSpaceDN w:val="0"/>
         <w:spacing w:after="80"/>
       </w:pPr>
       <w:r>
@@ -2979,6 +3406,9 @@
           </w:tcPr>
           <w:p>
             <w:pPr>
+              <w:wordWrap w:val="0"/>
+              <w:autoSpaceDE w:val="0"/>
+              <w:autoSpaceDN w:val="0"/>
               <w:spacing w:after="20" w:line="288" w:lineRule="auto"/>
               <w:jc w:val="center"/>
             </w:pPr>
@@ -3003,6 +3433,9 @@
           </w:tcPr>
           <w:p>
             <w:pPr>
+              <w:wordWrap w:val="0"/>
+              <w:autoSpaceDE w:val="0"/>
+              <w:autoSpaceDN w:val="0"/>
               <w:spacing w:after="20" w:line="288" w:lineRule="auto"/>
               <w:jc w:val="center"/>
             </w:pPr>
@@ -3027,6 +3460,9 @@
           </w:tcPr>
           <w:p>
             <w:pPr>
+              <w:wordWrap w:val="0"/>
+              <w:autoSpaceDE w:val="0"/>
+              <w:autoSpaceDN w:val="0"/>
               <w:spacing w:after="20" w:line="288" w:lineRule="auto"/>
               <w:jc w:val="center"/>
             </w:pPr>
@@ -3055,6 +3491,9 @@
           </w:tcPr>
           <w:p>
             <w:pPr>
+              <w:wordWrap w:val="0"/>
+              <w:autoSpaceDE w:val="0"/>
+              <w:autoSpaceDN w:val="0"/>
               <w:spacing w:after="20" w:line="288" w:lineRule="auto"/>
               <w:jc w:val="center"/>
             </w:pPr>
@@ -3078,6 +3517,9 @@
           </w:tcPr>
           <w:p>
             <w:pPr>
+              <w:wordWrap w:val="0"/>
+              <w:autoSpaceDE w:val="0"/>
+              <w:autoSpaceDN w:val="0"/>
               <w:spacing w:after="20" w:line="288" w:lineRule="auto"/>
             </w:pPr>
             <w:r/>
@@ -3100,6 +3542,9 @@
           </w:tcPr>
           <w:p>
             <w:pPr>
+              <w:wordWrap w:val="0"/>
+              <w:autoSpaceDE w:val="0"/>
+              <w:autoSpaceDN w:val="0"/>
               <w:spacing w:after="20" w:line="288" w:lineRule="auto"/>
               <w:jc w:val="center"/>
             </w:pPr>
@@ -3129,6 +3574,9 @@
           </w:tcPr>
           <w:p>
             <w:pPr>
+              <w:wordWrap w:val="0"/>
+              <w:autoSpaceDE w:val="0"/>
+              <w:autoSpaceDN w:val="0"/>
               <w:spacing w:after="20" w:line="288" w:lineRule="auto"/>
               <w:jc w:val="center"/>
             </w:pPr>
@@ -3153,6 +3601,9 @@
           </w:tcPr>
           <w:p>
             <w:pPr>
+              <w:wordWrap w:val="0"/>
+              <w:autoSpaceDE w:val="0"/>
+              <w:autoSpaceDN w:val="0"/>
               <w:spacing w:after="20" w:line="288" w:lineRule="auto"/>
             </w:pPr>
             <w:r/>
@@ -3169,6 +3620,9 @@
           </w:p>
           <w:p>
             <w:pPr>
+              <w:wordWrap w:val="0"/>
+              <w:autoSpaceDE w:val="0"/>
+              <w:autoSpaceDN w:val="0"/>
               <w:spacing w:after="20" w:line="288" w:lineRule="auto"/>
             </w:pPr>
             <w:r>
@@ -3191,6 +3645,9 @@
           </w:tcPr>
           <w:p>
             <w:pPr>
+              <w:wordWrap w:val="0"/>
+              <w:autoSpaceDE w:val="0"/>
+              <w:autoSpaceDN w:val="0"/>
               <w:spacing w:after="20" w:line="288" w:lineRule="auto"/>
               <w:jc w:val="center"/>
             </w:pPr>
@@ -3219,6 +3676,9 @@
           </w:tcPr>
           <w:p>
             <w:pPr>
+              <w:wordWrap w:val="0"/>
+              <w:autoSpaceDE w:val="0"/>
+              <w:autoSpaceDN w:val="0"/>
               <w:spacing w:after="20" w:line="288" w:lineRule="auto"/>
               <w:jc w:val="center"/>
             </w:pPr>
@@ -3242,6 +3702,9 @@
           </w:tcPr>
           <w:p>
             <w:pPr>
+              <w:wordWrap w:val="0"/>
+              <w:autoSpaceDE w:val="0"/>
+              <w:autoSpaceDN w:val="0"/>
               <w:spacing w:after="20" w:line="288" w:lineRule="auto"/>
             </w:pPr>
             <w:r/>
@@ -3264,6 +3727,9 @@
           </w:tcPr>
           <w:p>
             <w:pPr>
+              <w:wordWrap w:val="0"/>
+              <w:autoSpaceDE w:val="0"/>
+              <w:autoSpaceDN w:val="0"/>
               <w:spacing w:after="20" w:line="288" w:lineRule="auto"/>
               <w:jc w:val="center"/>
             </w:pPr>
@@ -3293,6 +3759,9 @@
           </w:tcPr>
           <w:p>
             <w:pPr>
+              <w:wordWrap w:val="0"/>
+              <w:autoSpaceDE w:val="0"/>
+              <w:autoSpaceDN w:val="0"/>
               <w:spacing w:after="20" w:line="288" w:lineRule="auto"/>
               <w:jc w:val="center"/>
             </w:pPr>
@@ -3317,6 +3786,9 @@
           </w:tcPr>
           <w:p>
             <w:pPr>
+              <w:wordWrap w:val="0"/>
+              <w:autoSpaceDE w:val="0"/>
+              <w:autoSpaceDN w:val="0"/>
               <w:spacing w:after="20" w:line="288" w:lineRule="auto"/>
             </w:pPr>
             <w:r/>
@@ -3333,6 +3805,9 @@
           </w:p>
           <w:p>
             <w:pPr>
+              <w:wordWrap w:val="0"/>
+              <w:autoSpaceDE w:val="0"/>
+              <w:autoSpaceDN w:val="0"/>
               <w:spacing w:after="20" w:line="288" w:lineRule="auto"/>
             </w:pPr>
             <w:r>
@@ -3348,6 +3823,9 @@
           </w:p>
           <w:p>
             <w:pPr>
+              <w:wordWrap w:val="0"/>
+              <w:autoSpaceDE w:val="0"/>
+              <w:autoSpaceDN w:val="0"/>
               <w:spacing w:after="20" w:line="288" w:lineRule="auto"/>
             </w:pPr>
             <w:r>
@@ -3370,6 +3848,9 @@
           </w:tcPr>
           <w:p>
             <w:pPr>
+              <w:wordWrap w:val="0"/>
+              <w:autoSpaceDE w:val="0"/>
+              <w:autoSpaceDN w:val="0"/>
               <w:spacing w:after="20" w:line="288" w:lineRule="auto"/>
               <w:jc w:val="center"/>
             </w:pPr>
@@ -3399,6 +3880,9 @@
           </w:tcPr>
           <w:p>
             <w:pPr>
+              <w:wordWrap w:val="0"/>
+              <w:autoSpaceDE w:val="0"/>
+              <w:autoSpaceDN w:val="0"/>
               <w:spacing w:after="20" w:line="288" w:lineRule="auto"/>
               <w:jc w:val="center"/>
             </w:pPr>
@@ -3422,6 +3906,9 @@
           </w:tcPr>
           <w:p>
             <w:pPr>
+              <w:wordWrap w:val="0"/>
+              <w:autoSpaceDE w:val="0"/>
+              <w:autoSpaceDN w:val="0"/>
               <w:spacing w:after="20" w:line="288" w:lineRule="auto"/>
             </w:pPr>
             <w:r/>
@@ -3445,6 +3932,9 @@
           </w:tcPr>
           <w:p>
             <w:pPr>
+              <w:wordWrap w:val="0"/>
+              <w:autoSpaceDE w:val="0"/>
+              <w:autoSpaceDN w:val="0"/>
               <w:spacing w:after="20" w:line="288" w:lineRule="auto"/>
               <w:jc w:val="center"/>
             </w:pPr>
@@ -3465,11 +3955,17 @@
     </w:tbl>
     <w:p>
       <w:pPr>
+        <w:wordWrap w:val="0"/>
+        <w:autoSpaceDE w:val="0"/>
+        <w:autoSpaceDN w:val="0"/>
         <w:spacing w:after="40"/>
       </w:pPr>
     </w:p>
     <w:p>
       <w:pPr>
+        <w:wordWrap w:val="0"/>
+        <w:autoSpaceDE w:val="0"/>
+        <w:autoSpaceDN w:val="0"/>
         <w:spacing w:after="60" w:before="160"/>
       </w:pPr>
       <w:r>
@@ -3531,6 +4027,9 @@
           </w:tcPr>
           <w:p>
             <w:pPr>
+              <w:wordWrap w:val="0"/>
+              <w:autoSpaceDE w:val="0"/>
+              <w:autoSpaceDN w:val="0"/>
               <w:spacing w:after="20" w:line="288" w:lineRule="auto"/>
               <w:jc w:val="center"/>
             </w:pPr>
@@ -3555,6 +4054,9 @@
           </w:tcPr>
           <w:p>
             <w:pPr>
+              <w:wordWrap w:val="0"/>
+              <w:autoSpaceDE w:val="0"/>
+              <w:autoSpaceDN w:val="0"/>
               <w:spacing w:after="20" w:line="288" w:lineRule="auto"/>
               <w:jc w:val="center"/>
             </w:pPr>
@@ -3583,6 +4085,9 @@
           </w:tcPr>
           <w:p>
             <w:pPr>
+              <w:wordWrap w:val="0"/>
+              <w:autoSpaceDE w:val="0"/>
+              <w:autoSpaceDN w:val="0"/>
               <w:spacing w:after="20" w:line="288" w:lineRule="auto"/>
             </w:pPr>
             <w:r/>
@@ -3605,6 +4110,9 @@
           </w:tcPr>
           <w:p>
             <w:pPr>
+              <w:wordWrap w:val="0"/>
+              <w:autoSpaceDE w:val="0"/>
+              <w:autoSpaceDN w:val="0"/>
               <w:spacing w:after="20" w:line="288" w:lineRule="auto"/>
               <w:jc w:val="center"/>
             </w:pPr>
@@ -3634,6 +4142,9 @@
           </w:tcPr>
           <w:p>
             <w:pPr>
+              <w:wordWrap w:val="0"/>
+              <w:autoSpaceDE w:val="0"/>
+              <w:autoSpaceDN w:val="0"/>
               <w:spacing w:after="20" w:line="288" w:lineRule="auto"/>
             </w:pPr>
             <w:r/>
@@ -3657,6 +4168,9 @@
           </w:tcPr>
           <w:p>
             <w:pPr>
+              <w:wordWrap w:val="0"/>
+              <w:autoSpaceDE w:val="0"/>
+              <w:autoSpaceDN w:val="0"/>
               <w:spacing w:after="20" w:line="288" w:lineRule="auto"/>
               <w:jc w:val="center"/>
             </w:pPr>
@@ -3685,6 +4199,9 @@
           </w:tcPr>
           <w:p>
             <w:pPr>
+              <w:wordWrap w:val="0"/>
+              <w:autoSpaceDE w:val="0"/>
+              <w:autoSpaceDN w:val="0"/>
               <w:spacing w:after="20" w:line="288" w:lineRule="auto"/>
             </w:pPr>
             <w:r/>
@@ -3707,6 +4224,9 @@
           </w:tcPr>
           <w:p>
             <w:pPr>
+              <w:wordWrap w:val="0"/>
+              <w:autoSpaceDE w:val="0"/>
+              <w:autoSpaceDN w:val="0"/>
               <w:spacing w:after="20" w:line="288" w:lineRule="auto"/>
               <w:jc w:val="center"/>
             </w:pPr>
@@ -3736,6 +4256,9 @@
           </w:tcPr>
           <w:p>
             <w:pPr>
+              <w:wordWrap w:val="0"/>
+              <w:autoSpaceDE w:val="0"/>
+              <w:autoSpaceDN w:val="0"/>
               <w:spacing w:after="20" w:line="288" w:lineRule="auto"/>
             </w:pPr>
             <w:r/>
@@ -3759,6 +4282,9 @@
           </w:tcPr>
           <w:p>
             <w:pPr>
+              <w:wordWrap w:val="0"/>
+              <w:autoSpaceDE w:val="0"/>
+              <w:autoSpaceDN w:val="0"/>
               <w:spacing w:after="20" w:line="288" w:lineRule="auto"/>
               <w:jc w:val="center"/>
             </w:pPr>
@@ -3779,6 +4305,9 @@
     </w:tbl>
     <w:p>
       <w:pPr>
+        <w:wordWrap w:val="0"/>
+        <w:autoSpaceDE w:val="0"/>
+        <w:autoSpaceDN w:val="0"/>
         <w:spacing w:after="40"/>
       </w:pPr>
     </w:p>
@@ -3808,6 +4337,9 @@
           </w:tcPr>
           <w:p>
             <w:pPr>
+              <w:wordWrap w:val="0"/>
+              <w:autoSpaceDE w:val="0"/>
+              <w:autoSpaceDN w:val="0"/>
               <w:spacing w:after="20" w:line="288" w:lineRule="auto"/>
             </w:pPr>
             <w:r/>
@@ -3827,11 +4359,17 @@
     </w:tbl>
     <w:p>
       <w:pPr>
+        <w:wordWrap w:val="0"/>
+        <w:autoSpaceDE w:val="0"/>
+        <w:autoSpaceDN w:val="0"/>
         <w:spacing w:after="40"/>
       </w:pPr>
     </w:p>
     <w:p>
       <w:pPr>
+        <w:wordWrap w:val="0"/>
+        <w:autoSpaceDE w:val="0"/>
+        <w:autoSpaceDN w:val="0"/>
         <w:spacing w:after="80" w:before="40"/>
       </w:pPr>
       <w:r>
@@ -3856,8 +4394,18 @@
       </w:r>
     </w:p>
     <w:p>
+      <w:pPr>
+        <w:pageBreakBefore/>
+        <w:wordWrap w:val="0"/>
+        <w:autoSpaceDE w:val="0"/>
+        <w:autoSpaceDN w:val="0"/>
+        <w:spacing w:after="0" w:before="0" w:line="20" w:lineRule="exact"/>
+      </w:pPr>
       <w:r>
-        <w:br w:type="page"/>
+        <w:rPr>
+          <w:sz w:val="2"/>
+        </w:rPr>
+        <w:t xml:space="preserve"> </w:t>
       </w:r>
     </w:p>
     <w:tbl>
@@ -3887,6 +4435,9 @@
           </w:tcPr>
           <w:p>
             <w:pPr>
+              <w:wordWrap w:val="0"/>
+              <w:autoSpaceDE w:val="0"/>
+              <w:autoSpaceDN w:val="0"/>
               <w:spacing w:after="0"/>
             </w:pPr>
             <w:r/>
@@ -3920,6 +4471,9 @@
           </w:tcPr>
           <w:p>
             <w:pPr>
+              <w:wordWrap w:val="0"/>
+              <w:autoSpaceDE w:val="0"/>
+              <w:autoSpaceDN w:val="0"/>
               <w:spacing w:after="0"/>
               <w:jc w:val="right"/>
             </w:pPr>
@@ -3940,6 +4494,9 @@
     </w:tbl>
     <w:p>
       <w:pPr>
+        <w:wordWrap w:val="0"/>
+        <w:autoSpaceDE w:val="0"/>
+        <w:autoSpaceDN w:val="0"/>
         <w:spacing w:after="40"/>
       </w:pPr>
     </w:p>
@@ -3981,6 +4538,9 @@
           </w:tcPr>
           <w:p>
             <w:pPr>
+              <w:wordWrap w:val="0"/>
+              <w:autoSpaceDE w:val="0"/>
+              <w:autoSpaceDN w:val="0"/>
               <w:spacing w:after="20" w:line="288" w:lineRule="auto"/>
             </w:pPr>
             <w:r/>
@@ -4003,6 +4563,9 @@
           </w:tcPr>
           <w:p>
             <w:pPr>
+              <w:wordWrap w:val="0"/>
+              <w:autoSpaceDE w:val="0"/>
+              <w:autoSpaceDN w:val="0"/>
               <w:spacing w:after="20" w:line="288" w:lineRule="auto"/>
             </w:pPr>
             <w:r/>
@@ -4031,6 +4594,9 @@
           </w:tcPr>
           <w:p>
             <w:pPr>
+              <w:wordWrap w:val="0"/>
+              <w:autoSpaceDE w:val="0"/>
+              <w:autoSpaceDN w:val="0"/>
               <w:spacing w:after="20" w:line="288" w:lineRule="auto"/>
             </w:pPr>
             <w:r/>
@@ -4053,6 +4619,9 @@
           </w:tcPr>
           <w:p>
             <w:pPr>
+              <w:wordWrap w:val="0"/>
+              <w:autoSpaceDE w:val="0"/>
+              <w:autoSpaceDN w:val="0"/>
               <w:spacing w:after="20" w:line="288" w:lineRule="auto"/>
             </w:pPr>
             <w:r/>
@@ -4081,6 +4650,9 @@
           </w:tcPr>
           <w:p>
             <w:pPr>
+              <w:wordWrap w:val="0"/>
+              <w:autoSpaceDE w:val="0"/>
+              <w:autoSpaceDN w:val="0"/>
               <w:spacing w:after="20" w:line="288" w:lineRule="auto"/>
             </w:pPr>
             <w:r/>
@@ -4103,6 +4675,9 @@
           </w:tcPr>
           <w:p>
             <w:pPr>
+              <w:wordWrap w:val="0"/>
+              <w:autoSpaceDE w:val="0"/>
+              <w:autoSpaceDN w:val="0"/>
               <w:spacing w:after="20" w:line="288" w:lineRule="auto"/>
             </w:pPr>
             <w:r/>
@@ -4114,7 +4689,7 @@
                 <w:color w:val="1F2933"/>
                 <w:sz w:val="19"/>
               </w:rPr>
-              <w:t>영문 ARTERA, 국문 '지축역 아테라'</w:t>
+              <w:t>영문 ARTERA, 국문 '지축역아테라'</w:t>
             </w:r>
           </w:p>
         </w:tc>
@@ -4122,11 +4697,17 @@
     </w:tbl>
     <w:p>
       <w:pPr>
+        <w:wordWrap w:val="0"/>
+        <w:autoSpaceDE w:val="0"/>
+        <w:autoSpaceDN w:val="0"/>
         <w:spacing w:after="40"/>
       </w:pPr>
     </w:p>
     <w:p>
       <w:pPr>
+        <w:wordWrap w:val="0"/>
+        <w:autoSpaceDE w:val="0"/>
+        <w:autoSpaceDN w:val="0"/>
         <w:spacing w:after="60" w:before="160"/>
       </w:pPr>
       <w:r>
@@ -4190,6 +4771,9 @@
           </w:tcPr>
           <w:p>
             <w:pPr>
+              <w:wordWrap w:val="0"/>
+              <w:autoSpaceDE w:val="0"/>
+              <w:autoSpaceDN w:val="0"/>
               <w:spacing w:after="20" w:line="288" w:lineRule="auto"/>
               <w:jc w:val="center"/>
             </w:pPr>
@@ -4214,6 +4798,9 @@
           </w:tcPr>
           <w:p>
             <w:pPr>
+              <w:wordWrap w:val="0"/>
+              <w:autoSpaceDE w:val="0"/>
+              <w:autoSpaceDN w:val="0"/>
               <w:spacing w:after="20" w:line="288" w:lineRule="auto"/>
               <w:jc w:val="center"/>
             </w:pPr>
@@ -4238,6 +4825,9 @@
           </w:tcPr>
           <w:p>
             <w:pPr>
+              <w:wordWrap w:val="0"/>
+              <w:autoSpaceDE w:val="0"/>
+              <w:autoSpaceDN w:val="0"/>
               <w:spacing w:after="20" w:line="288" w:lineRule="auto"/>
               <w:jc w:val="center"/>
             </w:pPr>
@@ -4262,6 +4852,9 @@
           </w:tcPr>
           <w:p>
             <w:pPr>
+              <w:wordWrap w:val="0"/>
+              <w:autoSpaceDE w:val="0"/>
+              <w:autoSpaceDN w:val="0"/>
               <w:spacing w:after="20" w:line="288" w:lineRule="auto"/>
               <w:jc w:val="center"/>
             </w:pPr>
@@ -4290,6 +4883,9 @@
           </w:tcPr>
           <w:p>
             <w:pPr>
+              <w:wordWrap w:val="0"/>
+              <w:autoSpaceDE w:val="0"/>
+              <w:autoSpaceDN w:val="0"/>
               <w:spacing w:after="20" w:line="288" w:lineRule="auto"/>
               <w:jc w:val="center"/>
             </w:pPr>
@@ -4313,6 +4909,9 @@
           </w:tcPr>
           <w:p>
             <w:pPr>
+              <w:wordWrap w:val="0"/>
+              <w:autoSpaceDE w:val="0"/>
+              <w:autoSpaceDN w:val="0"/>
               <w:spacing w:after="20" w:line="288" w:lineRule="auto"/>
             </w:pPr>
             <w:r/>
@@ -4335,6 +4934,9 @@
           </w:tcPr>
           <w:p>
             <w:pPr>
+              <w:wordWrap w:val="0"/>
+              <w:autoSpaceDE w:val="0"/>
+              <w:autoSpaceDN w:val="0"/>
               <w:spacing w:after="20" w:line="288" w:lineRule="auto"/>
               <w:jc w:val="center"/>
             </w:pPr>
@@ -4358,6 +4960,9 @@
           </w:tcPr>
           <w:p>
             <w:pPr>
+              <w:wordWrap w:val="0"/>
+              <w:autoSpaceDE w:val="0"/>
+              <w:autoSpaceDN w:val="0"/>
               <w:spacing w:after="20" w:line="288" w:lineRule="auto"/>
             </w:pPr>
             <w:r/>
@@ -4369,7 +4974,7 @@
                 <w:color w:val="1F2933"/>
                 <w:sz w:val="19"/>
               </w:rPr>
-              <w:t>조명(LED)이 들어가는 문주 사인. ARTERA 로고와 '지축역 아테라' 문구</w:t>
+              <w:t>조명(LED)이 들어가는 문주 사인. ARTERA 로고와 '지축역아테라' 문구</w:t>
             </w:r>
           </w:p>
         </w:tc>
@@ -4386,6 +4991,9 @@
           </w:tcPr>
           <w:p>
             <w:pPr>
+              <w:wordWrap w:val="0"/>
+              <w:autoSpaceDE w:val="0"/>
+              <w:autoSpaceDN w:val="0"/>
               <w:spacing w:after="20" w:line="288" w:lineRule="auto"/>
               <w:jc w:val="center"/>
             </w:pPr>
@@ -4410,6 +5018,9 @@
           </w:tcPr>
           <w:p>
             <w:pPr>
+              <w:wordWrap w:val="0"/>
+              <w:autoSpaceDE w:val="0"/>
+              <w:autoSpaceDN w:val="0"/>
               <w:spacing w:after="20" w:line="288" w:lineRule="auto"/>
             </w:pPr>
             <w:r/>
@@ -4433,6 +5044,9 @@
           </w:tcPr>
           <w:p>
             <w:pPr>
+              <w:wordWrap w:val="0"/>
+              <w:autoSpaceDE w:val="0"/>
+              <w:autoSpaceDN w:val="0"/>
               <w:spacing w:after="20" w:line="288" w:lineRule="auto"/>
               <w:jc w:val="center"/>
             </w:pPr>
@@ -4457,6 +5071,9 @@
           </w:tcPr>
           <w:p>
             <w:pPr>
+              <w:wordWrap w:val="0"/>
+              <w:autoSpaceDE w:val="0"/>
+              <w:autoSpaceDN w:val="0"/>
               <w:spacing w:after="20" w:line="288" w:lineRule="auto"/>
             </w:pPr>
             <w:r/>
@@ -4484,6 +5101,9 @@
           </w:tcPr>
           <w:p>
             <w:pPr>
+              <w:wordWrap w:val="0"/>
+              <w:autoSpaceDE w:val="0"/>
+              <w:autoSpaceDN w:val="0"/>
               <w:spacing w:after="20" w:line="288" w:lineRule="auto"/>
               <w:jc w:val="center"/>
             </w:pPr>
@@ -4507,6 +5127,9 @@
           </w:tcPr>
           <w:p>
             <w:pPr>
+              <w:wordWrap w:val="0"/>
+              <w:autoSpaceDE w:val="0"/>
+              <w:autoSpaceDN w:val="0"/>
               <w:spacing w:after="20" w:line="288" w:lineRule="auto"/>
             </w:pPr>
             <w:r/>
@@ -4529,6 +5152,9 @@
           </w:tcPr>
           <w:p>
             <w:pPr>
+              <w:wordWrap w:val="0"/>
+              <w:autoSpaceDE w:val="0"/>
+              <w:autoSpaceDN w:val="0"/>
               <w:spacing w:after="20" w:line="288" w:lineRule="auto"/>
               <w:jc w:val="center"/>
             </w:pPr>
@@ -4552,6 +5178,9 @@
           </w:tcPr>
           <w:p>
             <w:pPr>
+              <w:wordWrap w:val="0"/>
+              <w:autoSpaceDE w:val="0"/>
+              <w:autoSpaceDN w:val="0"/>
               <w:spacing w:after="20" w:line="288" w:lineRule="auto"/>
             </w:pPr>
             <w:r/>
@@ -4580,6 +5209,9 @@
           </w:tcPr>
           <w:p>
             <w:pPr>
+              <w:wordWrap w:val="0"/>
+              <w:autoSpaceDE w:val="0"/>
+              <w:autoSpaceDN w:val="0"/>
               <w:spacing w:after="20" w:line="288" w:lineRule="auto"/>
               <w:jc w:val="center"/>
             </w:pPr>
@@ -4604,6 +5236,9 @@
           </w:tcPr>
           <w:p>
             <w:pPr>
+              <w:wordWrap w:val="0"/>
+              <w:autoSpaceDE w:val="0"/>
+              <w:autoSpaceDN w:val="0"/>
               <w:spacing w:after="20" w:line="288" w:lineRule="auto"/>
             </w:pPr>
             <w:r/>
@@ -4627,6 +5262,9 @@
           </w:tcPr>
           <w:p>
             <w:pPr>
+              <w:wordWrap w:val="0"/>
+              <w:autoSpaceDE w:val="0"/>
+              <w:autoSpaceDN w:val="0"/>
               <w:spacing w:after="20" w:line="288" w:lineRule="auto"/>
               <w:jc w:val="center"/>
             </w:pPr>
@@ -4651,6 +5289,9 @@
           </w:tcPr>
           <w:p>
             <w:pPr>
+              <w:wordWrap w:val="0"/>
+              <w:autoSpaceDE w:val="0"/>
+              <w:autoSpaceDN w:val="0"/>
               <w:spacing w:after="20" w:line="288" w:lineRule="auto"/>
             </w:pPr>
             <w:r/>
@@ -4678,6 +5319,9 @@
           </w:tcPr>
           <w:p>
             <w:pPr>
+              <w:wordWrap w:val="0"/>
+              <w:autoSpaceDE w:val="0"/>
+              <w:autoSpaceDN w:val="0"/>
               <w:spacing w:after="20" w:line="288" w:lineRule="auto"/>
               <w:jc w:val="center"/>
             </w:pPr>
@@ -4701,6 +5345,9 @@
           </w:tcPr>
           <w:p>
             <w:pPr>
+              <w:wordWrap w:val="0"/>
+              <w:autoSpaceDE w:val="0"/>
+              <w:autoSpaceDN w:val="0"/>
               <w:spacing w:after="20" w:line="288" w:lineRule="auto"/>
             </w:pPr>
             <w:r/>
@@ -4723,6 +5370,9 @@
           </w:tcPr>
           <w:p>
             <w:pPr>
+              <w:wordWrap w:val="0"/>
+              <w:autoSpaceDE w:val="0"/>
+              <w:autoSpaceDN w:val="0"/>
               <w:spacing w:after="20" w:line="288" w:lineRule="auto"/>
               <w:jc w:val="center"/>
             </w:pPr>
@@ -4746,6 +5396,9 @@
           </w:tcPr>
           <w:p>
             <w:pPr>
+              <w:wordWrap w:val="0"/>
+              <w:autoSpaceDE w:val="0"/>
+              <w:autoSpaceDN w:val="0"/>
               <w:spacing w:after="20" w:line="288" w:lineRule="auto"/>
             </w:pPr>
             <w:r/>
@@ -4774,6 +5427,9 @@
           </w:tcPr>
           <w:p>
             <w:pPr>
+              <w:wordWrap w:val="0"/>
+              <w:autoSpaceDE w:val="0"/>
+              <w:autoSpaceDN w:val="0"/>
               <w:spacing w:after="20" w:line="288" w:lineRule="auto"/>
               <w:jc w:val="center"/>
             </w:pPr>
@@ -4797,6 +5453,9 @@
           </w:tcPr>
           <w:p>
             <w:pPr>
+              <w:wordWrap w:val="0"/>
+              <w:autoSpaceDE w:val="0"/>
+              <w:autoSpaceDN w:val="0"/>
               <w:spacing w:after="20" w:line="288" w:lineRule="auto"/>
             </w:pPr>
             <w:r/>
@@ -4820,6 +5479,9 @@
           </w:tcPr>
           <w:p>
             <w:pPr>
+              <w:wordWrap w:val="0"/>
+              <w:autoSpaceDE w:val="0"/>
+              <w:autoSpaceDN w:val="0"/>
               <w:spacing w:after="20" w:line="288" w:lineRule="auto"/>
               <w:jc w:val="center"/>
             </w:pPr>
@@ -4844,6 +5506,9 @@
           </w:tcPr>
           <w:p>
             <w:pPr>
+              <w:wordWrap w:val="0"/>
+              <w:autoSpaceDE w:val="0"/>
+              <w:autoSpaceDN w:val="0"/>
               <w:spacing w:after="20" w:line="288" w:lineRule="auto"/>
             </w:pPr>
             <w:r/>
@@ -4862,27 +5527,18 @@
     </w:tbl>
     <w:p>
       <w:pPr>
+        <w:wordWrap w:val="0"/>
+        <w:autoSpaceDE w:val="0"/>
+        <w:autoSpaceDN w:val="0"/>
         <w:spacing w:after="40"/>
       </w:pPr>
     </w:p>
     <w:p>
       <w:pPr>
-        <w:spacing w:after="80"/>
-      </w:pPr>
-      <w:r>
-        <w:rPr>
-          <w:rFonts w:ascii="맑은 고딕" w:hAnsi="맑은 고딕" w:eastAsia="맑은 고딕"/>
-          <w:b w:val="0"/>
-          <w:i w:val="0"/>
-          <w:color w:val="5B6775"/>
-          <w:sz w:val="19"/>
-        </w:rPr>
-        <w:t>ARTERA 글자 크기(디자인 도면): 201동·205동 가로 14,420mm × 세로 1,800mm, 209동 가로 16,000mm × 세로 2,000mm</w:t>
-      </w:r>
-    </w:p>
-    <w:p>
-      <w:pPr>
         <w:keepNext/>
+        <w:wordWrap w:val="0"/>
+        <w:autoSpaceDE w:val="0"/>
+        <w:autoSpaceDN w:val="0"/>
         <w:spacing w:after="20"/>
         <w:jc w:val="center"/>
       </w:pPr>
@@ -4923,6 +5579,9 @@
     </w:p>
     <w:p>
       <w:pPr>
+        <w:wordWrap w:val="0"/>
+        <w:autoSpaceDE w:val="0"/>
+        <w:autoSpaceDN w:val="0"/>
         <w:spacing w:after="120"/>
         <w:jc w:val="center"/>
       </w:pPr>
@@ -4938,13 +5597,26 @@
       </w:r>
     </w:p>
     <w:p>
+      <w:pPr>
+        <w:pageBreakBefore/>
+        <w:wordWrap w:val="0"/>
+        <w:autoSpaceDE w:val="0"/>
+        <w:autoSpaceDN w:val="0"/>
+        <w:spacing w:after="0" w:before="0" w:line="20" w:lineRule="exact"/>
+      </w:pPr>
       <w:r>
-        <w:br w:type="page"/>
+        <w:rPr>
+          <w:sz w:val="2"/>
+        </w:rPr>
+        <w:t xml:space="preserve"> </w:t>
       </w:r>
     </w:p>
     <w:p>
       <w:pPr>
         <w:keepNext/>
+        <w:wordWrap w:val="0"/>
+        <w:autoSpaceDE w:val="0"/>
+        <w:autoSpaceDN w:val="0"/>
         <w:spacing w:after="20"/>
         <w:jc w:val="center"/>
       </w:pPr>
@@ -4985,6 +5657,9 @@
     </w:p>
     <w:p>
       <w:pPr>
+        <w:wordWrap w:val="0"/>
+        <w:autoSpaceDE w:val="0"/>
+        <w:autoSpaceDN w:val="0"/>
         <w:spacing w:after="120"/>
         <w:jc w:val="center"/>
       </w:pPr>
@@ -5002,6 +5677,9 @@
     <w:p>
       <w:pPr>
         <w:keepNext/>
+        <w:wordWrap w:val="0"/>
+        <w:autoSpaceDE w:val="0"/>
+        <w:autoSpaceDN w:val="0"/>
         <w:spacing w:after="20"/>
         <w:jc w:val="center"/>
       </w:pPr>
@@ -5042,6 +5720,9 @@
     </w:p>
     <w:p>
       <w:pPr>
+        <w:wordWrap w:val="0"/>
+        <w:autoSpaceDE w:val="0"/>
+        <w:autoSpaceDN w:val="0"/>
         <w:spacing w:after="120"/>
         <w:jc w:val="center"/>
       </w:pPr>
@@ -5058,6 +5739,9 @@
     </w:p>
     <w:p>
       <w:pPr>
+        <w:wordWrap w:val="0"/>
+        <w:autoSpaceDE w:val="0"/>
+        <w:autoSpaceDN w:val="0"/>
         <w:spacing w:after="80" w:before="40"/>
       </w:pPr>
       <w:r>
@@ -5082,13 +5766,26 @@
       </w:r>
     </w:p>
     <w:p>
+      <w:pPr>
+        <w:pageBreakBefore/>
+        <w:wordWrap w:val="0"/>
+        <w:autoSpaceDE w:val="0"/>
+        <w:autoSpaceDN w:val="0"/>
+        <w:spacing w:after="0" w:before="0" w:line="20" w:lineRule="exact"/>
+      </w:pPr>
       <w:r>
-        <w:br w:type="page"/>
+        <w:rPr>
+          <w:sz w:val="2"/>
+        </w:rPr>
+        <w:t xml:space="preserve"> </w:t>
       </w:r>
     </w:p>
     <w:p>
       <w:pPr>
         <w:keepNext/>
+        <w:wordWrap w:val="0"/>
+        <w:autoSpaceDE w:val="0"/>
+        <w:autoSpaceDN w:val="0"/>
         <w:spacing w:after="20"/>
         <w:jc w:val="center"/>
       </w:pPr>
@@ -5129,6 +5826,9 @@
     </w:p>
     <w:p>
       <w:pPr>
+        <w:wordWrap w:val="0"/>
+        <w:autoSpaceDE w:val="0"/>
+        <w:autoSpaceDN w:val="0"/>
         <w:spacing w:after="120"/>
         <w:jc w:val="center"/>
       </w:pPr>
@@ -5146,6 +5846,9 @@
     <w:p>
       <w:pPr>
         <w:keepNext/>
+        <w:wordWrap w:val="0"/>
+        <w:autoSpaceDE w:val="0"/>
+        <w:autoSpaceDN w:val="0"/>
         <w:spacing w:after="20"/>
         <w:jc w:val="center"/>
       </w:pPr>
@@ -5186,6 +5889,9 @@
     </w:p>
     <w:p>
       <w:pPr>
+        <w:wordWrap w:val="0"/>
+        <w:autoSpaceDE w:val="0"/>
+        <w:autoSpaceDN w:val="0"/>
         <w:spacing w:after="120"/>
         <w:jc w:val="center"/>
       </w:pPr>
@@ -5201,8 +5907,18 @@
       </w:r>
     </w:p>
     <w:p>
+      <w:pPr>
+        <w:pageBreakBefore/>
+        <w:wordWrap w:val="0"/>
+        <w:autoSpaceDE w:val="0"/>
+        <w:autoSpaceDN w:val="0"/>
+        <w:spacing w:after="0" w:before="0" w:line="20" w:lineRule="exact"/>
+      </w:pPr>
       <w:r>
-        <w:br w:type="page"/>
+        <w:rPr>
+          <w:sz w:val="2"/>
+        </w:rPr>
+        <w:t xml:space="preserve"> </w:t>
       </w:r>
     </w:p>
     <w:tbl>
@@ -5232,6 +5948,9 @@
           </w:tcPr>
           <w:p>
             <w:pPr>
+              <w:wordWrap w:val="0"/>
+              <w:autoSpaceDE w:val="0"/>
+              <w:autoSpaceDN w:val="0"/>
               <w:spacing w:after="0"/>
             </w:pPr>
             <w:r/>
@@ -5265,6 +5984,9 @@
           </w:tcPr>
           <w:p>
             <w:pPr>
+              <w:wordWrap w:val="0"/>
+              <w:autoSpaceDE w:val="0"/>
+              <w:autoSpaceDN w:val="0"/>
               <w:spacing w:after="0"/>
               <w:jc w:val="right"/>
             </w:pPr>
@@ -5285,6 +6007,9 @@
     </w:tbl>
     <w:p>
       <w:pPr>
+        <w:wordWrap w:val="0"/>
+        <w:autoSpaceDE w:val="0"/>
+        <w:autoSpaceDN w:val="0"/>
         <w:spacing w:after="40"/>
       </w:pPr>
     </w:p>
@@ -5326,6 +6051,9 @@
           </w:tcPr>
           <w:p>
             <w:pPr>
+              <w:wordWrap w:val="0"/>
+              <w:autoSpaceDE w:val="0"/>
+              <w:autoSpaceDN w:val="0"/>
               <w:spacing w:after="20" w:line="288" w:lineRule="auto"/>
             </w:pPr>
             <w:r/>
@@ -5348,6 +6076,9 @@
           </w:tcPr>
           <w:p>
             <w:pPr>
+              <w:wordWrap w:val="0"/>
+              <w:autoSpaceDE w:val="0"/>
+              <w:autoSpaceDN w:val="0"/>
               <w:spacing w:after="20" w:line="288" w:lineRule="auto"/>
             </w:pPr>
             <w:r/>
@@ -5359,7 +6090,63 @@
                 <w:color w:val="1F2933"/>
                 <w:sz w:val="19"/>
               </w:rPr>
-              <w:t>단지 내 기존 '수피움' 문구를 아테라 BI로 교체합니다. 주차등록증(차량 등록용 주차스티커)은 아테라 디자인으로 새로 제작합니다.</w:t>
+              <w:t>단지 내 기존 '수피움' 문구와 그래픽 중 남아 있는 부분은 모두 아테라 BI로 교체합니다.</w:t>
+            </w:r>
+          </w:p>
+        </w:tc>
+      </w:tr>
+      <w:tr>
+        <w:trPr>
+          <w:cantSplit/>
+        </w:trPr>
+        <w:tc>
+          <w:tcPr>
+            <w:tcW w:type="dxa" w:w="2041"/>
+            <w:vAlign w:val="center"/>
+            <w:shd w:val="clear" w:color="auto" w:fill="EAF2FB"/>
+          </w:tcPr>
+          <w:p>
+            <w:pPr>
+              <w:wordWrap w:val="0"/>
+              <w:autoSpaceDE w:val="0"/>
+              <w:autoSpaceDN w:val="0"/>
+              <w:spacing w:after="20" w:line="288" w:lineRule="auto"/>
+            </w:pPr>
+            <w:r/>
+            <w:r>
+              <w:rPr>
+                <w:rFonts w:ascii="맑은 고딕" w:hAnsi="맑은 고딕" w:eastAsia="맑은 고딕"/>
+                <w:b/>
+                <w:i w:val="0"/>
+                <w:color w:val="14304F"/>
+                <w:sz w:val="19"/>
+              </w:rPr>
+              <w:t>주차등록증</w:t>
+            </w:r>
+          </w:p>
+        </w:tc>
+        <w:tc>
+          <w:tcPr>
+            <w:tcW w:type="dxa" w:w="7710"/>
+            <w:vAlign w:val="center"/>
+          </w:tcPr>
+          <w:p>
+            <w:pPr>
+              <w:wordWrap w:val="0"/>
+              <w:autoSpaceDE w:val="0"/>
+              <w:autoSpaceDN w:val="0"/>
+              <w:spacing w:after="20" w:line="288" w:lineRule="auto"/>
+            </w:pPr>
+            <w:r/>
+            <w:r>
+              <w:rPr>
+                <w:rFonts w:ascii="맑은 고딕" w:hAnsi="맑은 고딕" w:eastAsia="맑은 고딕"/>
+                <w:b w:val="0"/>
+                <w:i w:val="0"/>
+                <w:color w:val="1F2933"/>
+                <w:sz w:val="19"/>
+              </w:rPr>
+              <w:t>차량 등록용 주차스티커인 주차등록증은 새 디자인으로 제작합니다.</w:t>
             </w:r>
           </w:p>
         </w:tc>
@@ -5367,11 +6154,17 @@
     </w:tbl>
     <w:p>
       <w:pPr>
+        <w:wordWrap w:val="0"/>
+        <w:autoSpaceDE w:val="0"/>
+        <w:autoSpaceDN w:val="0"/>
         <w:spacing w:after="40"/>
       </w:pPr>
     </w:p>
     <w:p>
       <w:pPr>
+        <w:wordWrap w:val="0"/>
+        <w:autoSpaceDE w:val="0"/>
+        <w:autoSpaceDN w:val="0"/>
         <w:spacing w:after="60" w:before="160"/>
       </w:pPr>
       <w:r>
@@ -5392,7 +6185,7 @@
           <w:color w:val="14304F"/>
           <w:sz w:val="23"/>
         </w:rPr>
-        <w:t>단지 내 문구 교체 수량</w:t>
+        <w:t>교체 대상</w:t>
       </w:r>
     </w:p>
     <w:tbl>
@@ -5419,8 +6212,7 @@
       </w:tblPr>
       <w:tblGrid>
         <w:gridCol w:w="907"/>
-        <w:gridCol w:w="6463"/>
-        <w:gridCol w:w="2381"/>
+        <w:gridCol w:w="8845"/>
       </w:tblGrid>
       <w:tr>
         <w:trPr>
@@ -5434,6 +6226,9 @@
           </w:tcPr>
           <w:p>
             <w:pPr>
+              <w:wordWrap w:val="0"/>
+              <w:autoSpaceDE w:val="0"/>
+              <w:autoSpaceDN w:val="0"/>
               <w:spacing w:after="20" w:line="288" w:lineRule="auto"/>
               <w:jc w:val="center"/>
             </w:pPr>
@@ -5452,12 +6247,15 @@
         </w:tc>
         <w:tc>
           <w:tcPr>
-            <w:tcW w:type="dxa" w:w="6463"/>
+            <w:tcW w:type="dxa" w:w="8844"/>
             <w:shd w:val="clear" w:color="auto" w:fill="14304F"/>
             <w:vAlign w:val="center"/>
           </w:tcPr>
           <w:p>
             <w:pPr>
+              <w:wordWrap w:val="0"/>
+              <w:autoSpaceDE w:val="0"/>
+              <w:autoSpaceDN w:val="0"/>
               <w:spacing w:after="20" w:line="288" w:lineRule="auto"/>
               <w:jc w:val="center"/>
             </w:pPr>
@@ -5471,30 +6269,6 @@
                 <w:sz w:val="19"/>
               </w:rPr>
               <w:t>항목</w:t>
-            </w:r>
-          </w:p>
-        </w:tc>
-        <w:tc>
-          <w:tcPr>
-            <w:tcW w:type="dxa" w:w="2381"/>
-            <w:shd w:val="clear" w:color="auto" w:fill="14304F"/>
-            <w:vAlign w:val="center"/>
-          </w:tcPr>
-          <w:p>
-            <w:pPr>
-              <w:spacing w:after="20" w:line="288" w:lineRule="auto"/>
-              <w:jc w:val="center"/>
-            </w:pPr>
-            <w:r/>
-            <w:r>
-              <w:rPr>
-                <w:rFonts w:ascii="맑은 고딕" w:hAnsi="맑은 고딕" w:eastAsia="맑은 고딕"/>
-                <w:b/>
-                <w:i w:val="0"/>
-                <w:color w:val="FFFFFF"/>
-                <w:sz w:val="19"/>
-              </w:rPr>
-              <w:t>수량</w:t>
             </w:r>
           </w:p>
         </w:tc>
@@ -5510,6 +6284,9 @@
           </w:tcPr>
           <w:p>
             <w:pPr>
+              <w:wordWrap w:val="0"/>
+              <w:autoSpaceDE w:val="0"/>
+              <w:autoSpaceDN w:val="0"/>
               <w:spacing w:after="20" w:line="288" w:lineRule="auto"/>
               <w:jc w:val="center"/>
             </w:pPr>
@@ -5528,11 +6305,14 @@
         </w:tc>
         <w:tc>
           <w:tcPr>
-            <w:tcW w:type="dxa" w:w="6463"/>
-            <w:vAlign w:val="center"/>
-          </w:tcPr>
-          <w:p>
-            <w:pPr>
+            <w:tcW w:type="dxa" w:w="8844"/>
+            <w:vAlign w:val="center"/>
+          </w:tcPr>
+          <w:p>
+            <w:pPr>
+              <w:wordWrap w:val="0"/>
+              <w:autoSpaceDE w:val="0"/>
+              <w:autoSpaceDN w:val="0"/>
               <w:spacing w:after="20" w:line="288" w:lineRule="auto"/>
             </w:pPr>
             <w:r/>
@@ -5545,29 +6325,6 @@
                 <w:sz w:val="19"/>
               </w:rPr>
               <w:t>동별 게시판</w:t>
-            </w:r>
-          </w:p>
-        </w:tc>
-        <w:tc>
-          <w:tcPr>
-            <w:tcW w:type="dxa" w:w="2381"/>
-            <w:vAlign w:val="center"/>
-          </w:tcPr>
-          <w:p>
-            <w:pPr>
-              <w:spacing w:after="20" w:line="288" w:lineRule="auto"/>
-              <w:jc w:val="center"/>
-            </w:pPr>
-            <w:r/>
-            <w:r>
-              <w:rPr>
-                <w:rFonts w:ascii="맑은 고딕" w:hAnsi="맑은 고딕" w:eastAsia="맑은 고딕"/>
-                <w:b w:val="0"/>
-                <w:i w:val="0"/>
-                <w:color w:val="1F2933"/>
-                <w:sz w:val="19"/>
-              </w:rPr>
-              <w:t>19</w:t>
             </w:r>
           </w:p>
         </w:tc>
@@ -5584,6 +6341,9 @@
           </w:tcPr>
           <w:p>
             <w:pPr>
+              <w:wordWrap w:val="0"/>
+              <w:autoSpaceDE w:val="0"/>
+              <w:autoSpaceDN w:val="0"/>
               <w:spacing w:after="20" w:line="288" w:lineRule="auto"/>
               <w:jc w:val="center"/>
             </w:pPr>
@@ -5602,12 +6362,15 @@
         </w:tc>
         <w:tc>
           <w:tcPr>
-            <w:tcW w:type="dxa" w:w="6463"/>
+            <w:tcW w:type="dxa" w:w="8844"/>
             <w:vAlign w:val="center"/>
             <w:shd w:val="clear" w:color="auto" w:fill="F8FAFC"/>
           </w:tcPr>
           <w:p>
             <w:pPr>
+              <w:wordWrap w:val="0"/>
+              <w:autoSpaceDE w:val="0"/>
+              <w:autoSpaceDN w:val="0"/>
               <w:spacing w:after="20" w:line="288" w:lineRule="auto"/>
             </w:pPr>
             <w:r/>
@@ -5620,30 +6383,6 @@
                 <w:sz w:val="19"/>
               </w:rPr>
               <w:t>엘리베이터(EV) 게시판</w:t>
-            </w:r>
-          </w:p>
-        </w:tc>
-        <w:tc>
-          <w:tcPr>
-            <w:tcW w:type="dxa" w:w="2381"/>
-            <w:vAlign w:val="center"/>
-            <w:shd w:val="clear" w:color="auto" w:fill="F8FAFC"/>
-          </w:tcPr>
-          <w:p>
-            <w:pPr>
-              <w:spacing w:after="20" w:line="288" w:lineRule="auto"/>
-              <w:jc w:val="center"/>
-            </w:pPr>
-            <w:r/>
-            <w:r>
-              <w:rPr>
-                <w:rFonts w:ascii="맑은 고딕" w:hAnsi="맑은 고딕" w:eastAsia="맑은 고딕"/>
-                <w:b w:val="0"/>
-                <w:i w:val="0"/>
-                <w:color w:val="1F2933"/>
-                <w:sz w:val="19"/>
-              </w:rPr>
-              <w:t>19</w:t>
             </w:r>
           </w:p>
         </w:tc>
@@ -5659,6 +6398,9 @@
           </w:tcPr>
           <w:p>
             <w:pPr>
+              <w:wordWrap w:val="0"/>
+              <w:autoSpaceDE w:val="0"/>
+              <w:autoSpaceDN w:val="0"/>
               <w:spacing w:after="20" w:line="288" w:lineRule="auto"/>
               <w:jc w:val="center"/>
             </w:pPr>
@@ -5677,11 +6419,14 @@
         </w:tc>
         <w:tc>
           <w:tcPr>
-            <w:tcW w:type="dxa" w:w="6463"/>
-            <w:vAlign w:val="center"/>
-          </w:tcPr>
-          <w:p>
-            <w:pPr>
+            <w:tcW w:type="dxa" w:w="8844"/>
+            <w:vAlign w:val="center"/>
+          </w:tcPr>
+          <w:p>
+            <w:pPr>
+              <w:wordWrap w:val="0"/>
+              <w:autoSpaceDE w:val="0"/>
+              <w:autoSpaceDN w:val="0"/>
               <w:spacing w:after="20" w:line="288" w:lineRule="auto"/>
             </w:pPr>
             <w:r/>
@@ -5694,29 +6439,6 @@
                 <w:sz w:val="19"/>
               </w:rPr>
               <w:t>현관 스티커</w:t>
-            </w:r>
-          </w:p>
-        </w:tc>
-        <w:tc>
-          <w:tcPr>
-            <w:tcW w:type="dxa" w:w="2381"/>
-            <w:vAlign w:val="center"/>
-          </w:tcPr>
-          <w:p>
-            <w:pPr>
-              <w:spacing w:after="20" w:line="288" w:lineRule="auto"/>
-              <w:jc w:val="center"/>
-            </w:pPr>
-            <w:r/>
-            <w:r>
-              <w:rPr>
-                <w:rFonts w:ascii="맑은 고딕" w:hAnsi="맑은 고딕" w:eastAsia="맑은 고딕"/>
-                <w:b w:val="0"/>
-                <w:i w:val="0"/>
-                <w:color w:val="1F2933"/>
-                <w:sz w:val="19"/>
-              </w:rPr>
-              <w:t>19</w:t>
             </w:r>
           </w:p>
         </w:tc>
@@ -5733,6 +6455,9 @@
           </w:tcPr>
           <w:p>
             <w:pPr>
+              <w:wordWrap w:val="0"/>
+              <w:autoSpaceDE w:val="0"/>
+              <w:autoSpaceDN w:val="0"/>
               <w:spacing w:after="20" w:line="288" w:lineRule="auto"/>
               <w:jc w:val="center"/>
             </w:pPr>
@@ -5751,12 +6476,15 @@
         </w:tc>
         <w:tc>
           <w:tcPr>
-            <w:tcW w:type="dxa" w:w="6463"/>
+            <w:tcW w:type="dxa" w:w="8844"/>
             <w:vAlign w:val="center"/>
             <w:shd w:val="clear" w:color="auto" w:fill="F8FAFC"/>
           </w:tcPr>
           <w:p>
             <w:pPr>
+              <w:wordWrap w:val="0"/>
+              <w:autoSpaceDE w:val="0"/>
+              <w:autoSpaceDN w:val="0"/>
               <w:spacing w:after="20" w:line="288" w:lineRule="auto"/>
             </w:pPr>
             <w:r/>
@@ -5769,30 +6497,6 @@
                 <w:sz w:val="19"/>
               </w:rPr>
               <w:t>단지 내 게시판</w:t>
-            </w:r>
-          </w:p>
-        </w:tc>
-        <w:tc>
-          <w:tcPr>
-            <w:tcW w:type="dxa" w:w="2381"/>
-            <w:vAlign w:val="center"/>
-            <w:shd w:val="clear" w:color="auto" w:fill="F8FAFC"/>
-          </w:tcPr>
-          <w:p>
-            <w:pPr>
-              <w:spacing w:after="20" w:line="288" w:lineRule="auto"/>
-              <w:jc w:val="center"/>
-            </w:pPr>
-            <w:r/>
-            <w:r>
-              <w:rPr>
-                <w:rFonts w:ascii="맑은 고딕" w:hAnsi="맑은 고딕" w:eastAsia="맑은 고딕"/>
-                <w:b w:val="0"/>
-                <w:i w:val="0"/>
-                <w:color w:val="1F2933"/>
-                <w:sz w:val="19"/>
-              </w:rPr>
-              <w:t>19</w:t>
             </w:r>
           </w:p>
         </w:tc>
@@ -5808,6 +6512,9 @@
           </w:tcPr>
           <w:p>
             <w:pPr>
+              <w:wordWrap w:val="0"/>
+              <w:autoSpaceDE w:val="0"/>
+              <w:autoSpaceDN w:val="0"/>
               <w:spacing w:after="20" w:line="288" w:lineRule="auto"/>
               <w:jc w:val="center"/>
             </w:pPr>
@@ -5826,11 +6533,14 @@
         </w:tc>
         <w:tc>
           <w:tcPr>
-            <w:tcW w:type="dxa" w:w="6463"/>
-            <w:vAlign w:val="center"/>
-          </w:tcPr>
-          <w:p>
-            <w:pPr>
+            <w:tcW w:type="dxa" w:w="8844"/>
+            <w:vAlign w:val="center"/>
+          </w:tcPr>
+          <w:p>
+            <w:pPr>
+              <w:wordWrap w:val="0"/>
+              <w:autoSpaceDE w:val="0"/>
+              <w:autoSpaceDN w:val="0"/>
               <w:spacing w:after="20" w:line="288" w:lineRule="auto"/>
             </w:pPr>
             <w:r/>
@@ -5843,29 +6553,6 @@
                 <w:sz w:val="19"/>
               </w:rPr>
               <w:t>자동문 그래픽</w:t>
-            </w:r>
-          </w:p>
-        </w:tc>
-        <w:tc>
-          <w:tcPr>
-            <w:tcW w:type="dxa" w:w="2381"/>
-            <w:vAlign w:val="center"/>
-          </w:tcPr>
-          <w:p>
-            <w:pPr>
-              <w:spacing w:after="20" w:line="288" w:lineRule="auto"/>
-              <w:jc w:val="center"/>
-            </w:pPr>
-            <w:r/>
-            <w:r>
-              <w:rPr>
-                <w:rFonts w:ascii="맑은 고딕" w:hAnsi="맑은 고딕" w:eastAsia="맑은 고딕"/>
-                <w:b w:val="0"/>
-                <w:i w:val="0"/>
-                <w:color w:val="1F2933"/>
-                <w:sz w:val="19"/>
-              </w:rPr>
-              <w:t>48</w:t>
             </w:r>
           </w:p>
         </w:tc>
@@ -5882,6 +6569,9 @@
           </w:tcPr>
           <w:p>
             <w:pPr>
+              <w:wordWrap w:val="0"/>
+              <w:autoSpaceDE w:val="0"/>
+              <w:autoSpaceDN w:val="0"/>
               <w:spacing w:after="20" w:line="288" w:lineRule="auto"/>
               <w:jc w:val="center"/>
             </w:pPr>
@@ -5900,12 +6590,15 @@
         </w:tc>
         <w:tc>
           <w:tcPr>
-            <w:tcW w:type="dxa" w:w="6463"/>
+            <w:tcW w:type="dxa" w:w="8844"/>
             <w:vAlign w:val="center"/>
             <w:shd w:val="clear" w:color="auto" w:fill="F8FAFC"/>
           </w:tcPr>
           <w:p>
             <w:pPr>
+              <w:wordWrap w:val="0"/>
+              <w:autoSpaceDE w:val="0"/>
+              <w:autoSpaceDN w:val="0"/>
               <w:spacing w:after="20" w:line="288" w:lineRule="auto"/>
             </w:pPr>
             <w:r/>
@@ -5918,30 +6611,6 @@
                 <w:sz w:val="19"/>
               </w:rPr>
               <w:t>세대 호수 사인 BI</w:t>
-            </w:r>
-          </w:p>
-        </w:tc>
-        <w:tc>
-          <w:tcPr>
-            <w:tcW w:type="dxa" w:w="2381"/>
-            <w:vAlign w:val="center"/>
-            <w:shd w:val="clear" w:color="auto" w:fill="F8FAFC"/>
-          </w:tcPr>
-          <w:p>
-            <w:pPr>
-              <w:spacing w:after="20" w:line="288" w:lineRule="auto"/>
-              <w:jc w:val="center"/>
-            </w:pPr>
-            <w:r/>
-            <w:r>
-              <w:rPr>
-                <w:rFonts w:ascii="맑은 고딕" w:hAnsi="맑은 고딕" w:eastAsia="맑은 고딕"/>
-                <w:b w:val="0"/>
-                <w:i w:val="0"/>
-                <w:color w:val="1F2933"/>
-                <w:sz w:val="19"/>
-              </w:rPr>
-              <w:t>583</w:t>
             </w:r>
           </w:p>
         </w:tc>
@@ -5954,10 +6623,12 @@
           <w:tcPr>
             <w:tcW w:type="dxa" w:w="907"/>
             <w:vAlign w:val="center"/>
-            <w:shd w:val="clear" w:color="auto" w:fill="EAF2FB"/>
-          </w:tcPr>
-          <w:p>
-            <w:pPr>
+          </w:tcPr>
+          <w:p>
+            <w:pPr>
+              <w:wordWrap w:val="0"/>
+              <w:autoSpaceDE w:val="0"/>
+              <w:autoSpaceDN w:val="0"/>
               <w:spacing w:after="20" w:line="288" w:lineRule="auto"/>
               <w:jc w:val="center"/>
             </w:pPr>
@@ -5965,193 +6636,37 @@
             <w:r>
               <w:rPr>
                 <w:rFonts w:ascii="맑은 고딕" w:hAnsi="맑은 고딕" w:eastAsia="맑은 고딕"/>
-                <w:b/>
-                <w:i w:val="0"/>
-                <w:color w:val="14304F"/>
+                <w:b w:val="0"/>
+                <w:i w:val="0"/>
+                <w:color w:val="1F2933"/>
                 <w:sz w:val="19"/>
               </w:rPr>
-            </w:r>
-          </w:p>
-        </w:tc>
-        <w:tc>
-          <w:tcPr>
-            <w:tcW w:type="dxa" w:w="6463"/>
-            <w:vAlign w:val="center"/>
-            <w:shd w:val="clear" w:color="auto" w:fill="EAF2FB"/>
-          </w:tcPr>
-          <w:p>
-            <w:pPr>
+              <w:t>7</w:t>
+            </w:r>
+          </w:p>
+        </w:tc>
+        <w:tc>
+          <w:tcPr>
+            <w:tcW w:type="dxa" w:w="8844"/>
+            <w:vAlign w:val="center"/>
+          </w:tcPr>
+          <w:p>
+            <w:pPr>
+              <w:wordWrap w:val="0"/>
+              <w:autoSpaceDE w:val="0"/>
+              <w:autoSpaceDN w:val="0"/>
               <w:spacing w:after="20" w:line="288" w:lineRule="auto"/>
             </w:pPr>
             <w:r/>
             <w:r>
               <w:rPr>
                 <w:rFonts w:ascii="맑은 고딕" w:hAnsi="맑은 고딕" w:eastAsia="맑은 고딕"/>
-                <w:b/>
-                <w:i w:val="0"/>
-                <w:color w:val="14304F"/>
+                <w:b w:val="0"/>
+                <w:i w:val="0"/>
+                <w:color w:val="1F2933"/>
                 <w:sz w:val="19"/>
               </w:rPr>
-              <w:t>합계</w:t>
-            </w:r>
-          </w:p>
-        </w:tc>
-        <w:tc>
-          <w:tcPr>
-            <w:tcW w:type="dxa" w:w="2381"/>
-            <w:vAlign w:val="center"/>
-            <w:shd w:val="clear" w:color="auto" w:fill="EAF2FB"/>
-          </w:tcPr>
-          <w:p>
-            <w:pPr>
-              <w:spacing w:after="20" w:line="288" w:lineRule="auto"/>
-              <w:jc w:val="center"/>
-            </w:pPr>
-            <w:r/>
-            <w:r>
-              <w:rPr>
-                <w:rFonts w:ascii="맑은 고딕" w:hAnsi="맑은 고딕" w:eastAsia="맑은 고딕"/>
-                <w:b/>
-                <w:i w:val="0"/>
-                <w:color w:val="14304F"/>
-                <w:sz w:val="19"/>
-              </w:rPr>
-              <w:t>707</w:t>
-            </w:r>
-          </w:p>
-        </w:tc>
-      </w:tr>
-    </w:tbl>
-    <w:p>
-      <w:pPr>
-        <w:spacing w:after="40"/>
-      </w:pPr>
-    </w:p>
-    <w:p>
-      <w:pPr>
-        <w:spacing w:after="60" w:before="160"/>
-      </w:pPr>
-      <w:r>
-        <w:rPr>
-          <w:rFonts w:ascii="맑은 고딕" w:hAnsi="맑은 고딕" w:eastAsia="맑은 고딕"/>
-          <w:b/>
-          <w:i w:val="0"/>
-          <w:color w:val="2E6DB5"/>
-          <w:sz w:val="20"/>
-        </w:rPr>
-        <w:t xml:space="preserve">■ </w:t>
-      </w:r>
-      <w:r>
-        <w:rPr>
-          <w:rFonts w:ascii="맑은 고딕" w:hAnsi="맑은 고딕" w:eastAsia="맑은 고딕"/>
-          <w:b/>
-          <w:i w:val="0"/>
-          <w:color w:val="14304F"/>
-          <w:sz w:val="23"/>
-        </w:rPr>
-        <w:t>주차등록증 (새 디자인)</w:t>
-      </w:r>
-    </w:p>
-    <w:tbl>
-      <w:tblPr>
-        <w:jc w:val="center"/>
-        <w:tblLook w:firstColumn="1" w:firstRow="1" w:lastColumn="0" w:lastRow="0" w:noHBand="0" w:noVBand="1" w:val="04A0"/>
-        <w:tblBorders>
-          <w:top w:val="single" w:sz="4" w:space="0" w:color="D5DCE4"/>
-          <w:left w:val="single" w:sz="4" w:space="0" w:color="D5DCE4"/>
-          <w:bottom w:val="single" w:sz="4" w:space="0" w:color="D5DCE4"/>
-          <w:right w:val="single" w:sz="4" w:space="0" w:color="D5DCE4"/>
-          <w:insideH w:val="single" w:sz="4" w:space="0" w:color="D5DCE4"/>
-          <w:insideV w:val="single" w:sz="4" w:space="0" w:color="D5DCE4"/>
-        </w:tblBorders>
-        <w:tblLayout w:type="fixed"/>
-        <w:tblCellMar>
-          <w:top w:w="55" w:type="dxa"/>
-          <w:left w:w="90" w:type="dxa"/>
-          <w:bottom w:w="55" w:type="dxa"/>
-          <w:right w:w="90" w:type="dxa"/>
-        </w:tblCellMar>
-        <w:tblLayout w:type="fixed"/>
-        <w:tblW w:w="9752" w:type="dxa"/>
-      </w:tblPr>
-      <w:tblGrid>
-        <w:gridCol w:w="4309"/>
-        <w:gridCol w:w="3402"/>
-        <w:gridCol w:w="2041"/>
-      </w:tblGrid>
-      <w:tr>
-        <w:trPr>
-          <w:cantSplit/>
-        </w:trPr>
-        <w:tc>
-          <w:tcPr>
-            <w:tcW w:type="dxa" w:w="4309"/>
-            <w:shd w:val="clear" w:color="auto" w:fill="14304F"/>
-            <w:vAlign w:val="center"/>
-          </w:tcPr>
-          <w:p>
-            <w:pPr>
-              <w:spacing w:after="20" w:line="288" w:lineRule="auto"/>
-              <w:jc w:val="center"/>
-            </w:pPr>
-            <w:r/>
-            <w:r>
-              <w:rPr>
-                <w:rFonts w:ascii="맑은 고딕" w:hAnsi="맑은 고딕" w:eastAsia="맑은 고딕"/>
-                <w:b/>
-                <w:i w:val="0"/>
-                <w:color w:val="FFFFFF"/>
-                <w:sz w:val="19"/>
-              </w:rPr>
-              <w:t>항목</w:t>
-            </w:r>
-          </w:p>
-        </w:tc>
-        <w:tc>
-          <w:tcPr>
-            <w:tcW w:type="dxa" w:w="3402"/>
-            <w:shd w:val="clear" w:color="auto" w:fill="14304F"/>
-            <w:vAlign w:val="center"/>
-          </w:tcPr>
-          <w:p>
-            <w:pPr>
-              <w:spacing w:after="20" w:line="288" w:lineRule="auto"/>
-              <w:jc w:val="center"/>
-            </w:pPr>
-            <w:r/>
-            <w:r>
-              <w:rPr>
-                <w:rFonts w:ascii="맑은 고딕" w:hAnsi="맑은 고딕" w:eastAsia="맑은 고딕"/>
-                <w:b/>
-                <w:i w:val="0"/>
-                <w:color w:val="FFFFFF"/>
-                <w:sz w:val="19"/>
-              </w:rPr>
-              <w:t>산출</w:t>
-            </w:r>
-          </w:p>
-        </w:tc>
-        <w:tc>
-          <w:tcPr>
-            <w:tcW w:type="dxa" w:w="2041"/>
-            <w:shd w:val="clear" w:color="auto" w:fill="14304F"/>
-            <w:vAlign w:val="center"/>
-          </w:tcPr>
-          <w:p>
-            <w:pPr>
-              <w:spacing w:after="20" w:line="288" w:lineRule="auto"/>
-              <w:jc w:val="center"/>
-            </w:pPr>
-            <w:r/>
-            <w:r>
-              <w:rPr>
-                <w:rFonts w:ascii="맑은 고딕" w:hAnsi="맑은 고딕" w:eastAsia="맑은 고딕"/>
-                <w:b/>
-                <w:i w:val="0"/>
-                <w:color w:val="FFFFFF"/>
-                <w:sz w:val="19"/>
-              </w:rPr>
-              <w:t>수량</w:t>
+              <w:t>그 밖에 수피움 기존 그래픽이 남아 있는 부분</w:t>
             </w:r>
           </w:p>
         </w:tc>
@@ -6162,12 +6677,17 @@
         </w:trPr>
         <w:tc>
           <w:tcPr>
-            <w:tcW w:type="dxa" w:w="4309"/>
-            <w:vAlign w:val="center"/>
-          </w:tcPr>
-          <w:p>
-            <w:pPr>
-              <w:spacing w:after="20" w:line="288" w:lineRule="auto"/>
+            <w:tcW w:type="dxa" w:w="907"/>
+            <w:vAlign w:val="center"/>
+            <w:shd w:val="clear" w:color="auto" w:fill="F8FAFC"/>
+          </w:tcPr>
+          <w:p>
+            <w:pPr>
+              <w:wordWrap w:val="0"/>
+              <w:autoSpaceDE w:val="0"/>
+              <w:autoSpaceDN w:val="0"/>
+              <w:spacing w:after="20" w:line="288" w:lineRule="auto"/>
+              <w:jc w:val="center"/>
             </w:pPr>
             <w:r/>
             <w:r>
@@ -6178,19 +6698,22 @@
                 <w:color w:val="1F2933"/>
                 <w:sz w:val="19"/>
               </w:rPr>
-              <w:t>주차등록증(차량 등록용 주차스티커)</w:t>
-            </w:r>
-          </w:p>
-        </w:tc>
-        <w:tc>
-          <w:tcPr>
-            <w:tcW w:type="dxa" w:w="3402"/>
-            <w:vAlign w:val="center"/>
-          </w:tcPr>
-          <w:p>
-            <w:pPr>
-              <w:spacing w:after="20" w:line="288" w:lineRule="auto"/>
-              <w:jc w:val="center"/>
+              <w:t>8</w:t>
+            </w:r>
+          </w:p>
+        </w:tc>
+        <w:tc>
+          <w:tcPr>
+            <w:tcW w:type="dxa" w:w="8844"/>
+            <w:vAlign w:val="center"/>
+            <w:shd w:val="clear" w:color="auto" w:fill="F8FAFC"/>
+          </w:tcPr>
+          <w:p>
+            <w:pPr>
+              <w:wordWrap w:val="0"/>
+              <w:autoSpaceDE w:val="0"/>
+              <w:autoSpaceDN w:val="0"/>
+              <w:spacing w:after="20" w:line="288" w:lineRule="auto"/>
             </w:pPr>
             <w:r/>
             <w:r>
@@ -6201,30 +6724,7 @@
                 <w:color w:val="1F2933"/>
                 <w:sz w:val="19"/>
               </w:rPr>
-              <w:t>583세대 × 2개소</w:t>
-            </w:r>
-          </w:p>
-        </w:tc>
-        <w:tc>
-          <w:tcPr>
-            <w:tcW w:type="dxa" w:w="2041"/>
-            <w:vAlign w:val="center"/>
-          </w:tcPr>
-          <w:p>
-            <w:pPr>
-              <w:spacing w:after="20" w:line="288" w:lineRule="auto"/>
-              <w:jc w:val="center"/>
-            </w:pPr>
-            <w:r/>
-            <w:r>
-              <w:rPr>
-                <w:rFonts w:ascii="맑은 고딕" w:hAnsi="맑은 고딕" w:eastAsia="맑은 고딕"/>
-                <w:b w:val="0"/>
-                <w:i w:val="0"/>
-                <w:color w:val="1F2933"/>
-                <w:sz w:val="19"/>
-              </w:rPr>
-              <w:t>1,166개</w:t>
+              <w:t>주차등록증 (새 디자인)</w:t>
             </w:r>
           </w:p>
         </w:tc>
@@ -6232,12 +6732,18 @@
     </w:tbl>
     <w:p>
       <w:pPr>
+        <w:wordWrap w:val="0"/>
+        <w:autoSpaceDE w:val="0"/>
+        <w:autoSpaceDN w:val="0"/>
         <w:spacing w:after="40"/>
       </w:pPr>
     </w:p>
     <w:p>
       <w:pPr>
         <w:keepNext/>
+        <w:wordWrap w:val="0"/>
+        <w:autoSpaceDE w:val="0"/>
+        <w:autoSpaceDN w:val="0"/>
         <w:spacing w:after="20"/>
         <w:jc w:val="center"/>
       </w:pPr>
@@ -6278,6 +6784,9 @@
     </w:p>
     <w:p>
       <w:pPr>
+        <w:wordWrap w:val="0"/>
+        <w:autoSpaceDE w:val="0"/>
+        <w:autoSpaceDN w:val="0"/>
         <w:spacing w:after="120"/>
         <w:jc w:val="center"/>
       </w:pPr>
@@ -6294,6 +6803,9 @@
     </w:p>
     <w:p>
       <w:pPr>
+        <w:wordWrap w:val="0"/>
+        <w:autoSpaceDE w:val="0"/>
+        <w:autoSpaceDN w:val="0"/>
         <w:spacing w:after="80" w:before="40"/>
       </w:pPr>
       <w:r>
@@ -6314,17 +6826,30 @@
           <w:color w:val="5B6775"/>
           <w:sz w:val="17"/>
         </w:rPr>
-        <w:t>합의서 별첨1 2번 (공개본 p.7), 조사보고서 수량산출내역 (공개본 p.18~p.19)</w:t>
+        <w:t>합의서 별첨1 2번 (공개본 p.7), 조사보고서 (공개본 p.18~p.19)</w:t>
       </w:r>
     </w:p>
     <w:p>
+      <w:pPr>
+        <w:pageBreakBefore/>
+        <w:wordWrap w:val="0"/>
+        <w:autoSpaceDE w:val="0"/>
+        <w:autoSpaceDN w:val="0"/>
+        <w:spacing w:after="0" w:before="0" w:line="20" w:lineRule="exact"/>
+      </w:pPr>
       <w:r>
-        <w:br w:type="page"/>
+        <w:rPr>
+          <w:sz w:val="2"/>
+        </w:rPr>
+        <w:t xml:space="preserve"> </w:t>
       </w:r>
     </w:p>
     <w:p>
       <w:pPr>
         <w:keepNext/>
+        <w:wordWrap w:val="0"/>
+        <w:autoSpaceDE w:val="0"/>
+        <w:autoSpaceDN w:val="0"/>
         <w:spacing w:after="20"/>
         <w:jc w:val="center"/>
       </w:pPr>
@@ -6365,6 +6890,9 @@
     </w:p>
     <w:p>
       <w:pPr>
+        <w:wordWrap w:val="0"/>
+        <w:autoSpaceDE w:val="0"/>
+        <w:autoSpaceDN w:val="0"/>
         <w:spacing w:after="120"/>
         <w:jc w:val="center"/>
       </w:pPr>
@@ -6382,6 +6910,9 @@
     <w:p>
       <w:pPr>
         <w:keepNext/>
+        <w:wordWrap w:val="0"/>
+        <w:autoSpaceDE w:val="0"/>
+        <w:autoSpaceDN w:val="0"/>
         <w:spacing w:after="20"/>
         <w:jc w:val="center"/>
       </w:pPr>
@@ -6422,6 +6953,9 @@
     </w:p>
     <w:p>
       <w:pPr>
+        <w:wordWrap w:val="0"/>
+        <w:autoSpaceDE w:val="0"/>
+        <w:autoSpaceDN w:val="0"/>
         <w:spacing w:after="120"/>
         <w:jc w:val="center"/>
       </w:pPr>
@@ -6439,6 +6973,9 @@
     <w:p>
       <w:pPr>
         <w:keepNext/>
+        <w:wordWrap w:val="0"/>
+        <w:autoSpaceDE w:val="0"/>
+        <w:autoSpaceDN w:val="0"/>
         <w:spacing w:after="20"/>
         <w:jc w:val="center"/>
       </w:pPr>
@@ -6479,6 +7016,9 @@
     </w:p>
     <w:p>
       <w:pPr>
+        <w:wordWrap w:val="0"/>
+        <w:autoSpaceDE w:val="0"/>
+        <w:autoSpaceDN w:val="0"/>
         <w:spacing w:after="120"/>
         <w:jc w:val="center"/>
       </w:pPr>
@@ -6494,8 +7034,18 @@
       </w:r>
     </w:p>
     <w:p>
+      <w:pPr>
+        <w:pageBreakBefore/>
+        <w:wordWrap w:val="0"/>
+        <w:autoSpaceDE w:val="0"/>
+        <w:autoSpaceDN w:val="0"/>
+        <w:spacing w:after="0" w:before="0" w:line="20" w:lineRule="exact"/>
+      </w:pPr>
       <w:r>
-        <w:br w:type="page"/>
+        <w:rPr>
+          <w:sz w:val="2"/>
+        </w:rPr>
+        <w:t xml:space="preserve"> </w:t>
       </w:r>
     </w:p>
     <w:tbl>
@@ -6525,6 +7075,9 @@
           </w:tcPr>
           <w:p>
             <w:pPr>
+              <w:wordWrap w:val="0"/>
+              <w:autoSpaceDE w:val="0"/>
+              <w:autoSpaceDN w:val="0"/>
               <w:spacing w:after="0"/>
             </w:pPr>
             <w:r/>
@@ -6558,6 +7111,9 @@
           </w:tcPr>
           <w:p>
             <w:pPr>
+              <w:wordWrap w:val="0"/>
+              <w:autoSpaceDE w:val="0"/>
+              <w:autoSpaceDN w:val="0"/>
               <w:spacing w:after="0"/>
               <w:jc w:val="right"/>
             </w:pPr>
@@ -6578,6 +7134,9 @@
     </w:tbl>
     <w:p>
       <w:pPr>
+        <w:wordWrap w:val="0"/>
+        <w:autoSpaceDE w:val="0"/>
+        <w:autoSpaceDN w:val="0"/>
         <w:spacing w:after="40"/>
       </w:pPr>
     </w:p>
@@ -6619,6 +7178,9 @@
           </w:tcPr>
           <w:p>
             <w:pPr>
+              <w:wordWrap w:val="0"/>
+              <w:autoSpaceDE w:val="0"/>
+              <w:autoSpaceDN w:val="0"/>
               <w:spacing w:after="20" w:line="288" w:lineRule="auto"/>
             </w:pPr>
             <w:r/>
@@ -6641,6 +7203,9 @@
           </w:tcPr>
           <w:p>
             <w:pPr>
+              <w:wordWrap w:val="0"/>
+              <w:autoSpaceDE w:val="0"/>
+              <w:autoSpaceDN w:val="0"/>
               <w:spacing w:after="20" w:line="288" w:lineRule="auto"/>
             </w:pPr>
             <w:r/>
@@ -6669,6 +7234,9 @@
           </w:tcPr>
           <w:p>
             <w:pPr>
+              <w:wordWrap w:val="0"/>
+              <w:autoSpaceDE w:val="0"/>
+              <w:autoSpaceDN w:val="0"/>
               <w:spacing w:after="20" w:line="288" w:lineRule="auto"/>
             </w:pPr>
             <w:r/>
@@ -6691,6 +7259,9 @@
           </w:tcPr>
           <w:p>
             <w:pPr>
+              <w:wordWrap w:val="0"/>
+              <w:autoSpaceDE w:val="0"/>
+              <w:autoSpaceDN w:val="0"/>
               <w:spacing w:after="20" w:line="288" w:lineRule="auto"/>
             </w:pPr>
             <w:r/>
@@ -6719,6 +7290,9 @@
           </w:tcPr>
           <w:p>
             <w:pPr>
+              <w:wordWrap w:val="0"/>
+              <w:autoSpaceDE w:val="0"/>
+              <w:autoSpaceDN w:val="0"/>
               <w:spacing w:after="20" w:line="288" w:lineRule="auto"/>
             </w:pPr>
             <w:r/>
@@ -6741,6 +7315,9 @@
           </w:tcPr>
           <w:p>
             <w:pPr>
+              <w:wordWrap w:val="0"/>
+              <w:autoSpaceDE w:val="0"/>
+              <w:autoSpaceDN w:val="0"/>
               <w:spacing w:after="20" w:line="288" w:lineRule="auto"/>
             </w:pPr>
             <w:r/>
@@ -6757,6 +7334,9 @@
           </w:p>
           <w:p>
             <w:pPr>
+              <w:wordWrap w:val="0"/>
+              <w:autoSpaceDE w:val="0"/>
+              <w:autoSpaceDN w:val="0"/>
               <w:spacing w:after="20" w:line="288" w:lineRule="auto"/>
             </w:pPr>
             <w:r>
@@ -6772,6 +7352,9 @@
           </w:p>
           <w:p>
             <w:pPr>
+              <w:wordWrap w:val="0"/>
+              <w:autoSpaceDE w:val="0"/>
+              <w:autoSpaceDN w:val="0"/>
               <w:spacing w:after="20" w:line="288" w:lineRule="auto"/>
             </w:pPr>
             <w:r>
@@ -6787,6 +7370,9 @@
           </w:p>
           <w:p>
             <w:pPr>
+              <w:wordWrap w:val="0"/>
+              <w:autoSpaceDE w:val="0"/>
+              <w:autoSpaceDN w:val="0"/>
               <w:spacing w:after="20" w:line="288" w:lineRule="auto"/>
             </w:pPr>
             <w:r>
@@ -6805,12 +7391,18 @@
     </w:tbl>
     <w:p>
       <w:pPr>
+        <w:wordWrap w:val="0"/>
+        <w:autoSpaceDE w:val="0"/>
+        <w:autoSpaceDN w:val="0"/>
         <w:spacing w:after="40"/>
       </w:pPr>
     </w:p>
     <w:p>
       <w:pPr>
         <w:keepNext/>
+        <w:wordWrap w:val="0"/>
+        <w:autoSpaceDE w:val="0"/>
+        <w:autoSpaceDN w:val="0"/>
         <w:spacing w:after="20"/>
         <w:jc w:val="center"/>
       </w:pPr>
@@ -6851,6 +7443,9 @@
     </w:p>
     <w:p>
       <w:pPr>
+        <w:wordWrap w:val="0"/>
+        <w:autoSpaceDE w:val="0"/>
+        <w:autoSpaceDN w:val="0"/>
         <w:spacing w:after="120"/>
         <w:jc w:val="center"/>
       </w:pPr>
@@ -6868,6 +7463,9 @@
     <w:p>
       <w:pPr>
         <w:keepNext/>
+        <w:wordWrap w:val="0"/>
+        <w:autoSpaceDE w:val="0"/>
+        <w:autoSpaceDN w:val="0"/>
         <w:spacing w:after="20"/>
         <w:jc w:val="center"/>
       </w:pPr>
@@ -6908,6 +7506,9 @@
     </w:p>
     <w:p>
       <w:pPr>
+        <w:wordWrap w:val="0"/>
+        <w:autoSpaceDE w:val="0"/>
+        <w:autoSpaceDN w:val="0"/>
         <w:spacing w:after="120"/>
         <w:jc w:val="center"/>
       </w:pPr>
@@ -6924,6 +7525,9 @@
     </w:p>
     <w:p>
       <w:pPr>
+        <w:wordWrap w:val="0"/>
+        <w:autoSpaceDE w:val="0"/>
+        <w:autoSpaceDN w:val="0"/>
         <w:spacing w:after="80" w:before="40"/>
       </w:pPr>
       <w:r>
@@ -6948,8 +7552,18 @@
       </w:r>
     </w:p>
     <w:p>
+      <w:pPr>
+        <w:pageBreakBefore/>
+        <w:wordWrap w:val="0"/>
+        <w:autoSpaceDE w:val="0"/>
+        <w:autoSpaceDN w:val="0"/>
+        <w:spacing w:after="0" w:before="0" w:line="20" w:lineRule="exact"/>
+      </w:pPr>
       <w:r>
-        <w:br w:type="page"/>
+        <w:rPr>
+          <w:sz w:val="2"/>
+        </w:rPr>
+        <w:t xml:space="preserve"> </w:t>
       </w:r>
     </w:p>
     <w:tbl>
@@ -6979,6 +7593,9 @@
           </w:tcPr>
           <w:p>
             <w:pPr>
+              <w:wordWrap w:val="0"/>
+              <w:autoSpaceDE w:val="0"/>
+              <w:autoSpaceDN w:val="0"/>
               <w:spacing w:after="0"/>
             </w:pPr>
             <w:r/>
@@ -7012,6 +7629,9 @@
           </w:tcPr>
           <w:p>
             <w:pPr>
+              <w:wordWrap w:val="0"/>
+              <w:autoSpaceDE w:val="0"/>
+              <w:autoSpaceDN w:val="0"/>
               <w:spacing w:after="0"/>
               <w:jc w:val="right"/>
             </w:pPr>
@@ -7032,6 +7652,9 @@
     </w:tbl>
     <w:p>
       <w:pPr>
+        <w:wordWrap w:val="0"/>
+        <w:autoSpaceDE w:val="0"/>
+        <w:autoSpaceDN w:val="0"/>
         <w:spacing w:after="40"/>
       </w:pPr>
     </w:p>
@@ -7073,6 +7696,9 @@
           </w:tcPr>
           <w:p>
             <w:pPr>
+              <w:wordWrap w:val="0"/>
+              <w:autoSpaceDE w:val="0"/>
+              <w:autoSpaceDN w:val="0"/>
               <w:spacing w:after="20" w:line="288" w:lineRule="auto"/>
             </w:pPr>
             <w:r/>
@@ -7095,6 +7721,9 @@
           </w:tcPr>
           <w:p>
             <w:pPr>
+              <w:wordWrap w:val="0"/>
+              <w:autoSpaceDE w:val="0"/>
+              <w:autoSpaceDN w:val="0"/>
               <w:spacing w:after="20" w:line="288" w:lineRule="auto"/>
             </w:pPr>
             <w:r/>
@@ -7123,6 +7752,9 @@
           </w:tcPr>
           <w:p>
             <w:pPr>
+              <w:wordWrap w:val="0"/>
+              <w:autoSpaceDE w:val="0"/>
+              <w:autoSpaceDN w:val="0"/>
               <w:spacing w:after="20" w:line="288" w:lineRule="auto"/>
             </w:pPr>
             <w:r/>
@@ -7145,6 +7777,9 @@
           </w:tcPr>
           <w:p>
             <w:pPr>
+              <w:wordWrap w:val="0"/>
+              <w:autoSpaceDE w:val="0"/>
+              <w:autoSpaceDN w:val="0"/>
               <w:spacing w:after="20" w:line="288" w:lineRule="auto"/>
             </w:pPr>
             <w:r/>
@@ -7173,6 +7808,9 @@
           </w:tcPr>
           <w:p>
             <w:pPr>
+              <w:wordWrap w:val="0"/>
+              <w:autoSpaceDE w:val="0"/>
+              <w:autoSpaceDN w:val="0"/>
               <w:spacing w:after="20" w:line="288" w:lineRule="auto"/>
             </w:pPr>
             <w:r/>
@@ -7195,6 +7833,9 @@
           </w:tcPr>
           <w:p>
             <w:pPr>
+              <w:wordWrap w:val="0"/>
+              <w:autoSpaceDE w:val="0"/>
+              <w:autoSpaceDN w:val="0"/>
               <w:spacing w:after="20" w:line="288" w:lineRule="auto"/>
             </w:pPr>
             <w:r/>
@@ -7206,7 +7847,7 @@
                 <w:color w:val="1F2933"/>
                 <w:sz w:val="19"/>
               </w:rPr>
-              <w:t>커피머신은 설치 공사 대신, 커피머신 1대와 운영에 필요한 부대 물품 구입 비용으로 정리했습니다. 입대의는 단지에 커피머신 2대까지는 필요하지 않다고 보고, 기기만 2대를 구입하기보다 1대를 구입하고 이를 운영하는 데 필요한 부대 물품 비용을 확보하는 편이 운영 효율 면에서 낫다고 판단했습니다. 별첨 수량표에는 게스트하우스 15종만 적혀 있습니다.</w:t>
+              <w:t>커피머신은 설치 공사 대신, 커피머신 1대와 운영에 필요한 부대 물품 구입 비용으로 정리했습니다. 기기 2대만 구입하기보다, 1대를 구입하고 이를 운영하는 데 필요한 부대 물품 비용까지 확보하는 편이 운영 효율 면에서 유리하다고 입대의가 판단했습니다. 단지에 2대까지는 필요하지 않다고 보았습니다. 별첨 수량표에는 게스트하우스 15종만 적혀 있습니다.</w:t>
             </w:r>
           </w:p>
         </w:tc>
@@ -7214,11 +7855,17 @@
     </w:tbl>
     <w:p>
       <w:pPr>
+        <w:wordWrap w:val="0"/>
+        <w:autoSpaceDE w:val="0"/>
+        <w:autoSpaceDN w:val="0"/>
         <w:spacing w:after="40"/>
       </w:pPr>
     </w:p>
     <w:p>
       <w:pPr>
+        <w:wordWrap w:val="0"/>
+        <w:autoSpaceDE w:val="0"/>
+        <w:autoSpaceDN w:val="0"/>
         <w:spacing w:after="60" w:before="160"/>
       </w:pPr>
       <w:r>
@@ -7284,6 +7931,9 @@
           </w:tcPr>
           <w:p>
             <w:pPr>
+              <w:wordWrap w:val="0"/>
+              <w:autoSpaceDE w:val="0"/>
+              <w:autoSpaceDN w:val="0"/>
               <w:spacing w:after="20" w:line="288" w:lineRule="auto"/>
               <w:jc w:val="center"/>
             </w:pPr>
@@ -7308,6 +7958,9 @@
           </w:tcPr>
           <w:p>
             <w:pPr>
+              <w:wordWrap w:val="0"/>
+              <w:autoSpaceDE w:val="0"/>
+              <w:autoSpaceDN w:val="0"/>
               <w:spacing w:after="20" w:line="288" w:lineRule="auto"/>
               <w:jc w:val="center"/>
             </w:pPr>
@@ -7332,6 +7985,9 @@
           </w:tcPr>
           <w:p>
             <w:pPr>
+              <w:wordWrap w:val="0"/>
+              <w:autoSpaceDE w:val="0"/>
+              <w:autoSpaceDN w:val="0"/>
               <w:spacing w:after="20" w:line="288" w:lineRule="auto"/>
               <w:jc w:val="center"/>
             </w:pPr>
@@ -7356,6 +8012,9 @@
           </w:tcPr>
           <w:p>
             <w:pPr>
+              <w:wordWrap w:val="0"/>
+              <w:autoSpaceDE w:val="0"/>
+              <w:autoSpaceDN w:val="0"/>
               <w:spacing w:after="20" w:line="288" w:lineRule="auto"/>
               <w:jc w:val="center"/>
             </w:pPr>
@@ -7380,6 +8039,9 @@
           </w:tcPr>
           <w:p>
             <w:pPr>
+              <w:wordWrap w:val="0"/>
+              <w:autoSpaceDE w:val="0"/>
+              <w:autoSpaceDN w:val="0"/>
               <w:spacing w:after="20" w:line="288" w:lineRule="auto"/>
               <w:jc w:val="center"/>
             </w:pPr>
@@ -7404,6 +8066,9 @@
           </w:tcPr>
           <w:p>
             <w:pPr>
+              <w:wordWrap w:val="0"/>
+              <w:autoSpaceDE w:val="0"/>
+              <w:autoSpaceDN w:val="0"/>
               <w:spacing w:after="20" w:line="288" w:lineRule="auto"/>
               <w:jc w:val="center"/>
             </w:pPr>
@@ -7432,6 +8097,9 @@
           </w:tcPr>
           <w:p>
             <w:pPr>
+              <w:wordWrap w:val="0"/>
+              <w:autoSpaceDE w:val="0"/>
+              <w:autoSpaceDN w:val="0"/>
               <w:spacing w:after="20" w:line="288" w:lineRule="auto"/>
               <w:jc w:val="center"/>
             </w:pPr>
@@ -7455,6 +8123,9 @@
           </w:tcPr>
           <w:p>
             <w:pPr>
+              <w:wordWrap w:val="0"/>
+              <w:autoSpaceDE w:val="0"/>
+              <w:autoSpaceDN w:val="0"/>
               <w:spacing w:after="20" w:line="288" w:lineRule="auto"/>
             </w:pPr>
             <w:r/>
@@ -7477,6 +8148,9 @@
           </w:tcPr>
           <w:p>
             <w:pPr>
+              <w:wordWrap w:val="0"/>
+              <w:autoSpaceDE w:val="0"/>
+              <w:autoSpaceDN w:val="0"/>
               <w:spacing w:after="20" w:line="288" w:lineRule="auto"/>
               <w:jc w:val="center"/>
             </w:pPr>
@@ -7500,6 +8174,9 @@
           </w:tcPr>
           <w:p>
             <w:pPr>
+              <w:wordWrap w:val="0"/>
+              <w:autoSpaceDE w:val="0"/>
+              <w:autoSpaceDN w:val="0"/>
               <w:spacing w:after="20" w:line="288" w:lineRule="auto"/>
               <w:jc w:val="center"/>
             </w:pPr>
@@ -7523,6 +8200,9 @@
           </w:tcPr>
           <w:p>
             <w:pPr>
+              <w:wordWrap w:val="0"/>
+              <w:autoSpaceDE w:val="0"/>
+              <w:autoSpaceDN w:val="0"/>
               <w:spacing w:after="20" w:line="288" w:lineRule="auto"/>
             </w:pPr>
             <w:r/>
@@ -7545,6 +8225,9 @@
           </w:tcPr>
           <w:p>
             <w:pPr>
+              <w:wordWrap w:val="0"/>
+              <w:autoSpaceDE w:val="0"/>
+              <w:autoSpaceDN w:val="0"/>
               <w:spacing w:after="20" w:line="288" w:lineRule="auto"/>
               <w:jc w:val="center"/>
             </w:pPr>
@@ -7574,6 +8257,9 @@
           </w:tcPr>
           <w:p>
             <w:pPr>
+              <w:wordWrap w:val="0"/>
+              <w:autoSpaceDE w:val="0"/>
+              <w:autoSpaceDN w:val="0"/>
               <w:spacing w:after="20" w:line="288" w:lineRule="auto"/>
               <w:jc w:val="center"/>
             </w:pPr>
@@ -7598,6 +8284,9 @@
           </w:tcPr>
           <w:p>
             <w:pPr>
+              <w:wordWrap w:val="0"/>
+              <w:autoSpaceDE w:val="0"/>
+              <w:autoSpaceDN w:val="0"/>
               <w:spacing w:after="20" w:line="288" w:lineRule="auto"/>
             </w:pPr>
             <w:r/>
@@ -7621,6 +8310,9 @@
           </w:tcPr>
           <w:p>
             <w:pPr>
+              <w:wordWrap w:val="0"/>
+              <w:autoSpaceDE w:val="0"/>
+              <w:autoSpaceDN w:val="0"/>
               <w:spacing w:after="20" w:line="288" w:lineRule="auto"/>
               <w:jc w:val="center"/>
             </w:pPr>
@@ -7645,6 +8337,9 @@
           </w:tcPr>
           <w:p>
             <w:pPr>
+              <w:wordWrap w:val="0"/>
+              <w:autoSpaceDE w:val="0"/>
+              <w:autoSpaceDN w:val="0"/>
               <w:spacing w:after="20" w:line="288" w:lineRule="auto"/>
               <w:jc w:val="center"/>
             </w:pPr>
@@ -7669,6 +8364,9 @@
           </w:tcPr>
           <w:p>
             <w:pPr>
+              <w:wordWrap w:val="0"/>
+              <w:autoSpaceDE w:val="0"/>
+              <w:autoSpaceDN w:val="0"/>
               <w:spacing w:after="20" w:line="288" w:lineRule="auto"/>
             </w:pPr>
             <w:r/>
@@ -7692,6 +8390,9 @@
           </w:tcPr>
           <w:p>
             <w:pPr>
+              <w:wordWrap w:val="0"/>
+              <w:autoSpaceDE w:val="0"/>
+              <w:autoSpaceDN w:val="0"/>
               <w:spacing w:after="20" w:line="288" w:lineRule="auto"/>
               <w:jc w:val="center"/>
             </w:pPr>
@@ -7720,6 +8421,9 @@
           </w:tcPr>
           <w:p>
             <w:pPr>
+              <w:wordWrap w:val="0"/>
+              <w:autoSpaceDE w:val="0"/>
+              <w:autoSpaceDN w:val="0"/>
               <w:spacing w:after="20" w:line="288" w:lineRule="auto"/>
               <w:jc w:val="center"/>
             </w:pPr>
@@ -7743,6 +8447,9 @@
           </w:tcPr>
           <w:p>
             <w:pPr>
+              <w:wordWrap w:val="0"/>
+              <w:autoSpaceDE w:val="0"/>
+              <w:autoSpaceDN w:val="0"/>
               <w:spacing w:after="20" w:line="288" w:lineRule="auto"/>
             </w:pPr>
             <w:r/>
@@ -7765,6 +8472,9 @@
           </w:tcPr>
           <w:p>
             <w:pPr>
+              <w:wordWrap w:val="0"/>
+              <w:autoSpaceDE w:val="0"/>
+              <w:autoSpaceDN w:val="0"/>
               <w:spacing w:after="20" w:line="288" w:lineRule="auto"/>
               <w:jc w:val="center"/>
             </w:pPr>
@@ -7788,6 +8498,9 @@
           </w:tcPr>
           <w:p>
             <w:pPr>
+              <w:wordWrap w:val="0"/>
+              <w:autoSpaceDE w:val="0"/>
+              <w:autoSpaceDN w:val="0"/>
               <w:spacing w:after="20" w:line="288" w:lineRule="auto"/>
               <w:jc w:val="center"/>
             </w:pPr>
@@ -7811,6 +8524,9 @@
           </w:tcPr>
           <w:p>
             <w:pPr>
+              <w:wordWrap w:val="0"/>
+              <w:autoSpaceDE w:val="0"/>
+              <w:autoSpaceDN w:val="0"/>
               <w:spacing w:after="20" w:line="288" w:lineRule="auto"/>
             </w:pPr>
             <w:r/>
@@ -7833,6 +8549,9 @@
           </w:tcPr>
           <w:p>
             <w:pPr>
+              <w:wordWrap w:val="0"/>
+              <w:autoSpaceDE w:val="0"/>
+              <w:autoSpaceDN w:val="0"/>
               <w:spacing w:after="20" w:line="288" w:lineRule="auto"/>
               <w:jc w:val="center"/>
             </w:pPr>
@@ -7862,6 +8581,9 @@
           </w:tcPr>
           <w:p>
             <w:pPr>
+              <w:wordWrap w:val="0"/>
+              <w:autoSpaceDE w:val="0"/>
+              <w:autoSpaceDN w:val="0"/>
               <w:spacing w:after="20" w:line="288" w:lineRule="auto"/>
               <w:jc w:val="center"/>
             </w:pPr>
@@ -7886,6 +8608,9 @@
           </w:tcPr>
           <w:p>
             <w:pPr>
+              <w:wordWrap w:val="0"/>
+              <w:autoSpaceDE w:val="0"/>
+              <w:autoSpaceDN w:val="0"/>
               <w:spacing w:after="20" w:line="288" w:lineRule="auto"/>
             </w:pPr>
             <w:r/>
@@ -7909,6 +8634,9 @@
           </w:tcPr>
           <w:p>
             <w:pPr>
+              <w:wordWrap w:val="0"/>
+              <w:autoSpaceDE w:val="0"/>
+              <w:autoSpaceDN w:val="0"/>
               <w:spacing w:after="20" w:line="288" w:lineRule="auto"/>
               <w:jc w:val="center"/>
             </w:pPr>
@@ -7933,6 +8661,9 @@
           </w:tcPr>
           <w:p>
             <w:pPr>
+              <w:wordWrap w:val="0"/>
+              <w:autoSpaceDE w:val="0"/>
+              <w:autoSpaceDN w:val="0"/>
               <w:spacing w:after="20" w:line="288" w:lineRule="auto"/>
               <w:jc w:val="center"/>
             </w:pPr>
@@ -7957,6 +8688,9 @@
           </w:tcPr>
           <w:p>
             <w:pPr>
+              <w:wordWrap w:val="0"/>
+              <w:autoSpaceDE w:val="0"/>
+              <w:autoSpaceDN w:val="0"/>
               <w:spacing w:after="20" w:line="288" w:lineRule="auto"/>
             </w:pPr>
             <w:r/>
@@ -7980,6 +8714,9 @@
           </w:tcPr>
           <w:p>
             <w:pPr>
+              <w:wordWrap w:val="0"/>
+              <w:autoSpaceDE w:val="0"/>
+              <w:autoSpaceDN w:val="0"/>
               <w:spacing w:after="20" w:line="288" w:lineRule="auto"/>
               <w:jc w:val="center"/>
             </w:pPr>
@@ -8008,6 +8745,9 @@
           </w:tcPr>
           <w:p>
             <w:pPr>
+              <w:wordWrap w:val="0"/>
+              <w:autoSpaceDE w:val="0"/>
+              <w:autoSpaceDN w:val="0"/>
               <w:spacing w:after="20" w:line="288" w:lineRule="auto"/>
               <w:jc w:val="center"/>
             </w:pPr>
@@ -8031,6 +8771,9 @@
           </w:tcPr>
           <w:p>
             <w:pPr>
+              <w:wordWrap w:val="0"/>
+              <w:autoSpaceDE w:val="0"/>
+              <w:autoSpaceDN w:val="0"/>
               <w:spacing w:after="20" w:line="288" w:lineRule="auto"/>
             </w:pPr>
             <w:r/>
@@ -8053,6 +8796,9 @@
           </w:tcPr>
           <w:p>
             <w:pPr>
+              <w:wordWrap w:val="0"/>
+              <w:autoSpaceDE w:val="0"/>
+              <w:autoSpaceDN w:val="0"/>
               <w:spacing w:after="20" w:line="288" w:lineRule="auto"/>
               <w:jc w:val="center"/>
             </w:pPr>
@@ -8076,6 +8822,9 @@
           </w:tcPr>
           <w:p>
             <w:pPr>
+              <w:wordWrap w:val="0"/>
+              <w:autoSpaceDE w:val="0"/>
+              <w:autoSpaceDN w:val="0"/>
               <w:spacing w:after="20" w:line="288" w:lineRule="auto"/>
               <w:jc w:val="center"/>
             </w:pPr>
@@ -8099,6 +8848,9 @@
           </w:tcPr>
           <w:p>
             <w:pPr>
+              <w:wordWrap w:val="0"/>
+              <w:autoSpaceDE w:val="0"/>
+              <w:autoSpaceDN w:val="0"/>
               <w:spacing w:after="20" w:line="288" w:lineRule="auto"/>
             </w:pPr>
             <w:r/>
@@ -8121,6 +8873,9 @@
           </w:tcPr>
           <w:p>
             <w:pPr>
+              <w:wordWrap w:val="0"/>
+              <w:autoSpaceDE w:val="0"/>
+              <w:autoSpaceDN w:val="0"/>
               <w:spacing w:after="20" w:line="288" w:lineRule="auto"/>
               <w:jc w:val="center"/>
             </w:pPr>
@@ -8150,6 +8905,9 @@
           </w:tcPr>
           <w:p>
             <w:pPr>
+              <w:wordWrap w:val="0"/>
+              <w:autoSpaceDE w:val="0"/>
+              <w:autoSpaceDN w:val="0"/>
               <w:spacing w:after="20" w:line="288" w:lineRule="auto"/>
               <w:jc w:val="center"/>
             </w:pPr>
@@ -8174,6 +8932,9 @@
           </w:tcPr>
           <w:p>
             <w:pPr>
+              <w:wordWrap w:val="0"/>
+              <w:autoSpaceDE w:val="0"/>
+              <w:autoSpaceDN w:val="0"/>
               <w:spacing w:after="20" w:line="288" w:lineRule="auto"/>
             </w:pPr>
             <w:r/>
@@ -8197,6 +8958,9 @@
           </w:tcPr>
           <w:p>
             <w:pPr>
+              <w:wordWrap w:val="0"/>
+              <w:autoSpaceDE w:val="0"/>
+              <w:autoSpaceDN w:val="0"/>
               <w:spacing w:after="20" w:line="288" w:lineRule="auto"/>
               <w:jc w:val="center"/>
             </w:pPr>
@@ -8221,6 +8985,9 @@
           </w:tcPr>
           <w:p>
             <w:pPr>
+              <w:wordWrap w:val="0"/>
+              <w:autoSpaceDE w:val="0"/>
+              <w:autoSpaceDN w:val="0"/>
               <w:spacing w:after="20" w:line="288" w:lineRule="auto"/>
               <w:jc w:val="center"/>
             </w:pPr>
@@ -8245,6 +9012,9 @@
           </w:tcPr>
           <w:p>
             <w:pPr>
+              <w:wordWrap w:val="0"/>
+              <w:autoSpaceDE w:val="0"/>
+              <w:autoSpaceDN w:val="0"/>
               <w:spacing w:after="20" w:line="288" w:lineRule="auto"/>
             </w:pPr>
             <w:r/>
@@ -8268,6 +9038,9 @@
           </w:tcPr>
           <w:p>
             <w:pPr>
+              <w:wordWrap w:val="0"/>
+              <w:autoSpaceDE w:val="0"/>
+              <w:autoSpaceDN w:val="0"/>
               <w:spacing w:after="20" w:line="288" w:lineRule="auto"/>
               <w:jc w:val="center"/>
             </w:pPr>
@@ -8296,6 +9069,9 @@
           </w:tcPr>
           <w:p>
             <w:pPr>
+              <w:wordWrap w:val="0"/>
+              <w:autoSpaceDE w:val="0"/>
+              <w:autoSpaceDN w:val="0"/>
               <w:spacing w:after="20" w:line="288" w:lineRule="auto"/>
               <w:jc w:val="center"/>
             </w:pPr>
@@ -8319,6 +9095,9 @@
           </w:tcPr>
           <w:p>
             <w:pPr>
+              <w:wordWrap w:val="0"/>
+              <w:autoSpaceDE w:val="0"/>
+              <w:autoSpaceDN w:val="0"/>
               <w:spacing w:after="20" w:line="288" w:lineRule="auto"/>
             </w:pPr>
             <w:r/>
@@ -8341,6 +9120,9 @@
           </w:tcPr>
           <w:p>
             <w:pPr>
+              <w:wordWrap w:val="0"/>
+              <w:autoSpaceDE w:val="0"/>
+              <w:autoSpaceDN w:val="0"/>
               <w:spacing w:after="20" w:line="288" w:lineRule="auto"/>
               <w:jc w:val="center"/>
             </w:pPr>
@@ -8364,6 +9146,9 @@
           </w:tcPr>
           <w:p>
             <w:pPr>
+              <w:wordWrap w:val="0"/>
+              <w:autoSpaceDE w:val="0"/>
+              <w:autoSpaceDN w:val="0"/>
               <w:spacing w:after="20" w:line="288" w:lineRule="auto"/>
               <w:jc w:val="center"/>
             </w:pPr>
@@ -8387,6 +9172,9 @@
           </w:tcPr>
           <w:p>
             <w:pPr>
+              <w:wordWrap w:val="0"/>
+              <w:autoSpaceDE w:val="0"/>
+              <w:autoSpaceDN w:val="0"/>
               <w:spacing w:after="20" w:line="288" w:lineRule="auto"/>
             </w:pPr>
             <w:r/>
@@ -8409,6 +9197,9 @@
           </w:tcPr>
           <w:p>
             <w:pPr>
+              <w:wordWrap w:val="0"/>
+              <w:autoSpaceDE w:val="0"/>
+              <w:autoSpaceDN w:val="0"/>
               <w:spacing w:after="20" w:line="288" w:lineRule="auto"/>
               <w:jc w:val="center"/>
             </w:pPr>
@@ -8438,6 +9229,9 @@
           </w:tcPr>
           <w:p>
             <w:pPr>
+              <w:wordWrap w:val="0"/>
+              <w:autoSpaceDE w:val="0"/>
+              <w:autoSpaceDN w:val="0"/>
               <w:spacing w:after="20" w:line="288" w:lineRule="auto"/>
               <w:jc w:val="center"/>
             </w:pPr>
@@ -8462,6 +9256,9 @@
           </w:tcPr>
           <w:p>
             <w:pPr>
+              <w:wordWrap w:val="0"/>
+              <w:autoSpaceDE w:val="0"/>
+              <w:autoSpaceDN w:val="0"/>
               <w:spacing w:after="20" w:line="288" w:lineRule="auto"/>
             </w:pPr>
             <w:r/>
@@ -8485,6 +9282,9 @@
           </w:tcPr>
           <w:p>
             <w:pPr>
+              <w:wordWrap w:val="0"/>
+              <w:autoSpaceDE w:val="0"/>
+              <w:autoSpaceDN w:val="0"/>
               <w:spacing w:after="20" w:line="288" w:lineRule="auto"/>
               <w:jc w:val="center"/>
             </w:pPr>
@@ -8509,6 +9309,9 @@
           </w:tcPr>
           <w:p>
             <w:pPr>
+              <w:wordWrap w:val="0"/>
+              <w:autoSpaceDE w:val="0"/>
+              <w:autoSpaceDN w:val="0"/>
               <w:spacing w:after="20" w:line="288" w:lineRule="auto"/>
               <w:jc w:val="center"/>
             </w:pPr>
@@ -8532,6 +9335,9 @@
           </w:tcPr>
           <w:p>
             <w:pPr>
+              <w:wordWrap w:val="0"/>
+              <w:autoSpaceDE w:val="0"/>
+              <w:autoSpaceDN w:val="0"/>
               <w:spacing w:after="20" w:line="288" w:lineRule="auto"/>
             </w:pPr>
             <w:r/>
@@ -8554,6 +9360,9 @@
           </w:tcPr>
           <w:p>
             <w:pPr>
+              <w:wordWrap w:val="0"/>
+              <w:autoSpaceDE w:val="0"/>
+              <w:autoSpaceDN w:val="0"/>
               <w:spacing w:after="20" w:line="288" w:lineRule="auto"/>
               <w:jc w:val="center"/>
             </w:pPr>
@@ -8582,6 +9391,9 @@
           </w:tcPr>
           <w:p>
             <w:pPr>
+              <w:wordWrap w:val="0"/>
+              <w:autoSpaceDE w:val="0"/>
+              <w:autoSpaceDN w:val="0"/>
               <w:spacing w:after="20" w:line="288" w:lineRule="auto"/>
               <w:jc w:val="center"/>
             </w:pPr>
@@ -8605,6 +9417,9 @@
           </w:tcPr>
           <w:p>
             <w:pPr>
+              <w:wordWrap w:val="0"/>
+              <w:autoSpaceDE w:val="0"/>
+              <w:autoSpaceDN w:val="0"/>
               <w:spacing w:after="20" w:line="288" w:lineRule="auto"/>
             </w:pPr>
             <w:r/>
@@ -8628,6 +9443,9 @@
           </w:tcPr>
           <w:p>
             <w:pPr>
+              <w:wordWrap w:val="0"/>
+              <w:autoSpaceDE w:val="0"/>
+              <w:autoSpaceDN w:val="0"/>
               <w:spacing w:after="20" w:line="288" w:lineRule="auto"/>
               <w:jc w:val="center"/>
             </w:pPr>
@@ -8651,6 +9469,9 @@
           </w:tcPr>
           <w:p>
             <w:pPr>
+              <w:wordWrap w:val="0"/>
+              <w:autoSpaceDE w:val="0"/>
+              <w:autoSpaceDN w:val="0"/>
               <w:spacing w:after="20" w:line="288" w:lineRule="auto"/>
               <w:jc w:val="center"/>
             </w:pPr>
@@ -8674,6 +9495,9 @@
           </w:tcPr>
           <w:p>
             <w:pPr>
+              <w:wordWrap w:val="0"/>
+              <w:autoSpaceDE w:val="0"/>
+              <w:autoSpaceDN w:val="0"/>
               <w:spacing w:after="20" w:line="288" w:lineRule="auto"/>
             </w:pPr>
             <w:r/>
@@ -8696,6 +9520,9 @@
           </w:tcPr>
           <w:p>
             <w:pPr>
+              <w:wordWrap w:val="0"/>
+              <w:autoSpaceDE w:val="0"/>
+              <w:autoSpaceDN w:val="0"/>
               <w:spacing w:after="20" w:line="288" w:lineRule="auto"/>
               <w:jc w:val="center"/>
             </w:pPr>
@@ -8716,12 +9543,18 @@
     </w:tbl>
     <w:p>
       <w:pPr>
+        <w:wordWrap w:val="0"/>
+        <w:autoSpaceDE w:val="0"/>
+        <w:autoSpaceDN w:val="0"/>
         <w:spacing w:after="40"/>
       </w:pPr>
     </w:p>
     <w:p>
       <w:pPr>
         <w:keepNext/>
+        <w:wordWrap w:val="0"/>
+        <w:autoSpaceDE w:val="0"/>
+        <w:autoSpaceDN w:val="0"/>
         <w:spacing w:after="20"/>
         <w:jc w:val="center"/>
       </w:pPr>
@@ -8762,6 +9595,9 @@
     </w:p>
     <w:p>
       <w:pPr>
+        <w:wordWrap w:val="0"/>
+        <w:autoSpaceDE w:val="0"/>
+        <w:autoSpaceDN w:val="0"/>
         <w:spacing w:after="120"/>
         <w:jc w:val="center"/>
       </w:pPr>
@@ -8779,6 +9615,9 @@
     <w:p>
       <w:pPr>
         <w:keepNext/>
+        <w:wordWrap w:val="0"/>
+        <w:autoSpaceDE w:val="0"/>
+        <w:autoSpaceDN w:val="0"/>
         <w:spacing w:after="20"/>
         <w:jc w:val="center"/>
       </w:pPr>
@@ -8819,6 +9658,9 @@
     </w:p>
     <w:p>
       <w:pPr>
+        <w:wordWrap w:val="0"/>
+        <w:autoSpaceDE w:val="0"/>
+        <w:autoSpaceDN w:val="0"/>
         <w:spacing w:after="120"/>
         <w:jc w:val="center"/>
       </w:pPr>
@@ -8835,6 +9677,9 @@
     </w:p>
     <w:p>
       <w:pPr>
+        <w:wordWrap w:val="0"/>
+        <w:autoSpaceDE w:val="0"/>
+        <w:autoSpaceDN w:val="0"/>
         <w:spacing w:after="80" w:before="40"/>
       </w:pPr>
       <w:r>
@@ -8859,8 +9704,18 @@
       </w:r>
     </w:p>
     <w:p>
+      <w:pPr>
+        <w:pageBreakBefore/>
+        <w:wordWrap w:val="0"/>
+        <w:autoSpaceDE w:val="0"/>
+        <w:autoSpaceDN w:val="0"/>
+        <w:spacing w:after="0" w:before="0" w:line="20" w:lineRule="exact"/>
+      </w:pPr>
       <w:r>
-        <w:br w:type="page"/>
+        <w:rPr>
+          <w:sz w:val="2"/>
+        </w:rPr>
+        <w:t xml:space="preserve"> </w:t>
       </w:r>
     </w:p>
     <w:tbl>
@@ -8890,6 +9745,9 @@
           </w:tcPr>
           <w:p>
             <w:pPr>
+              <w:wordWrap w:val="0"/>
+              <w:autoSpaceDE w:val="0"/>
+              <w:autoSpaceDN w:val="0"/>
               <w:spacing w:after="0"/>
             </w:pPr>
             <w:r/>
@@ -8911,7 +9769,7 @@
                 <w:color w:val="FFFFFF"/>
                 <w:sz w:val="30"/>
               </w:rPr>
-              <w:t>주차관제 설치 공사</w:t>
+              <w:t>주차관제 업그레이드</w:t>
             </w:r>
           </w:p>
         </w:tc>
@@ -8923,6 +9781,9 @@
           </w:tcPr>
           <w:p>
             <w:pPr>
+              <w:wordWrap w:val="0"/>
+              <w:autoSpaceDE w:val="0"/>
+              <w:autoSpaceDN w:val="0"/>
               <w:spacing w:after="0"/>
               <w:jc w:val="right"/>
             </w:pPr>
@@ -8943,6 +9804,9 @@
     </w:tbl>
     <w:p>
       <w:pPr>
+        <w:wordWrap w:val="0"/>
+        <w:autoSpaceDE w:val="0"/>
+        <w:autoSpaceDN w:val="0"/>
         <w:spacing w:after="40"/>
       </w:pPr>
     </w:p>
@@ -8984,6 +9848,9 @@
           </w:tcPr>
           <w:p>
             <w:pPr>
+              <w:wordWrap w:val="0"/>
+              <w:autoSpaceDE w:val="0"/>
+              <w:autoSpaceDN w:val="0"/>
               <w:spacing w:after="20" w:line="288" w:lineRule="auto"/>
             </w:pPr>
             <w:r/>
@@ -9006,6 +9873,9 @@
           </w:tcPr>
           <w:p>
             <w:pPr>
+              <w:wordWrap w:val="0"/>
+              <w:autoSpaceDE w:val="0"/>
+              <w:autoSpaceDN w:val="0"/>
               <w:spacing w:after="20" w:line="288" w:lineRule="auto"/>
             </w:pPr>
             <w:r/>
@@ -9034,6 +9904,9 @@
           </w:tcPr>
           <w:p>
             <w:pPr>
+              <w:wordWrap w:val="0"/>
+              <w:autoSpaceDE w:val="0"/>
+              <w:autoSpaceDN w:val="0"/>
               <w:spacing w:after="20" w:line="288" w:lineRule="auto"/>
             </w:pPr>
             <w:r/>
@@ -9056,6 +9929,9 @@
           </w:tcPr>
           <w:p>
             <w:pPr>
+              <w:wordWrap w:val="0"/>
+              <w:autoSpaceDE w:val="0"/>
+              <w:autoSpaceDN w:val="0"/>
               <w:spacing w:after="20" w:line="288" w:lineRule="auto"/>
             </w:pPr>
             <w:r/>
@@ -9067,7 +9943,7 @@
                 <w:color w:val="1F2933"/>
                 <w:sz w:val="19"/>
               </w:rPr>
-              <w:t>단지 정문 입·출구에 주차관제 시스템을 설치합니다. 도면에는 통합형 차량번호인식 차단기, 방문증 키오스크, VoIP폰, 모니터링 PC, 주차관제 서버(중앙방재센터·관리사무소) 구성이 그려져 있습니다.</w:t>
+              <w:t>기존 구형 주차관제 시스템은 유지 관리가 어려워 교체·개선하고, 방문증 키오스크를 추가 설치합니다. 도면에는 통합형 차량번호인식 차단기, 방문증 키오스크, VoIP폰, 모니터링 PC, 주차관제 서버(중앙방재센터·관리사무소) 구성이 그려져 있습니다.</w:t>
             </w:r>
           </w:p>
         </w:tc>
@@ -9075,11 +9951,17 @@
     </w:tbl>
     <w:p>
       <w:pPr>
+        <w:wordWrap w:val="0"/>
+        <w:autoSpaceDE w:val="0"/>
+        <w:autoSpaceDN w:val="0"/>
         <w:spacing w:after="40"/>
       </w:pPr>
     </w:p>
     <w:p>
       <w:pPr>
+        <w:wordWrap w:val="0"/>
+        <w:autoSpaceDE w:val="0"/>
+        <w:autoSpaceDN w:val="0"/>
         <w:spacing w:after="60" w:before="160"/>
       </w:pPr>
       <w:r>
@@ -9100,7 +9982,7 @@
           <w:color w:val="14304F"/>
           <w:sz w:val="23"/>
         </w:rPr>
-        <w:t>수량 (총 22점)</w:t>
+        <w:t>구성 품목</w:t>
       </w:r>
     </w:p>
     <w:tbl>
@@ -9145,6 +10027,9 @@
           </w:tcPr>
           <w:p>
             <w:pPr>
+              <w:wordWrap w:val="0"/>
+              <w:autoSpaceDE w:val="0"/>
+              <w:autoSpaceDN w:val="0"/>
               <w:spacing w:after="20" w:line="288" w:lineRule="auto"/>
               <w:jc w:val="center"/>
             </w:pPr>
@@ -9169,6 +10054,9 @@
           </w:tcPr>
           <w:p>
             <w:pPr>
+              <w:wordWrap w:val="0"/>
+              <w:autoSpaceDE w:val="0"/>
+              <w:autoSpaceDN w:val="0"/>
               <w:spacing w:after="20" w:line="288" w:lineRule="auto"/>
               <w:jc w:val="center"/>
             </w:pPr>
@@ -9193,6 +10081,9 @@
           </w:tcPr>
           <w:p>
             <w:pPr>
+              <w:wordWrap w:val="0"/>
+              <w:autoSpaceDE w:val="0"/>
+              <w:autoSpaceDN w:val="0"/>
               <w:spacing w:after="20" w:line="288" w:lineRule="auto"/>
               <w:jc w:val="center"/>
             </w:pPr>
@@ -9217,6 +10108,9 @@
           </w:tcPr>
           <w:p>
             <w:pPr>
+              <w:wordWrap w:val="0"/>
+              <w:autoSpaceDE w:val="0"/>
+              <w:autoSpaceDN w:val="0"/>
               <w:spacing w:after="20" w:line="288" w:lineRule="auto"/>
               <w:jc w:val="center"/>
             </w:pPr>
@@ -9241,6 +10135,9 @@
           </w:tcPr>
           <w:p>
             <w:pPr>
+              <w:wordWrap w:val="0"/>
+              <w:autoSpaceDE w:val="0"/>
+              <w:autoSpaceDN w:val="0"/>
               <w:spacing w:after="20" w:line="288" w:lineRule="auto"/>
               <w:jc w:val="center"/>
             </w:pPr>
@@ -9265,6 +10162,9 @@
           </w:tcPr>
           <w:p>
             <w:pPr>
+              <w:wordWrap w:val="0"/>
+              <w:autoSpaceDE w:val="0"/>
+              <w:autoSpaceDN w:val="0"/>
               <w:spacing w:after="20" w:line="288" w:lineRule="auto"/>
               <w:jc w:val="center"/>
             </w:pPr>
@@ -9293,6 +10193,9 @@
           </w:tcPr>
           <w:p>
             <w:pPr>
+              <w:wordWrap w:val="0"/>
+              <w:autoSpaceDE w:val="0"/>
+              <w:autoSpaceDN w:val="0"/>
               <w:spacing w:after="20" w:line="288" w:lineRule="auto"/>
               <w:jc w:val="center"/>
             </w:pPr>
@@ -9316,6 +10219,9 @@
           </w:tcPr>
           <w:p>
             <w:pPr>
+              <w:wordWrap w:val="0"/>
+              <w:autoSpaceDE w:val="0"/>
+              <w:autoSpaceDN w:val="0"/>
               <w:spacing w:after="20" w:line="288" w:lineRule="auto"/>
             </w:pPr>
             <w:r/>
@@ -9338,6 +10244,9 @@
           </w:tcPr>
           <w:p>
             <w:pPr>
+              <w:wordWrap w:val="0"/>
+              <w:autoSpaceDE w:val="0"/>
+              <w:autoSpaceDN w:val="0"/>
               <w:spacing w:after="20" w:line="288" w:lineRule="auto"/>
               <w:jc w:val="center"/>
             </w:pPr>
@@ -9361,6 +10270,9 @@
           </w:tcPr>
           <w:p>
             <w:pPr>
+              <w:wordWrap w:val="0"/>
+              <w:autoSpaceDE w:val="0"/>
+              <w:autoSpaceDN w:val="0"/>
               <w:spacing w:after="20" w:line="288" w:lineRule="auto"/>
               <w:jc w:val="center"/>
             </w:pPr>
@@ -9384,6 +10296,9 @@
           </w:tcPr>
           <w:p>
             <w:pPr>
+              <w:wordWrap w:val="0"/>
+              <w:autoSpaceDE w:val="0"/>
+              <w:autoSpaceDN w:val="0"/>
               <w:spacing w:after="20" w:line="288" w:lineRule="auto"/>
             </w:pPr>
             <w:r/>
@@ -9406,6 +10321,9 @@
           </w:tcPr>
           <w:p>
             <w:pPr>
+              <w:wordWrap w:val="0"/>
+              <w:autoSpaceDE w:val="0"/>
+              <w:autoSpaceDN w:val="0"/>
               <w:spacing w:after="20" w:line="288" w:lineRule="auto"/>
               <w:jc w:val="center"/>
             </w:pPr>
@@ -9435,6 +10353,9 @@
           </w:tcPr>
           <w:p>
             <w:pPr>
+              <w:wordWrap w:val="0"/>
+              <w:autoSpaceDE w:val="0"/>
+              <w:autoSpaceDN w:val="0"/>
               <w:spacing w:after="20" w:line="288" w:lineRule="auto"/>
               <w:jc w:val="center"/>
             </w:pPr>
@@ -9459,6 +10380,9 @@
           </w:tcPr>
           <w:p>
             <w:pPr>
+              <w:wordWrap w:val="0"/>
+              <w:autoSpaceDE w:val="0"/>
+              <w:autoSpaceDN w:val="0"/>
               <w:spacing w:after="20" w:line="288" w:lineRule="auto"/>
             </w:pPr>
             <w:r/>
@@ -9482,6 +10406,9 @@
           </w:tcPr>
           <w:p>
             <w:pPr>
+              <w:wordWrap w:val="0"/>
+              <w:autoSpaceDE w:val="0"/>
+              <w:autoSpaceDN w:val="0"/>
               <w:spacing w:after="20" w:line="288" w:lineRule="auto"/>
               <w:jc w:val="center"/>
             </w:pPr>
@@ -9506,6 +10433,9 @@
           </w:tcPr>
           <w:p>
             <w:pPr>
+              <w:wordWrap w:val="0"/>
+              <w:autoSpaceDE w:val="0"/>
+              <w:autoSpaceDN w:val="0"/>
               <w:spacing w:after="20" w:line="288" w:lineRule="auto"/>
               <w:jc w:val="center"/>
             </w:pPr>
@@ -9530,6 +10460,9 @@
           </w:tcPr>
           <w:p>
             <w:pPr>
+              <w:wordWrap w:val="0"/>
+              <w:autoSpaceDE w:val="0"/>
+              <w:autoSpaceDN w:val="0"/>
               <w:spacing w:after="20" w:line="288" w:lineRule="auto"/>
             </w:pPr>
             <w:r/>
@@ -9553,6 +10486,9 @@
           </w:tcPr>
           <w:p>
             <w:pPr>
+              <w:wordWrap w:val="0"/>
+              <w:autoSpaceDE w:val="0"/>
+              <w:autoSpaceDN w:val="0"/>
               <w:spacing w:after="20" w:line="288" w:lineRule="auto"/>
               <w:jc w:val="center"/>
             </w:pPr>
@@ -9581,6 +10517,9 @@
           </w:tcPr>
           <w:p>
             <w:pPr>
+              <w:wordWrap w:val="0"/>
+              <w:autoSpaceDE w:val="0"/>
+              <w:autoSpaceDN w:val="0"/>
               <w:spacing w:after="20" w:line="288" w:lineRule="auto"/>
               <w:jc w:val="center"/>
             </w:pPr>
@@ -9604,6 +10543,9 @@
           </w:tcPr>
           <w:p>
             <w:pPr>
+              <w:wordWrap w:val="0"/>
+              <w:autoSpaceDE w:val="0"/>
+              <w:autoSpaceDN w:val="0"/>
               <w:spacing w:after="20" w:line="288" w:lineRule="auto"/>
             </w:pPr>
             <w:r/>
@@ -9626,6 +10568,9 @@
           </w:tcPr>
           <w:p>
             <w:pPr>
+              <w:wordWrap w:val="0"/>
+              <w:autoSpaceDE w:val="0"/>
+              <w:autoSpaceDN w:val="0"/>
               <w:spacing w:after="20" w:line="288" w:lineRule="auto"/>
               <w:jc w:val="center"/>
             </w:pPr>
@@ -9649,6 +10594,9 @@
           </w:tcPr>
           <w:p>
             <w:pPr>
+              <w:wordWrap w:val="0"/>
+              <w:autoSpaceDE w:val="0"/>
+              <w:autoSpaceDN w:val="0"/>
               <w:spacing w:after="20" w:line="288" w:lineRule="auto"/>
               <w:jc w:val="center"/>
             </w:pPr>
@@ -9672,6 +10620,9 @@
           </w:tcPr>
           <w:p>
             <w:pPr>
+              <w:wordWrap w:val="0"/>
+              <w:autoSpaceDE w:val="0"/>
+              <w:autoSpaceDN w:val="0"/>
               <w:spacing w:after="20" w:line="288" w:lineRule="auto"/>
             </w:pPr>
             <w:r/>
@@ -9694,6 +10645,9 @@
           </w:tcPr>
           <w:p>
             <w:pPr>
+              <w:wordWrap w:val="0"/>
+              <w:autoSpaceDE w:val="0"/>
+              <w:autoSpaceDN w:val="0"/>
               <w:spacing w:after="20" w:line="288" w:lineRule="auto"/>
               <w:jc w:val="center"/>
             </w:pPr>
@@ -9723,6 +10677,9 @@
           </w:tcPr>
           <w:p>
             <w:pPr>
+              <w:wordWrap w:val="0"/>
+              <w:autoSpaceDE w:val="0"/>
+              <w:autoSpaceDN w:val="0"/>
               <w:spacing w:after="20" w:line="288" w:lineRule="auto"/>
               <w:jc w:val="center"/>
             </w:pPr>
@@ -9747,6 +10704,9 @@
           </w:tcPr>
           <w:p>
             <w:pPr>
+              <w:wordWrap w:val="0"/>
+              <w:autoSpaceDE w:val="0"/>
+              <w:autoSpaceDN w:val="0"/>
               <w:spacing w:after="20" w:line="288" w:lineRule="auto"/>
             </w:pPr>
             <w:r/>
@@ -9770,6 +10730,9 @@
           </w:tcPr>
           <w:p>
             <w:pPr>
+              <w:wordWrap w:val="0"/>
+              <w:autoSpaceDE w:val="0"/>
+              <w:autoSpaceDN w:val="0"/>
               <w:spacing w:after="20" w:line="288" w:lineRule="auto"/>
               <w:jc w:val="center"/>
             </w:pPr>
@@ -9794,6 +10757,9 @@
           </w:tcPr>
           <w:p>
             <w:pPr>
+              <w:wordWrap w:val="0"/>
+              <w:autoSpaceDE w:val="0"/>
+              <w:autoSpaceDN w:val="0"/>
               <w:spacing w:after="20" w:line="288" w:lineRule="auto"/>
               <w:jc w:val="center"/>
             </w:pPr>
@@ -9818,6 +10784,9 @@
           </w:tcPr>
           <w:p>
             <w:pPr>
+              <w:wordWrap w:val="0"/>
+              <w:autoSpaceDE w:val="0"/>
+              <w:autoSpaceDN w:val="0"/>
               <w:spacing w:after="20" w:line="288" w:lineRule="auto"/>
             </w:pPr>
             <w:r/>
@@ -9841,6 +10810,9 @@
           </w:tcPr>
           <w:p>
             <w:pPr>
+              <w:wordWrap w:val="0"/>
+              <w:autoSpaceDE w:val="0"/>
+              <w:autoSpaceDN w:val="0"/>
               <w:spacing w:after="20" w:line="288" w:lineRule="auto"/>
               <w:jc w:val="center"/>
             </w:pPr>
@@ -9869,6 +10841,9 @@
           </w:tcPr>
           <w:p>
             <w:pPr>
+              <w:wordWrap w:val="0"/>
+              <w:autoSpaceDE w:val="0"/>
+              <w:autoSpaceDN w:val="0"/>
               <w:spacing w:after="20" w:line="288" w:lineRule="auto"/>
               <w:jc w:val="center"/>
             </w:pPr>
@@ -9892,6 +10867,9 @@
           </w:tcPr>
           <w:p>
             <w:pPr>
+              <w:wordWrap w:val="0"/>
+              <w:autoSpaceDE w:val="0"/>
+              <w:autoSpaceDN w:val="0"/>
               <w:spacing w:after="20" w:line="288" w:lineRule="auto"/>
             </w:pPr>
             <w:r/>
@@ -9914,6 +10892,9 @@
           </w:tcPr>
           <w:p>
             <w:pPr>
+              <w:wordWrap w:val="0"/>
+              <w:autoSpaceDE w:val="0"/>
+              <w:autoSpaceDN w:val="0"/>
               <w:spacing w:after="20" w:line="288" w:lineRule="auto"/>
               <w:jc w:val="center"/>
             </w:pPr>
@@ -9937,6 +10918,9 @@
           </w:tcPr>
           <w:p>
             <w:pPr>
+              <w:wordWrap w:val="0"/>
+              <w:autoSpaceDE w:val="0"/>
+              <w:autoSpaceDN w:val="0"/>
               <w:spacing w:after="20" w:line="288" w:lineRule="auto"/>
               <w:jc w:val="center"/>
             </w:pPr>
@@ -9960,6 +10944,9 @@
           </w:tcPr>
           <w:p>
             <w:pPr>
+              <w:wordWrap w:val="0"/>
+              <w:autoSpaceDE w:val="0"/>
+              <w:autoSpaceDN w:val="0"/>
               <w:spacing w:after="20" w:line="288" w:lineRule="auto"/>
             </w:pPr>
             <w:r/>
@@ -9982,6 +10969,9 @@
           </w:tcPr>
           <w:p>
             <w:pPr>
+              <w:wordWrap w:val="0"/>
+              <w:autoSpaceDE w:val="0"/>
+              <w:autoSpaceDN w:val="0"/>
               <w:spacing w:after="20" w:line="288" w:lineRule="auto"/>
               <w:jc w:val="center"/>
             </w:pPr>
@@ -10011,6 +11001,9 @@
           </w:tcPr>
           <w:p>
             <w:pPr>
+              <w:wordWrap w:val="0"/>
+              <w:autoSpaceDE w:val="0"/>
+              <w:autoSpaceDN w:val="0"/>
               <w:spacing w:after="20" w:line="288" w:lineRule="auto"/>
               <w:jc w:val="center"/>
             </w:pPr>
@@ -10035,6 +11028,9 @@
           </w:tcPr>
           <w:p>
             <w:pPr>
+              <w:wordWrap w:val="0"/>
+              <w:autoSpaceDE w:val="0"/>
+              <w:autoSpaceDN w:val="0"/>
               <w:spacing w:after="20" w:line="288" w:lineRule="auto"/>
             </w:pPr>
             <w:r/>
@@ -10058,6 +11054,9 @@
           </w:tcPr>
           <w:p>
             <w:pPr>
+              <w:wordWrap w:val="0"/>
+              <w:autoSpaceDE w:val="0"/>
+              <w:autoSpaceDN w:val="0"/>
               <w:spacing w:after="20" w:line="288" w:lineRule="auto"/>
               <w:jc w:val="center"/>
             </w:pPr>
@@ -10082,6 +11081,9 @@
           </w:tcPr>
           <w:p>
             <w:pPr>
+              <w:wordWrap w:val="0"/>
+              <w:autoSpaceDE w:val="0"/>
+              <w:autoSpaceDN w:val="0"/>
               <w:spacing w:after="20" w:line="288" w:lineRule="auto"/>
               <w:jc w:val="center"/>
             </w:pPr>
@@ -10105,6 +11107,9 @@
           </w:tcPr>
           <w:p>
             <w:pPr>
+              <w:wordWrap w:val="0"/>
+              <w:autoSpaceDE w:val="0"/>
+              <w:autoSpaceDN w:val="0"/>
               <w:spacing w:after="20" w:line="288" w:lineRule="auto"/>
             </w:pPr>
             <w:r/>
@@ -10127,6 +11132,9 @@
           </w:tcPr>
           <w:p>
             <w:pPr>
+              <w:wordWrap w:val="0"/>
+              <w:autoSpaceDE w:val="0"/>
+              <w:autoSpaceDN w:val="0"/>
               <w:spacing w:after="20" w:line="288" w:lineRule="auto"/>
               <w:jc w:val="center"/>
             </w:pPr>
@@ -10139,149 +11147,6 @@
                 <w:color w:val="1F2933"/>
                 <w:sz w:val="19"/>
               </w:rPr>
-            </w:r>
-          </w:p>
-        </w:tc>
-      </w:tr>
-      <w:tr>
-        <w:trPr>
-          <w:cantSplit/>
-        </w:trPr>
-        <w:tc>
-          <w:tcPr>
-            <w:tcW w:type="dxa" w:w="624"/>
-            <w:vAlign w:val="center"/>
-            <w:shd w:val="clear" w:color="auto" w:fill="EAF2FB"/>
-          </w:tcPr>
-          <w:p>
-            <w:pPr>
-              <w:spacing w:after="20" w:line="288" w:lineRule="auto"/>
-              <w:jc w:val="center"/>
-            </w:pPr>
-            <w:r/>
-            <w:r>
-              <w:rPr>
-                <w:rFonts w:ascii="맑은 고딕" w:hAnsi="맑은 고딕" w:eastAsia="맑은 고딕"/>
-                <w:b/>
-                <w:i w:val="0"/>
-                <w:color w:val="14304F"/>
-                <w:sz w:val="19"/>
-              </w:rPr>
-            </w:r>
-          </w:p>
-        </w:tc>
-        <w:tc>
-          <w:tcPr>
-            <w:tcW w:type="dxa" w:w="2948"/>
-            <w:vAlign w:val="center"/>
-            <w:shd w:val="clear" w:color="auto" w:fill="EAF2FB"/>
-          </w:tcPr>
-          <w:p>
-            <w:pPr>
-              <w:spacing w:after="20" w:line="288" w:lineRule="auto"/>
-            </w:pPr>
-            <w:r/>
-            <w:r>
-              <w:rPr>
-                <w:rFonts w:ascii="맑은 고딕" w:hAnsi="맑은 고딕" w:eastAsia="맑은 고딕"/>
-                <w:b/>
-                <w:i w:val="0"/>
-                <w:color w:val="14304F"/>
-                <w:sz w:val="19"/>
-              </w:rPr>
-              <w:t>합계</w:t>
-            </w:r>
-          </w:p>
-        </w:tc>
-        <w:tc>
-          <w:tcPr>
-            <w:tcW w:type="dxa" w:w="964"/>
-            <w:vAlign w:val="center"/>
-            <w:shd w:val="clear" w:color="auto" w:fill="EAF2FB"/>
-          </w:tcPr>
-          <w:p>
-            <w:pPr>
-              <w:spacing w:after="20" w:line="288" w:lineRule="auto"/>
-              <w:jc w:val="center"/>
-            </w:pPr>
-            <w:r/>
-            <w:r>
-              <w:rPr>
-                <w:rFonts w:ascii="맑은 고딕" w:hAnsi="맑은 고딕" w:eastAsia="맑은 고딕"/>
-                <w:b/>
-                <w:i w:val="0"/>
-                <w:color w:val="14304F"/>
-                <w:sz w:val="19"/>
-              </w:rPr>
-            </w:r>
-          </w:p>
-        </w:tc>
-        <w:tc>
-          <w:tcPr>
-            <w:tcW w:type="dxa" w:w="624"/>
-            <w:vAlign w:val="center"/>
-            <w:shd w:val="clear" w:color="auto" w:fill="EAF2FB"/>
-          </w:tcPr>
-          <w:p>
-            <w:pPr>
-              <w:spacing w:after="20" w:line="288" w:lineRule="auto"/>
-              <w:jc w:val="center"/>
-            </w:pPr>
-            <w:r/>
-            <w:r>
-              <w:rPr>
-                <w:rFonts w:ascii="맑은 고딕" w:hAnsi="맑은 고딕" w:eastAsia="맑은 고딕"/>
-                <w:b/>
-                <w:i w:val="0"/>
-                <w:color w:val="14304F"/>
-                <w:sz w:val="19"/>
-              </w:rPr>
-            </w:r>
-          </w:p>
-        </w:tc>
-        <w:tc>
-          <w:tcPr>
-            <w:tcW w:type="dxa" w:w="2948"/>
-            <w:vAlign w:val="center"/>
-            <w:shd w:val="clear" w:color="auto" w:fill="EAF2FB"/>
-          </w:tcPr>
-          <w:p>
-            <w:pPr>
-              <w:spacing w:after="20" w:line="288" w:lineRule="auto"/>
-            </w:pPr>
-            <w:r/>
-            <w:r>
-              <w:rPr>
-                <w:rFonts w:ascii="맑은 고딕" w:hAnsi="맑은 고딕" w:eastAsia="맑은 고딕"/>
-                <w:b/>
-                <w:i w:val="0"/>
-                <w:color w:val="14304F"/>
-                <w:sz w:val="19"/>
-              </w:rPr>
-            </w:r>
-          </w:p>
-        </w:tc>
-        <w:tc>
-          <w:tcPr>
-            <w:tcW w:type="dxa" w:w="964"/>
-            <w:vAlign w:val="center"/>
-            <w:shd w:val="clear" w:color="auto" w:fill="EAF2FB"/>
-          </w:tcPr>
-          <w:p>
-            <w:pPr>
-              <w:spacing w:after="20" w:line="288" w:lineRule="auto"/>
-              <w:jc w:val="center"/>
-            </w:pPr>
-            <w:r/>
-            <w:r>
-              <w:rPr>
-                <w:rFonts w:ascii="맑은 고딕" w:hAnsi="맑은 고딕" w:eastAsia="맑은 고딕"/>
-                <w:b/>
-                <w:i w:val="0"/>
-                <w:color w:val="14304F"/>
-                <w:sz w:val="19"/>
-              </w:rPr>
-              <w:t>22</w:t>
             </w:r>
           </w:p>
         </w:tc>
@@ -10289,12 +11154,18 @@
     </w:tbl>
     <w:p>
       <w:pPr>
+        <w:wordWrap w:val="0"/>
+        <w:autoSpaceDE w:val="0"/>
+        <w:autoSpaceDN w:val="0"/>
         <w:spacing w:after="40"/>
       </w:pPr>
     </w:p>
     <w:p>
       <w:pPr>
         <w:keepNext/>
+        <w:wordWrap w:val="0"/>
+        <w:autoSpaceDE w:val="0"/>
+        <w:autoSpaceDN w:val="0"/>
         <w:spacing w:after="20"/>
         <w:jc w:val="center"/>
       </w:pPr>
@@ -10335,6 +11206,9 @@
     </w:p>
     <w:p>
       <w:pPr>
+        <w:wordWrap w:val="0"/>
+        <w:autoSpaceDE w:val="0"/>
+        <w:autoSpaceDN w:val="0"/>
         <w:spacing w:after="120"/>
         <w:jc w:val="center"/>
       </w:pPr>
@@ -10352,6 +11226,9 @@
     <w:p>
       <w:pPr>
         <w:keepNext/>
+        <w:wordWrap w:val="0"/>
+        <w:autoSpaceDE w:val="0"/>
+        <w:autoSpaceDN w:val="0"/>
         <w:spacing w:after="20"/>
         <w:jc w:val="center"/>
       </w:pPr>
@@ -10392,6 +11269,9 @@
     </w:p>
     <w:p>
       <w:pPr>
+        <w:wordWrap w:val="0"/>
+        <w:autoSpaceDE w:val="0"/>
+        <w:autoSpaceDN w:val="0"/>
         <w:spacing w:after="120"/>
         <w:jc w:val="center"/>
       </w:pPr>
@@ -10408,6 +11288,9 @@
     </w:p>
     <w:p>
       <w:pPr>
+        <w:wordWrap w:val="0"/>
+        <w:autoSpaceDE w:val="0"/>
+        <w:autoSpaceDN w:val="0"/>
         <w:spacing w:after="80" w:before="40"/>
       </w:pPr>
       <w:r>
@@ -10432,8 +11315,18 @@
       </w:r>
     </w:p>
     <w:p>
+      <w:pPr>
+        <w:pageBreakBefore/>
+        <w:wordWrap w:val="0"/>
+        <w:autoSpaceDE w:val="0"/>
+        <w:autoSpaceDN w:val="0"/>
+        <w:spacing w:after="0" w:before="0" w:line="20" w:lineRule="exact"/>
+      </w:pPr>
       <w:r>
-        <w:br w:type="page"/>
+        <w:rPr>
+          <w:sz w:val="2"/>
+        </w:rPr>
+        <w:t xml:space="preserve"> </w:t>
       </w:r>
     </w:p>
     <w:tbl>
@@ -10463,6 +11356,9 @@
           </w:tcPr>
           <w:p>
             <w:pPr>
+              <w:wordWrap w:val="0"/>
+              <w:autoSpaceDE w:val="0"/>
+              <w:autoSpaceDN w:val="0"/>
               <w:spacing w:after="0"/>
             </w:pPr>
             <w:r/>
@@ -10496,6 +11392,9 @@
           </w:tcPr>
           <w:p>
             <w:pPr>
+              <w:wordWrap w:val="0"/>
+              <w:autoSpaceDE w:val="0"/>
+              <w:autoSpaceDN w:val="0"/>
               <w:spacing w:after="0"/>
               <w:jc w:val="right"/>
             </w:pPr>
@@ -10516,6 +11415,9 @@
     </w:tbl>
     <w:p>
       <w:pPr>
+        <w:wordWrap w:val="0"/>
+        <w:autoSpaceDE w:val="0"/>
+        <w:autoSpaceDN w:val="0"/>
         <w:spacing w:after="40"/>
       </w:pPr>
     </w:p>
@@ -10557,6 +11459,9 @@
           </w:tcPr>
           <w:p>
             <w:pPr>
+              <w:wordWrap w:val="0"/>
+              <w:autoSpaceDE w:val="0"/>
+              <w:autoSpaceDN w:val="0"/>
               <w:spacing w:after="20" w:line="288" w:lineRule="auto"/>
             </w:pPr>
             <w:r/>
@@ -10579,6 +11484,9 @@
           </w:tcPr>
           <w:p>
             <w:pPr>
+              <w:wordWrap w:val="0"/>
+              <w:autoSpaceDE w:val="0"/>
+              <w:autoSpaceDN w:val="0"/>
               <w:spacing w:after="20" w:line="288" w:lineRule="auto"/>
             </w:pPr>
             <w:r/>
@@ -10607,6 +11515,9 @@
           </w:tcPr>
           <w:p>
             <w:pPr>
+              <w:wordWrap w:val="0"/>
+              <w:autoSpaceDE w:val="0"/>
+              <w:autoSpaceDN w:val="0"/>
               <w:spacing w:after="20" w:line="288" w:lineRule="auto"/>
             </w:pPr>
             <w:r/>
@@ -10629,6 +11540,9 @@
           </w:tcPr>
           <w:p>
             <w:pPr>
+              <w:wordWrap w:val="0"/>
+              <w:autoSpaceDE w:val="0"/>
+              <w:autoSpaceDN w:val="0"/>
               <w:spacing w:after="20" w:line="288" w:lineRule="auto"/>
             </w:pPr>
             <w:r/>
@@ -10640,7 +11554,7 @@
                 <w:color w:val="1F2933"/>
                 <w:sz w:val="19"/>
               </w:rPr>
-              <w:t>단지 내 잔디광장 구간(약 130㎡)에 고무블록을 시공하고 벤치를 설치합니다. 현황 사진에는 잔디가 훼손된 구간이 표시되어 있습니다.</w:t>
+              <w:t>단지 내 잔디광장 구간(약 130㎡)에 고무블록을 시공합니다. 현황 사진에는 잔디가 훼손된 구간이 표시되어 있습니다.</w:t>
             </w:r>
           </w:p>
         </w:tc>
@@ -10648,11 +11562,17 @@
     </w:tbl>
     <w:p>
       <w:pPr>
+        <w:wordWrap w:val="0"/>
+        <w:autoSpaceDE w:val="0"/>
+        <w:autoSpaceDN w:val="0"/>
         <w:spacing w:after="40"/>
       </w:pPr>
     </w:p>
     <w:p>
       <w:pPr>
+        <w:wordWrap w:val="0"/>
+        <w:autoSpaceDE w:val="0"/>
+        <w:autoSpaceDN w:val="0"/>
         <w:spacing w:after="60" w:before="160"/>
       </w:pPr>
       <w:r>
@@ -10715,6 +11635,9 @@
           </w:tcPr>
           <w:p>
             <w:pPr>
+              <w:wordWrap w:val="0"/>
+              <w:autoSpaceDE w:val="0"/>
+              <w:autoSpaceDN w:val="0"/>
               <w:spacing w:after="20" w:line="288" w:lineRule="auto"/>
               <w:jc w:val="center"/>
             </w:pPr>
@@ -10739,6 +11662,9 @@
           </w:tcPr>
           <w:p>
             <w:pPr>
+              <w:wordWrap w:val="0"/>
+              <w:autoSpaceDE w:val="0"/>
+              <w:autoSpaceDN w:val="0"/>
               <w:spacing w:after="20" w:line="288" w:lineRule="auto"/>
               <w:jc w:val="center"/>
             </w:pPr>
@@ -10763,6 +11689,9 @@
           </w:tcPr>
           <w:p>
             <w:pPr>
+              <w:wordWrap w:val="0"/>
+              <w:autoSpaceDE w:val="0"/>
+              <w:autoSpaceDN w:val="0"/>
               <w:spacing w:after="20" w:line="288" w:lineRule="auto"/>
               <w:jc w:val="center"/>
             </w:pPr>
@@ -10791,6 +11720,9 @@
           </w:tcPr>
           <w:p>
             <w:pPr>
+              <w:wordWrap w:val="0"/>
+              <w:autoSpaceDE w:val="0"/>
+              <w:autoSpaceDN w:val="0"/>
               <w:spacing w:after="20" w:line="288" w:lineRule="auto"/>
               <w:jc w:val="center"/>
             </w:pPr>
@@ -10814,6 +11746,9 @@
           </w:tcPr>
           <w:p>
             <w:pPr>
+              <w:wordWrap w:val="0"/>
+              <w:autoSpaceDE w:val="0"/>
+              <w:autoSpaceDN w:val="0"/>
               <w:spacing w:after="20" w:line="288" w:lineRule="auto"/>
             </w:pPr>
             <w:r/>
@@ -10836,6 +11771,9 @@
           </w:tcPr>
           <w:p>
             <w:pPr>
+              <w:wordWrap w:val="0"/>
+              <w:autoSpaceDE w:val="0"/>
+              <w:autoSpaceDN w:val="0"/>
               <w:spacing w:after="20" w:line="288" w:lineRule="auto"/>
               <w:jc w:val="center"/>
             </w:pPr>
@@ -10865,6 +11803,9 @@
           </w:tcPr>
           <w:p>
             <w:pPr>
+              <w:wordWrap w:val="0"/>
+              <w:autoSpaceDE w:val="0"/>
+              <w:autoSpaceDN w:val="0"/>
               <w:spacing w:after="20" w:line="288" w:lineRule="auto"/>
               <w:jc w:val="center"/>
             </w:pPr>
@@ -10889,6 +11830,9 @@
           </w:tcPr>
           <w:p>
             <w:pPr>
+              <w:wordWrap w:val="0"/>
+              <w:autoSpaceDE w:val="0"/>
+              <w:autoSpaceDN w:val="0"/>
               <w:spacing w:after="20" w:line="288" w:lineRule="auto"/>
             </w:pPr>
             <w:r/>
@@ -10912,6 +11856,9 @@
           </w:tcPr>
           <w:p>
             <w:pPr>
+              <w:wordWrap w:val="0"/>
+              <w:autoSpaceDE w:val="0"/>
+              <w:autoSpaceDN w:val="0"/>
               <w:spacing w:after="20" w:line="288" w:lineRule="auto"/>
               <w:jc w:val="center"/>
             </w:pPr>
@@ -10932,12 +11879,18 @@
     </w:tbl>
     <w:p>
       <w:pPr>
+        <w:wordWrap w:val="0"/>
+        <w:autoSpaceDE w:val="0"/>
+        <w:autoSpaceDN w:val="0"/>
         <w:spacing w:after="40"/>
       </w:pPr>
     </w:p>
     <w:p>
       <w:pPr>
         <w:keepNext/>
+        <w:wordWrap w:val="0"/>
+        <w:autoSpaceDE w:val="0"/>
+        <w:autoSpaceDN w:val="0"/>
         <w:spacing w:after="20"/>
         <w:jc w:val="center"/>
       </w:pPr>
@@ -10978,6 +11931,9 @@
     </w:p>
     <w:p>
       <w:pPr>
+        <w:wordWrap w:val="0"/>
+        <w:autoSpaceDE w:val="0"/>
+        <w:autoSpaceDN w:val="0"/>
         <w:spacing w:after="120"/>
         <w:jc w:val="center"/>
       </w:pPr>
@@ -10995,6 +11951,9 @@
     <w:p>
       <w:pPr>
         <w:keepNext/>
+        <w:wordWrap w:val="0"/>
+        <w:autoSpaceDE w:val="0"/>
+        <w:autoSpaceDN w:val="0"/>
         <w:spacing w:after="20"/>
         <w:jc w:val="center"/>
       </w:pPr>
@@ -11035,6 +11994,9 @@
     </w:p>
     <w:p>
       <w:pPr>
+        <w:wordWrap w:val="0"/>
+        <w:autoSpaceDE w:val="0"/>
+        <w:autoSpaceDN w:val="0"/>
         <w:spacing w:after="120"/>
         <w:jc w:val="center"/>
       </w:pPr>
@@ -11051,6 +12013,9 @@
     </w:p>
     <w:p>
       <w:pPr>
+        <w:wordWrap w:val="0"/>
+        <w:autoSpaceDE w:val="0"/>
+        <w:autoSpaceDN w:val="0"/>
         <w:spacing w:after="80" w:before="40"/>
       </w:pPr>
       <w:r>
@@ -11075,8 +12040,18 @@
       </w:r>
     </w:p>
     <w:p>
+      <w:pPr>
+        <w:pageBreakBefore/>
+        <w:wordWrap w:val="0"/>
+        <w:autoSpaceDE w:val="0"/>
+        <w:autoSpaceDN w:val="0"/>
+        <w:spacing w:after="0" w:before="0" w:line="20" w:lineRule="exact"/>
+      </w:pPr>
       <w:r>
-        <w:br w:type="page"/>
+        <w:rPr>
+          <w:sz w:val="2"/>
+        </w:rPr>
+        <w:t xml:space="preserve"> </w:t>
       </w:r>
     </w:p>
     <w:tbl>
@@ -11106,6 +12081,9 @@
           </w:tcPr>
           <w:p>
             <w:pPr>
+              <w:wordWrap w:val="0"/>
+              <w:autoSpaceDE w:val="0"/>
+              <w:autoSpaceDN w:val="0"/>
               <w:spacing w:after="0"/>
             </w:pPr>
             <w:r/>
@@ -11139,6 +12117,9 @@
           </w:tcPr>
           <w:p>
             <w:pPr>
+              <w:wordWrap w:val="0"/>
+              <w:autoSpaceDE w:val="0"/>
+              <w:autoSpaceDN w:val="0"/>
               <w:spacing w:after="0"/>
               <w:jc w:val="right"/>
             </w:pPr>
@@ -11159,6 +12140,9 @@
     </w:tbl>
     <w:p>
       <w:pPr>
+        <w:wordWrap w:val="0"/>
+        <w:autoSpaceDE w:val="0"/>
+        <w:autoSpaceDN w:val="0"/>
         <w:spacing w:after="40"/>
       </w:pPr>
     </w:p>
@@ -11200,6 +12184,9 @@
           </w:tcPr>
           <w:p>
             <w:pPr>
+              <w:wordWrap w:val="0"/>
+              <w:autoSpaceDE w:val="0"/>
+              <w:autoSpaceDN w:val="0"/>
               <w:spacing w:after="20" w:line="288" w:lineRule="auto"/>
             </w:pPr>
             <w:r/>
@@ -11222,6 +12209,9 @@
           </w:tcPr>
           <w:p>
             <w:pPr>
+              <w:wordWrap w:val="0"/>
+              <w:autoSpaceDE w:val="0"/>
+              <w:autoSpaceDN w:val="0"/>
               <w:spacing w:after="20" w:line="288" w:lineRule="auto"/>
             </w:pPr>
             <w:r/>
@@ -11250,6 +12240,9 @@
           </w:tcPr>
           <w:p>
             <w:pPr>
+              <w:wordWrap w:val="0"/>
+              <w:autoSpaceDE w:val="0"/>
+              <w:autoSpaceDN w:val="0"/>
               <w:spacing w:after="20" w:line="288" w:lineRule="auto"/>
             </w:pPr>
             <w:r/>
@@ -11272,6 +12265,9 @@
           </w:tcPr>
           <w:p>
             <w:pPr>
+              <w:wordWrap w:val="0"/>
+              <w:autoSpaceDE w:val="0"/>
+              <w:autoSpaceDN w:val="0"/>
               <w:spacing w:after="20" w:line="288" w:lineRule="auto"/>
             </w:pPr>
             <w:r/>
@@ -11283,57 +12279,7 @@
                 <w:color w:val="1F2933"/>
                 <w:sz w:val="19"/>
               </w:rPr>
-              <w:t>이동식 승강장 부스 1세트를 설치하고 전기 배선 작업을 합니다. 도면에는 '5000×3000×3000, 슬라이딩 자동문, 냉난방기 포함'으로 적혀 있습니다.</w:t>
-            </w:r>
-          </w:p>
-        </w:tc>
-      </w:tr>
-      <w:tr>
-        <w:trPr>
-          <w:cantSplit/>
-        </w:trPr>
-        <w:tc>
-          <w:tcPr>
-            <w:tcW w:type="dxa" w:w="2041"/>
-            <w:vAlign w:val="center"/>
-            <w:shd w:val="clear" w:color="auto" w:fill="EAF2FB"/>
-          </w:tcPr>
-          <w:p>
-            <w:pPr>
-              <w:spacing w:after="20" w:line="288" w:lineRule="auto"/>
-            </w:pPr>
-            <w:r/>
-            <w:r>
-              <w:rPr>
-                <w:rFonts w:ascii="맑은 고딕" w:hAnsi="맑은 고딕" w:eastAsia="맑은 고딕"/>
-                <w:b/>
-                <w:i w:val="0"/>
-                <w:color w:val="14304F"/>
-                <w:sz w:val="19"/>
-              </w:rPr>
-              <w:t>도면 표기</w:t>
-            </w:r>
-          </w:p>
-        </w:tc>
-        <w:tc>
-          <w:tcPr>
-            <w:tcW w:type="dxa" w:w="7710"/>
-            <w:vAlign w:val="center"/>
-          </w:tcPr>
-          <w:p>
-            <w:pPr>
-              <w:spacing w:after="20" w:line="288" w:lineRule="auto"/>
-            </w:pPr>
-            <w:r/>
-            <w:r>
-              <w:rPr>
-                <w:rFonts w:ascii="맑은 고딕" w:hAnsi="맑은 고딕" w:eastAsia="맑은 고딕"/>
-                <w:b w:val="0"/>
-                <w:i w:val="0"/>
-                <w:color w:val="1F2933"/>
-                <w:sz w:val="19"/>
-              </w:rPr>
-              <w:t>기존 스쿨존, 철거 후 전기 배선 작업</w:t>
+              <w:t>이동식 승강장 부스 1세트를 설치하고 전기 배선 작업을 합니다.</w:t>
             </w:r>
           </w:p>
         </w:tc>
@@ -11341,11 +12287,17 @@
     </w:tbl>
     <w:p>
       <w:pPr>
+        <w:wordWrap w:val="0"/>
+        <w:autoSpaceDE w:val="0"/>
+        <w:autoSpaceDN w:val="0"/>
         <w:spacing w:after="40"/>
       </w:pPr>
     </w:p>
     <w:p>
       <w:pPr>
+        <w:wordWrap w:val="0"/>
+        <w:autoSpaceDE w:val="0"/>
+        <w:autoSpaceDN w:val="0"/>
         <w:spacing w:after="60" w:before="160"/>
       </w:pPr>
       <w:r>
@@ -11408,6 +12360,9 @@
           </w:tcPr>
           <w:p>
             <w:pPr>
+              <w:wordWrap w:val="0"/>
+              <w:autoSpaceDE w:val="0"/>
+              <w:autoSpaceDN w:val="0"/>
               <w:spacing w:after="20" w:line="288" w:lineRule="auto"/>
               <w:jc w:val="center"/>
             </w:pPr>
@@ -11432,6 +12387,9 @@
           </w:tcPr>
           <w:p>
             <w:pPr>
+              <w:wordWrap w:val="0"/>
+              <w:autoSpaceDE w:val="0"/>
+              <w:autoSpaceDN w:val="0"/>
               <w:spacing w:after="20" w:line="288" w:lineRule="auto"/>
               <w:jc w:val="center"/>
             </w:pPr>
@@ -11456,6 +12414,9 @@
           </w:tcPr>
           <w:p>
             <w:pPr>
+              <w:wordWrap w:val="0"/>
+              <w:autoSpaceDE w:val="0"/>
+              <w:autoSpaceDN w:val="0"/>
               <w:spacing w:after="20" w:line="288" w:lineRule="auto"/>
               <w:jc w:val="center"/>
             </w:pPr>
@@ -11484,6 +12445,9 @@
           </w:tcPr>
           <w:p>
             <w:pPr>
+              <w:wordWrap w:val="0"/>
+              <w:autoSpaceDE w:val="0"/>
+              <w:autoSpaceDN w:val="0"/>
               <w:spacing w:after="20" w:line="288" w:lineRule="auto"/>
               <w:jc w:val="center"/>
             </w:pPr>
@@ -11507,6 +12471,9 @@
           </w:tcPr>
           <w:p>
             <w:pPr>
+              <w:wordWrap w:val="0"/>
+              <w:autoSpaceDE w:val="0"/>
+              <w:autoSpaceDN w:val="0"/>
               <w:spacing w:after="20" w:line="288" w:lineRule="auto"/>
             </w:pPr>
             <w:r/>
@@ -11529,6 +12496,9 @@
           </w:tcPr>
           <w:p>
             <w:pPr>
+              <w:wordWrap w:val="0"/>
+              <w:autoSpaceDE w:val="0"/>
+              <w:autoSpaceDN w:val="0"/>
               <w:spacing w:after="20" w:line="288" w:lineRule="auto"/>
               <w:jc w:val="center"/>
             </w:pPr>
@@ -11558,6 +12528,9 @@
           </w:tcPr>
           <w:p>
             <w:pPr>
+              <w:wordWrap w:val="0"/>
+              <w:autoSpaceDE w:val="0"/>
+              <w:autoSpaceDN w:val="0"/>
               <w:spacing w:after="20" w:line="288" w:lineRule="auto"/>
               <w:jc w:val="center"/>
             </w:pPr>
@@ -11582,6 +12555,9 @@
           </w:tcPr>
           <w:p>
             <w:pPr>
+              <w:wordWrap w:val="0"/>
+              <w:autoSpaceDE w:val="0"/>
+              <w:autoSpaceDN w:val="0"/>
               <w:spacing w:after="20" w:line="288" w:lineRule="auto"/>
             </w:pPr>
             <w:r/>
@@ -11605,6 +12581,9 @@
           </w:tcPr>
           <w:p>
             <w:pPr>
+              <w:wordWrap w:val="0"/>
+              <w:autoSpaceDE w:val="0"/>
+              <w:autoSpaceDN w:val="0"/>
               <w:spacing w:after="20" w:line="288" w:lineRule="auto"/>
               <w:jc w:val="center"/>
             </w:pPr>
@@ -11625,12 +12604,18 @@
     </w:tbl>
     <w:p>
       <w:pPr>
+        <w:wordWrap w:val="0"/>
+        <w:autoSpaceDE w:val="0"/>
+        <w:autoSpaceDN w:val="0"/>
         <w:spacing w:after="40"/>
       </w:pPr>
     </w:p>
     <w:p>
       <w:pPr>
         <w:keepNext/>
+        <w:wordWrap w:val="0"/>
+        <w:autoSpaceDE w:val="0"/>
+        <w:autoSpaceDN w:val="0"/>
         <w:spacing w:after="20"/>
         <w:jc w:val="center"/>
       </w:pPr>
@@ -11671,6 +12656,9 @@
     </w:p>
     <w:p>
       <w:pPr>
+        <w:wordWrap w:val="0"/>
+        <w:autoSpaceDE w:val="0"/>
+        <w:autoSpaceDN w:val="0"/>
         <w:spacing w:after="120"/>
         <w:jc w:val="center"/>
       </w:pPr>
@@ -11688,6 +12676,9 @@
     <w:p>
       <w:pPr>
         <w:keepNext/>
+        <w:wordWrap w:val="0"/>
+        <w:autoSpaceDE w:val="0"/>
+        <w:autoSpaceDN w:val="0"/>
         <w:spacing w:after="20"/>
         <w:jc w:val="center"/>
       </w:pPr>
@@ -11728,6 +12719,9 @@
     </w:p>
     <w:p>
       <w:pPr>
+        <w:wordWrap w:val="0"/>
+        <w:autoSpaceDE w:val="0"/>
+        <w:autoSpaceDN w:val="0"/>
         <w:spacing w:after="120"/>
         <w:jc w:val="center"/>
       </w:pPr>
@@ -11744,6 +12738,9 @@
     </w:p>
     <w:p>
       <w:pPr>
+        <w:wordWrap w:val="0"/>
+        <w:autoSpaceDE w:val="0"/>
+        <w:autoSpaceDN w:val="0"/>
         <w:spacing w:before="80"/>
       </w:pPr>
       <w:r>
@@ -11754,7 +12751,7 @@
           <w:color w:val="14304F"/>
           <w:sz w:val="20"/>
         </w:rPr>
-        <w:t>참고 예시 (입대의 정리 참고자료)</w:t>
+        <w:t>참고 예시</w:t>
       </w:r>
     </w:p>
     <w:tbl>
@@ -11775,6 +12772,9 @@
           </w:tcPr>
           <w:p>
             <w:pPr>
+              <w:wordWrap w:val="0"/>
+              <w:autoSpaceDE w:val="0"/>
+              <w:autoSpaceDN w:val="0"/>
               <w:jc w:val="center"/>
             </w:pPr>
             <w:r>
@@ -11819,6 +12819,9 @@
           </w:tcPr>
           <w:p>
             <w:pPr>
+              <w:wordWrap w:val="0"/>
+              <w:autoSpaceDE w:val="0"/>
+              <w:autoSpaceDN w:val="0"/>
               <w:jc w:val="center"/>
             </w:pPr>
             <w:r>
@@ -11863,6 +12866,9 @@
           </w:tcPr>
           <w:p>
             <w:pPr>
+              <w:wordWrap w:val="0"/>
+              <w:autoSpaceDE w:val="0"/>
+              <w:autoSpaceDN w:val="0"/>
               <w:jc w:val="center"/>
             </w:pPr>
             <w:r>
@@ -11905,6 +12911,9 @@
     </w:tbl>
     <w:p>
       <w:pPr>
+        <w:wordWrap w:val="0"/>
+        <w:autoSpaceDE w:val="0"/>
+        <w:autoSpaceDN w:val="0"/>
         <w:spacing w:after="80"/>
         <w:jc w:val="center"/>
       </w:pPr>
@@ -11921,6 +12930,9 @@
     </w:p>
     <w:p>
       <w:pPr>
+        <w:wordWrap w:val="0"/>
+        <w:autoSpaceDE w:val="0"/>
+        <w:autoSpaceDN w:val="0"/>
         <w:spacing w:after="80" w:before="40"/>
       </w:pPr>
       <w:r>
@@ -11945,8 +12957,18 @@
       </w:r>
     </w:p>
     <w:p>
+      <w:pPr>
+        <w:pageBreakBefore/>
+        <w:wordWrap w:val="0"/>
+        <w:autoSpaceDE w:val="0"/>
+        <w:autoSpaceDN w:val="0"/>
+        <w:spacing w:after="0" w:before="0" w:line="20" w:lineRule="exact"/>
+      </w:pPr>
       <w:r>
-        <w:br w:type="page"/>
+        <w:rPr>
+          <w:sz w:val="2"/>
+        </w:rPr>
+        <w:t xml:space="preserve"> </w:t>
       </w:r>
     </w:p>
     <w:tbl>
@@ -11976,6 +12998,9 @@
           </w:tcPr>
           <w:p>
             <w:pPr>
+              <w:wordWrap w:val="0"/>
+              <w:autoSpaceDE w:val="0"/>
+              <w:autoSpaceDN w:val="0"/>
               <w:spacing w:after="0"/>
             </w:pPr>
             <w:r/>
@@ -11997,7 +13022,7 @@
                 <w:color w:val="FFFFFF"/>
                 <w:sz w:val="30"/>
               </w:rPr>
-              <w:t>헬스장 리모델링 및 집기 구매 공사</w:t>
+              <w:t>헬스장 기구 추가 및 스트레칭룸 공사</w:t>
             </w:r>
           </w:p>
         </w:tc>
@@ -12009,6 +13034,9 @@
           </w:tcPr>
           <w:p>
             <w:pPr>
+              <w:wordWrap w:val="0"/>
+              <w:autoSpaceDE w:val="0"/>
+              <w:autoSpaceDN w:val="0"/>
               <w:spacing w:after="0"/>
               <w:jc w:val="right"/>
             </w:pPr>
@@ -12029,6 +13057,9 @@
     </w:tbl>
     <w:p>
       <w:pPr>
+        <w:wordWrap w:val="0"/>
+        <w:autoSpaceDE w:val="0"/>
+        <w:autoSpaceDN w:val="0"/>
         <w:spacing w:after="40"/>
       </w:pPr>
     </w:p>
@@ -12070,6 +13101,9 @@
           </w:tcPr>
           <w:p>
             <w:pPr>
+              <w:wordWrap w:val="0"/>
+              <w:autoSpaceDE w:val="0"/>
+              <w:autoSpaceDN w:val="0"/>
               <w:spacing w:after="20" w:line="288" w:lineRule="auto"/>
             </w:pPr>
             <w:r/>
@@ -12081,7 +13115,7 @@
                 <w:color w:val="14304F"/>
                 <w:sz w:val="19"/>
               </w:rPr>
-              <w:t>합의서 표기</w:t>
+              <w:t>공사명</w:t>
             </w:r>
           </w:p>
         </w:tc>
@@ -12092,6 +13126,9 @@
           </w:tcPr>
           <w:p>
             <w:pPr>
+              <w:wordWrap w:val="0"/>
+              <w:autoSpaceDE w:val="0"/>
+              <w:autoSpaceDN w:val="0"/>
               <w:spacing w:after="20" w:line="288" w:lineRule="auto"/>
             </w:pPr>
             <w:r/>
@@ -12103,7 +13140,7 @@
                 <w:color w:val="1F2933"/>
                 <w:sz w:val="19"/>
               </w:rPr>
-              <w:t>헬스장 리모델링 및 집기구매 공사</w:t>
+              <w:t>헬스장 기구 추가 및 스트레칭룸 공사</w:t>
             </w:r>
           </w:p>
         </w:tc>
@@ -12120,6 +13157,9 @@
           </w:tcPr>
           <w:p>
             <w:pPr>
+              <w:wordWrap w:val="0"/>
+              <w:autoSpaceDE w:val="0"/>
+              <w:autoSpaceDN w:val="0"/>
               <w:spacing w:after="20" w:line="288" w:lineRule="auto"/>
             </w:pPr>
             <w:r/>
@@ -12142,6 +13182,9 @@
           </w:tcPr>
           <w:p>
             <w:pPr>
+              <w:wordWrap w:val="0"/>
+              <w:autoSpaceDE w:val="0"/>
+              <w:autoSpaceDN w:val="0"/>
               <w:spacing w:after="20" w:line="288" w:lineRule="auto"/>
             </w:pPr>
             <w:r/>
@@ -12153,7 +13196,7 @@
                 <w:color w:val="1F2933"/>
                 <w:sz w:val="19"/>
               </w:rPr>
-              <w:t>헬스장에 운동기구 3종을 구입하고, 스트레칭룸(사무실 리모델링 공간)에 용품 구입과 바닥공사, 벽체 유리 거울 설치를 합니다.</w:t>
+              <w:t>헬스장에 운동기구 3종을 추가하고, 스트레칭룸(사무실 리모델링 공간)에 용품 구입과 바닥공사, 벽체 유리 거울 설치를 합니다.</w:t>
             </w:r>
           </w:p>
         </w:tc>
@@ -12161,11 +13204,17 @@
     </w:tbl>
     <w:p>
       <w:pPr>
+        <w:wordWrap w:val="0"/>
+        <w:autoSpaceDE w:val="0"/>
+        <w:autoSpaceDN w:val="0"/>
         <w:spacing w:after="40"/>
       </w:pPr>
     </w:p>
     <w:p>
       <w:pPr>
+        <w:wordWrap w:val="0"/>
+        <w:autoSpaceDE w:val="0"/>
+        <w:autoSpaceDN w:val="0"/>
         <w:spacing w:after="60" w:before="160"/>
       </w:pPr>
       <w:r>
@@ -12229,6 +13278,9 @@
           </w:tcPr>
           <w:p>
             <w:pPr>
+              <w:wordWrap w:val="0"/>
+              <w:autoSpaceDE w:val="0"/>
+              <w:autoSpaceDN w:val="0"/>
               <w:spacing w:after="20" w:line="288" w:lineRule="auto"/>
               <w:jc w:val="center"/>
             </w:pPr>
@@ -12253,6 +13305,9 @@
           </w:tcPr>
           <w:p>
             <w:pPr>
+              <w:wordWrap w:val="0"/>
+              <w:autoSpaceDE w:val="0"/>
+              <w:autoSpaceDN w:val="0"/>
               <w:spacing w:after="20" w:line="288" w:lineRule="auto"/>
               <w:jc w:val="center"/>
             </w:pPr>
@@ -12277,6 +13332,9 @@
           </w:tcPr>
           <w:p>
             <w:pPr>
+              <w:wordWrap w:val="0"/>
+              <w:autoSpaceDE w:val="0"/>
+              <w:autoSpaceDN w:val="0"/>
               <w:spacing w:after="20" w:line="288" w:lineRule="auto"/>
               <w:jc w:val="center"/>
             </w:pPr>
@@ -12301,6 +13359,9 @@
           </w:tcPr>
           <w:p>
             <w:pPr>
+              <w:wordWrap w:val="0"/>
+              <w:autoSpaceDE w:val="0"/>
+              <w:autoSpaceDN w:val="0"/>
               <w:spacing w:after="20" w:line="288" w:lineRule="auto"/>
               <w:jc w:val="center"/>
             </w:pPr>
@@ -12329,6 +13390,9 @@
           </w:tcPr>
           <w:p>
             <w:pPr>
+              <w:wordWrap w:val="0"/>
+              <w:autoSpaceDE w:val="0"/>
+              <w:autoSpaceDN w:val="0"/>
               <w:spacing w:after="20" w:line="288" w:lineRule="auto"/>
               <w:jc w:val="center"/>
             </w:pPr>
@@ -12352,6 +13416,9 @@
           </w:tcPr>
           <w:p>
             <w:pPr>
+              <w:wordWrap w:val="0"/>
+              <w:autoSpaceDE w:val="0"/>
+              <w:autoSpaceDN w:val="0"/>
               <w:spacing w:after="20" w:line="288" w:lineRule="auto"/>
             </w:pPr>
             <w:r/>
@@ -12374,6 +13441,9 @@
           </w:tcPr>
           <w:p>
             <w:pPr>
+              <w:wordWrap w:val="0"/>
+              <w:autoSpaceDE w:val="0"/>
+              <w:autoSpaceDN w:val="0"/>
               <w:spacing w:after="20" w:line="288" w:lineRule="auto"/>
               <w:jc w:val="center"/>
             </w:pPr>
@@ -12397,6 +13467,9 @@
           </w:tcPr>
           <w:p>
             <w:pPr>
+              <w:wordWrap w:val="0"/>
+              <w:autoSpaceDE w:val="0"/>
+              <w:autoSpaceDN w:val="0"/>
               <w:spacing w:after="20" w:line="288" w:lineRule="auto"/>
             </w:pPr>
             <w:r/>
@@ -12424,6 +13497,9 @@
           </w:tcPr>
           <w:p>
             <w:pPr>
+              <w:wordWrap w:val="0"/>
+              <w:autoSpaceDE w:val="0"/>
+              <w:autoSpaceDN w:val="0"/>
               <w:spacing w:after="20" w:line="288" w:lineRule="auto"/>
               <w:jc w:val="center"/>
             </w:pPr>
@@ -12448,6 +13524,9 @@
           </w:tcPr>
           <w:p>
             <w:pPr>
+              <w:wordWrap w:val="0"/>
+              <w:autoSpaceDE w:val="0"/>
+              <w:autoSpaceDN w:val="0"/>
               <w:spacing w:after="20" w:line="288" w:lineRule="auto"/>
             </w:pPr>
             <w:r/>
@@ -12471,6 +13550,9 @@
           </w:tcPr>
           <w:p>
             <w:pPr>
+              <w:wordWrap w:val="0"/>
+              <w:autoSpaceDE w:val="0"/>
+              <w:autoSpaceDN w:val="0"/>
               <w:spacing w:after="20" w:line="288" w:lineRule="auto"/>
               <w:jc w:val="center"/>
             </w:pPr>
@@ -12495,6 +13577,9 @@
           </w:tcPr>
           <w:p>
             <w:pPr>
+              <w:wordWrap w:val="0"/>
+              <w:autoSpaceDE w:val="0"/>
+              <w:autoSpaceDN w:val="0"/>
               <w:spacing w:after="20" w:line="288" w:lineRule="auto"/>
             </w:pPr>
             <w:r/>
@@ -12521,6 +13606,9 @@
           </w:tcPr>
           <w:p>
             <w:pPr>
+              <w:wordWrap w:val="0"/>
+              <w:autoSpaceDE w:val="0"/>
+              <w:autoSpaceDN w:val="0"/>
               <w:spacing w:after="20" w:line="288" w:lineRule="auto"/>
               <w:jc w:val="center"/>
             </w:pPr>
@@ -12544,6 +13632,9 @@
           </w:tcPr>
           <w:p>
             <w:pPr>
+              <w:wordWrap w:val="0"/>
+              <w:autoSpaceDE w:val="0"/>
+              <w:autoSpaceDN w:val="0"/>
               <w:spacing w:after="20" w:line="288" w:lineRule="auto"/>
             </w:pPr>
             <w:r/>
@@ -12566,6 +13657,9 @@
           </w:tcPr>
           <w:p>
             <w:pPr>
+              <w:wordWrap w:val="0"/>
+              <w:autoSpaceDE w:val="0"/>
+              <w:autoSpaceDN w:val="0"/>
               <w:spacing w:after="20" w:line="288" w:lineRule="auto"/>
               <w:jc w:val="center"/>
             </w:pPr>
@@ -12589,6 +13683,9 @@
           </w:tcPr>
           <w:p>
             <w:pPr>
+              <w:wordWrap w:val="0"/>
+              <w:autoSpaceDE w:val="0"/>
+              <w:autoSpaceDN w:val="0"/>
               <w:spacing w:after="20" w:line="288" w:lineRule="auto"/>
             </w:pPr>
             <w:r/>
@@ -12616,6 +13713,9 @@
           </w:tcPr>
           <w:p>
             <w:pPr>
+              <w:wordWrap w:val="0"/>
+              <w:autoSpaceDE w:val="0"/>
+              <w:autoSpaceDN w:val="0"/>
               <w:spacing w:after="20" w:line="288" w:lineRule="auto"/>
               <w:jc w:val="center"/>
             </w:pPr>
@@ -12640,6 +13740,9 @@
           </w:tcPr>
           <w:p>
             <w:pPr>
+              <w:wordWrap w:val="0"/>
+              <w:autoSpaceDE w:val="0"/>
+              <w:autoSpaceDN w:val="0"/>
               <w:spacing w:after="20" w:line="288" w:lineRule="auto"/>
             </w:pPr>
             <w:r/>
@@ -12663,6 +13766,9 @@
           </w:tcPr>
           <w:p>
             <w:pPr>
+              <w:wordWrap w:val="0"/>
+              <w:autoSpaceDE w:val="0"/>
+              <w:autoSpaceDN w:val="0"/>
               <w:spacing w:after="20" w:line="288" w:lineRule="auto"/>
               <w:jc w:val="center"/>
             </w:pPr>
@@ -12675,7 +13781,7 @@
                 <w:color w:val="1F2933"/>
                 <w:sz w:val="19"/>
               </w:rPr>
-              <w:t>13 SET</w:t>
+              <w:t>구입</w:t>
             </w:r>
           </w:p>
         </w:tc>
@@ -12687,6 +13793,9 @@
           </w:tcPr>
           <w:p>
             <w:pPr>
+              <w:wordWrap w:val="0"/>
+              <w:autoSpaceDE w:val="0"/>
+              <w:autoSpaceDN w:val="0"/>
               <w:spacing w:after="20" w:line="288" w:lineRule="auto"/>
             </w:pPr>
             <w:r/>
@@ -12714,6 +13823,9 @@
           </w:tcPr>
           <w:p>
             <w:pPr>
+              <w:wordWrap w:val="0"/>
+              <w:autoSpaceDE w:val="0"/>
+              <w:autoSpaceDN w:val="0"/>
               <w:spacing w:after="20" w:line="288" w:lineRule="auto"/>
               <w:jc w:val="center"/>
             </w:pPr>
@@ -12737,6 +13849,9 @@
           </w:tcPr>
           <w:p>
             <w:pPr>
+              <w:wordWrap w:val="0"/>
+              <w:autoSpaceDE w:val="0"/>
+              <w:autoSpaceDN w:val="0"/>
               <w:spacing w:after="20" w:line="288" w:lineRule="auto"/>
             </w:pPr>
             <w:r/>
@@ -12759,6 +13874,9 @@
           </w:tcPr>
           <w:p>
             <w:pPr>
+              <w:wordWrap w:val="0"/>
+              <w:autoSpaceDE w:val="0"/>
+              <w:autoSpaceDN w:val="0"/>
               <w:spacing w:after="20" w:line="288" w:lineRule="auto"/>
               <w:jc w:val="center"/>
             </w:pPr>
@@ -12782,6 +13900,9 @@
           </w:tcPr>
           <w:p>
             <w:pPr>
+              <w:wordWrap w:val="0"/>
+              <w:autoSpaceDE w:val="0"/>
+              <w:autoSpaceDN w:val="0"/>
               <w:spacing w:after="20" w:line="288" w:lineRule="auto"/>
             </w:pPr>
             <w:r/>
@@ -12801,11 +13922,17 @@
     </w:tbl>
     <w:p>
       <w:pPr>
+        <w:wordWrap w:val="0"/>
+        <w:autoSpaceDE w:val="0"/>
+        <w:autoSpaceDN w:val="0"/>
         <w:spacing w:after="40"/>
       </w:pPr>
     </w:p>
     <w:p>
       <w:pPr>
+        <w:wordWrap w:val="0"/>
+        <w:autoSpaceDE w:val="0"/>
+        <w:autoSpaceDN w:val="0"/>
         <w:spacing w:after="80"/>
       </w:pPr>
       <w:r>
@@ -12822,6 +13949,9 @@
     <w:p>
       <w:pPr>
         <w:keepNext/>
+        <w:wordWrap w:val="0"/>
+        <w:autoSpaceDE w:val="0"/>
+        <w:autoSpaceDN w:val="0"/>
         <w:spacing w:after="20"/>
         <w:jc w:val="center"/>
       </w:pPr>
@@ -12862,6 +13992,9 @@
     </w:p>
     <w:p>
       <w:pPr>
+        <w:wordWrap w:val="0"/>
+        <w:autoSpaceDE w:val="0"/>
+        <w:autoSpaceDN w:val="0"/>
         <w:spacing w:after="120"/>
         <w:jc w:val="center"/>
       </w:pPr>
@@ -12877,13 +14010,26 @@
       </w:r>
     </w:p>
     <w:p>
+      <w:pPr>
+        <w:pageBreakBefore/>
+        <w:wordWrap w:val="0"/>
+        <w:autoSpaceDE w:val="0"/>
+        <w:autoSpaceDN w:val="0"/>
+        <w:spacing w:after="0" w:before="0" w:line="20" w:lineRule="exact"/>
+      </w:pPr>
       <w:r>
-        <w:br w:type="page"/>
+        <w:rPr>
+          <w:sz w:val="2"/>
+        </w:rPr>
+        <w:t xml:space="preserve"> </w:t>
       </w:r>
     </w:p>
     <w:p>
       <w:pPr>
         <w:keepNext/>
+        <w:wordWrap w:val="0"/>
+        <w:autoSpaceDE w:val="0"/>
+        <w:autoSpaceDN w:val="0"/>
         <w:spacing w:after="20"/>
         <w:jc w:val="center"/>
       </w:pPr>
@@ -12924,6 +14070,9 @@
     </w:p>
     <w:p>
       <w:pPr>
+        <w:wordWrap w:val="0"/>
+        <w:autoSpaceDE w:val="0"/>
+        <w:autoSpaceDN w:val="0"/>
         <w:spacing w:after="120"/>
         <w:jc w:val="center"/>
       </w:pPr>
@@ -12940,6 +14089,9 @@
     </w:p>
     <w:p>
       <w:pPr>
+        <w:wordWrap w:val="0"/>
+        <w:autoSpaceDE w:val="0"/>
+        <w:autoSpaceDN w:val="0"/>
         <w:spacing w:before="80"/>
       </w:pPr>
       <w:r>
@@ -12950,7 +14102,7 @@
           <w:color w:val="14304F"/>
           <w:sz w:val="20"/>
         </w:rPr>
-        <w:t>참고 제품 (입대의 정리 참고자료)</w:t>
+        <w:t>참고 제품 (예시)</w:t>
       </w:r>
     </w:p>
     <w:tbl>
@@ -12978,6 +14130,9 @@
           </w:tcPr>
           <w:p>
             <w:pPr>
+              <w:wordWrap w:val="0"/>
+              <w:autoSpaceDE w:val="0"/>
+              <w:autoSpaceDN w:val="0"/>
               <w:jc w:val="center"/>
             </w:pPr>
             <w:r>
@@ -13022,6 +14177,9 @@
           </w:tcPr>
           <w:p>
             <w:pPr>
+              <w:wordWrap w:val="0"/>
+              <w:autoSpaceDE w:val="0"/>
+              <w:autoSpaceDN w:val="0"/>
               <w:jc w:val="center"/>
             </w:pPr>
             <w:r>
@@ -13066,6 +14224,9 @@
           </w:tcPr>
           <w:p>
             <w:pPr>
+              <w:wordWrap w:val="0"/>
+              <w:autoSpaceDE w:val="0"/>
+              <w:autoSpaceDN w:val="0"/>
               <w:jc w:val="center"/>
             </w:pPr>
             <w:r>
@@ -13110,6 +14271,9 @@
           </w:tcPr>
           <w:p>
             <w:pPr>
+              <w:wordWrap w:val="0"/>
+              <w:autoSpaceDE w:val="0"/>
+              <w:autoSpaceDN w:val="0"/>
               <w:jc w:val="center"/>
             </w:pPr>
             <w:r>
@@ -13157,23 +14321,52 @@
           </w:tcPr>
           <w:p>
             <w:pPr>
+              <w:wordWrap w:val="0"/>
+              <w:autoSpaceDE w:val="0"/>
+              <w:autoSpaceDN w:val="0"/>
               <w:spacing w:after="20" w:line="288" w:lineRule="auto"/>
               <w:jc w:val="center"/>
             </w:pPr>
-            <w:r/>
+            <w:r>
+              <w:rPr>
+                <w:b/>
+              </w:rPr>
+            </w:r>
+            <w:r>
+              <w:rPr>
+                <w:rFonts w:ascii="맑은 고딕" w:hAnsi="맑은 고딕" w:eastAsia="맑은 고딕"/>
+                <w:b/>
+                <w:i w:val="0"/>
+                <w:color w:val="1F2933"/>
+                <w:sz w:val="18"/>
+              </w:rPr>
+              <w:t>런닝머신 X11</w:t>
+            </w:r>
+          </w:p>
+          <w:p>
+            <w:pPr>
+              <w:wordWrap w:val="0"/>
+              <w:autoSpaceDE w:val="0"/>
+              <w:autoSpaceDN w:val="0"/>
+              <w:spacing w:after="20" w:line="288" w:lineRule="auto"/>
+              <w:jc w:val="center"/>
+            </w:pPr>
             <w:r>
               <w:rPr>
                 <w:rFonts w:ascii="맑은 고딕" w:hAnsi="맑은 고딕" w:eastAsia="맑은 고딕"/>
                 <w:b w:val="0"/>
                 <w:i w:val="0"/>
                 <w:color w:val="5B6775"/>
-                <w:sz w:val="16"/>
-              </w:rPr>
-              <w:t>런닝머신 X11</w:t>
-            </w:r>
-          </w:p>
-          <w:p>
-            <w:pPr>
+                <w:sz w:val="18"/>
+              </w:rPr>
+              <w:t>속도 1.0~25.0km/h</w:t>
+            </w:r>
+          </w:p>
+          <w:p>
+            <w:pPr>
+              <w:wordWrap w:val="0"/>
+              <w:autoSpaceDE w:val="0"/>
+              <w:autoSpaceDN w:val="0"/>
               <w:spacing w:after="20" w:line="288" w:lineRule="auto"/>
               <w:jc w:val="center"/>
             </w:pPr>
@@ -13183,13 +14376,16 @@
                 <w:b w:val="0"/>
                 <w:i w:val="0"/>
                 <w:color w:val="5B6775"/>
-                <w:sz w:val="16"/>
-              </w:rPr>
-              <w:t>속도 1.0~25.0km/h · 최대 허용하중 180kg</w:t>
-            </w:r>
-          </w:p>
-          <w:p>
-            <w:pPr>
+                <w:sz w:val="18"/>
+              </w:rPr>
+              <w:t>최대 허용하중 180kg</w:t>
+            </w:r>
+          </w:p>
+          <w:p>
+            <w:pPr>
+              <w:wordWrap w:val="0"/>
+              <w:autoSpaceDE w:val="0"/>
+              <w:autoSpaceDN w:val="0"/>
               <w:spacing w:after="20" w:line="288" w:lineRule="auto"/>
               <w:jc w:val="center"/>
             </w:pPr>
@@ -13199,7 +14395,7 @@
                 <w:b w:val="0"/>
                 <w:i w:val="0"/>
                 <w:color w:val="5B6775"/>
-                <w:sz w:val="16"/>
+                <w:sz w:val="18"/>
               </w:rPr>
               <w:t>크기 2,180×960×1,660mm</w:t>
             </w:r>
@@ -13212,23 +14408,52 @@
           </w:tcPr>
           <w:p>
             <w:pPr>
+              <w:wordWrap w:val="0"/>
+              <w:autoSpaceDE w:val="0"/>
+              <w:autoSpaceDN w:val="0"/>
               <w:spacing w:after="20" w:line="288" w:lineRule="auto"/>
               <w:jc w:val="center"/>
             </w:pPr>
-            <w:r/>
+            <w:r>
+              <w:rPr>
+                <w:b/>
+              </w:rPr>
+            </w:r>
+            <w:r>
+              <w:rPr>
+                <w:rFonts w:ascii="맑은 고딕" w:hAnsi="맑은 고딕" w:eastAsia="맑은 고딕"/>
+                <w:b/>
+                <w:i w:val="0"/>
+                <w:color w:val="1F2933"/>
+                <w:sz w:val="18"/>
+              </w:rPr>
+              <w:t>G4 올인원 트레이너</w:t>
+            </w:r>
+          </w:p>
+          <w:p>
+            <w:pPr>
+              <w:wordWrap w:val="0"/>
+              <w:autoSpaceDE w:val="0"/>
+              <w:autoSpaceDN w:val="0"/>
+              <w:spacing w:after="20" w:line="288" w:lineRule="auto"/>
+              <w:jc w:val="center"/>
+            </w:pPr>
             <w:r>
               <w:rPr>
                 <w:rFonts w:ascii="맑은 고딕" w:hAnsi="맑은 고딕" w:eastAsia="맑은 고딕"/>
                 <w:b w:val="0"/>
                 <w:i w:val="0"/>
                 <w:color w:val="5B6775"/>
-                <w:sz w:val="16"/>
-              </w:rPr>
-              <w:t>G4 올인원 트레이너 (FORCE USA)</w:t>
-            </w:r>
-          </w:p>
-          <w:p>
-            <w:pPr>
+                <w:sz w:val="18"/>
+              </w:rPr>
+              <w:t>FORCE USA</w:t>
+            </w:r>
+          </w:p>
+          <w:p>
+            <w:pPr>
+              <w:wordWrap w:val="0"/>
+              <w:autoSpaceDE w:val="0"/>
+              <w:autoSpaceDN w:val="0"/>
               <w:spacing w:after="20" w:line="288" w:lineRule="auto"/>
               <w:jc w:val="center"/>
             </w:pPr>
@@ -13238,13 +14463,16 @@
                 <w:b w:val="0"/>
                 <w:i w:val="0"/>
                 <w:color w:val="5B6775"/>
-                <w:sz w:val="16"/>
+                <w:sz w:val="18"/>
               </w:rPr>
               <w:t>조립 크기 192×154×220cm</w:t>
             </w:r>
           </w:p>
           <w:p>
             <w:pPr>
+              <w:wordWrap w:val="0"/>
+              <w:autoSpaceDE w:val="0"/>
+              <w:autoSpaceDN w:val="0"/>
               <w:spacing w:after="20" w:line="288" w:lineRule="auto"/>
               <w:jc w:val="center"/>
             </w:pPr>
@@ -13254,9 +14482,9 @@
                 <w:b w:val="0"/>
                 <w:i w:val="0"/>
                 <w:color w:val="5B6775"/>
-                <w:sz w:val="16"/>
-              </w:rPr>
-              <w:t>제품 무게 354kg</w:t>
+                <w:sz w:val="18"/>
+              </w:rPr>
+              <w:t>무게 354kg</w:t>
             </w:r>
           </w:p>
         </w:tc>
@@ -13267,23 +14495,52 @@
           </w:tcPr>
           <w:p>
             <w:pPr>
+              <w:wordWrap w:val="0"/>
+              <w:autoSpaceDE w:val="0"/>
+              <w:autoSpaceDN w:val="0"/>
               <w:spacing w:after="20" w:line="288" w:lineRule="auto"/>
               <w:jc w:val="center"/>
             </w:pPr>
-            <w:r/>
+            <w:r>
+              <w:rPr>
+                <w:b/>
+              </w:rPr>
+            </w:r>
+            <w:r>
+              <w:rPr>
+                <w:rFonts w:ascii="맑은 고딕" w:hAnsi="맑은 고딕" w:eastAsia="맑은 고딕"/>
+                <w:b/>
+                <w:i w:val="0"/>
+                <w:color w:val="1F2933"/>
+                <w:sz w:val="18"/>
+              </w:rPr>
+              <w:t>EM1085 체스트·숄더 프레스</w:t>
+            </w:r>
+          </w:p>
+          <w:p>
+            <w:pPr>
+              <w:wordWrap w:val="0"/>
+              <w:autoSpaceDE w:val="0"/>
+              <w:autoSpaceDN w:val="0"/>
+              <w:spacing w:after="20" w:line="288" w:lineRule="auto"/>
+              <w:jc w:val="center"/>
+            </w:pPr>
             <w:r>
               <w:rPr>
                 <w:rFonts w:ascii="맑은 고딕" w:hAnsi="맑은 고딕" w:eastAsia="맑은 고딕"/>
                 <w:b w:val="0"/>
                 <w:i w:val="0"/>
                 <w:color w:val="5B6775"/>
-                <w:sz w:val="16"/>
-              </w:rPr>
-              <w:t>EM1085 체스트·숄더 프레스 듀얼머신</w:t>
-            </w:r>
-          </w:p>
-          <w:p>
-            <w:pPr>
+                <w:sz w:val="18"/>
+              </w:rPr>
+              <w:t>듀얼머신</w:t>
+            </w:r>
+          </w:p>
+          <w:p>
+            <w:pPr>
+              <w:wordWrap w:val="0"/>
+              <w:autoSpaceDE w:val="0"/>
+              <w:autoSpaceDN w:val="0"/>
               <w:spacing w:after="20" w:line="288" w:lineRule="auto"/>
               <w:jc w:val="center"/>
             </w:pPr>
@@ -13293,13 +14550,16 @@
                 <w:b w:val="0"/>
                 <w:i w:val="0"/>
                 <w:color w:val="5B6775"/>
-                <w:sz w:val="16"/>
+                <w:sz w:val="18"/>
               </w:rPr>
               <w:t>크기 1840×1310×1580mm</w:t>
             </w:r>
           </w:p>
           <w:p>
             <w:pPr>
+              <w:wordWrap w:val="0"/>
+              <w:autoSpaceDE w:val="0"/>
+              <w:autoSpaceDN w:val="0"/>
               <w:spacing w:after="20" w:line="288" w:lineRule="auto"/>
               <w:jc w:val="center"/>
             </w:pPr>
@@ -13309,9 +14569,9 @@
                 <w:b w:val="0"/>
                 <w:i w:val="0"/>
                 <w:color w:val="5B6775"/>
-                <w:sz w:val="16"/>
-              </w:rPr>
-              <w:t>제품 무게 204kg</w:t>
+                <w:sz w:val="18"/>
+              </w:rPr>
+              <w:t>무게 204kg</w:t>
             </w:r>
           </w:p>
         </w:tc>
@@ -13322,33 +14582,43 @@
           </w:tcPr>
           <w:p>
             <w:pPr>
+              <w:wordWrap w:val="0"/>
+              <w:autoSpaceDE w:val="0"/>
+              <w:autoSpaceDN w:val="0"/>
               <w:spacing w:after="20" w:line="288" w:lineRule="auto"/>
               <w:jc w:val="center"/>
             </w:pPr>
-            <w:r/>
+            <w:r>
+              <w:rPr>
+                <w:b/>
+              </w:rPr>
+            </w:r>
+            <w:r>
+              <w:rPr>
+                <w:rFonts w:ascii="맑은 고딕" w:hAnsi="맑은 고딕" w:eastAsia="맑은 고딕"/>
+                <w:b/>
+                <w:i w:val="0"/>
+                <w:color w:val="1F2933"/>
+                <w:sz w:val="18"/>
+              </w:rPr>
+              <w:t>더블매트 50T (고무)</w:t>
+            </w:r>
+          </w:p>
+          <w:p>
+            <w:pPr>
+              <w:wordWrap w:val="0"/>
+              <w:autoSpaceDE w:val="0"/>
+              <w:autoSpaceDN w:val="0"/>
+              <w:spacing w:after="20" w:line="288" w:lineRule="auto"/>
+              <w:jc w:val="center"/>
+            </w:pPr>
             <w:r>
               <w:rPr>
                 <w:rFonts w:ascii="맑은 고딕" w:hAnsi="맑은 고딕" w:eastAsia="맑은 고딕"/>
                 <w:b w:val="0"/>
                 <w:i w:val="0"/>
                 <w:color w:val="5B6775"/>
-                <w:sz w:val="16"/>
-              </w:rPr>
-              <w:t>더블매트 50T (고무)</w:t>
-            </w:r>
-          </w:p>
-          <w:p>
-            <w:pPr>
-              <w:spacing w:after="20" w:line="288" w:lineRule="auto"/>
-              <w:jc w:val="center"/>
-            </w:pPr>
-            <w:r>
-              <w:rPr>
-                <w:rFonts w:ascii="맑은 고딕" w:hAnsi="맑은 고딕" w:eastAsia="맑은 고딕"/>
-                <w:b w:val="0"/>
-                <w:i w:val="0"/>
-                <w:color w:val="5B6775"/>
-                <w:sz w:val="16"/>
+                <w:sz w:val="18"/>
               </w:rPr>
               <w:t>500×500×50mm</w:t>
             </w:r>
@@ -13358,11 +14628,17 @@
     </w:tbl>
     <w:p>
       <w:pPr>
+        <w:wordWrap w:val="0"/>
+        <w:autoSpaceDE w:val="0"/>
+        <w:autoSpaceDN w:val="0"/>
         <w:spacing w:after="40"/>
       </w:pPr>
     </w:p>
     <w:p>
       <w:pPr>
+        <w:wordWrap w:val="0"/>
+        <w:autoSpaceDE w:val="0"/>
+        <w:autoSpaceDN w:val="0"/>
         <w:spacing w:after="80"/>
       </w:pPr>
       <w:r>
@@ -13371,13 +14647,16 @@
           <w:b w:val="0"/>
           <w:i w:val="0"/>
           <w:color w:val="5B6775"/>
-          <w:sz w:val="17"/>
+          <w:sz w:val="18"/>
         </w:rPr>
-        <w:t>참고 제품은 입대의가 정리한 참고자료의 예시입니다. 실제 설치되는 제품의 모델과 세부 구성은 금호건설과의 협의에 따라 달라질 수 있습니다.</w:t>
+        <w:t>참고 제품은 예시입니다. 실제 설치되는 제품의 모델과 세부 구성은 협의에 따라 달라질 수 있습니다.</w:t>
       </w:r>
     </w:p>
     <w:p>
       <w:pPr>
+        <w:wordWrap w:val="0"/>
+        <w:autoSpaceDE w:val="0"/>
+        <w:autoSpaceDN w:val="0"/>
         <w:spacing w:after="80" w:before="40"/>
       </w:pPr>
       <w:r>
@@ -13402,8 +14681,18 @@
       </w:r>
     </w:p>
     <w:p>
+      <w:pPr>
+        <w:pageBreakBefore/>
+        <w:wordWrap w:val="0"/>
+        <w:autoSpaceDE w:val="0"/>
+        <w:autoSpaceDN w:val="0"/>
+        <w:spacing w:after="0" w:before="0" w:line="20" w:lineRule="exact"/>
+      </w:pPr>
       <w:r>
-        <w:br w:type="page"/>
+        <w:rPr>
+          <w:sz w:val="2"/>
+        </w:rPr>
+        <w:t xml:space="preserve"> </w:t>
       </w:r>
     </w:p>
     <w:tbl>
@@ -13433,6 +14722,9 @@
           </w:tcPr>
           <w:p>
             <w:pPr>
+              <w:wordWrap w:val="0"/>
+              <w:autoSpaceDE w:val="0"/>
+              <w:autoSpaceDN w:val="0"/>
               <w:spacing w:after="0"/>
             </w:pPr>
             <w:r/>
@@ -13466,6 +14758,9 @@
           </w:tcPr>
           <w:p>
             <w:pPr>
+              <w:wordWrap w:val="0"/>
+              <w:autoSpaceDE w:val="0"/>
+              <w:autoSpaceDN w:val="0"/>
               <w:spacing w:after="0"/>
               <w:jc w:val="right"/>
             </w:pPr>
@@ -13486,6 +14781,9 @@
     </w:tbl>
     <w:p>
       <w:pPr>
+        <w:wordWrap w:val="0"/>
+        <w:autoSpaceDE w:val="0"/>
+        <w:autoSpaceDN w:val="0"/>
         <w:spacing w:after="40"/>
       </w:pPr>
     </w:p>
@@ -13514,6 +14812,9 @@
           </w:tcPr>
           <w:p>
             <w:pPr>
+              <w:wordWrap w:val="0"/>
+              <w:autoSpaceDE w:val="0"/>
+              <w:autoSpaceDN w:val="0"/>
               <w:jc w:val="center"/>
             </w:pPr>
             <w:r/>
@@ -13530,6 +14831,9 @@
           </w:p>
           <w:p>
             <w:pPr>
+              <w:wordWrap w:val="0"/>
+              <w:autoSpaceDE w:val="0"/>
+              <w:autoSpaceDN w:val="0"/>
               <w:jc w:val="center"/>
             </w:pPr>
             <w:r>
@@ -13545,6 +14849,9 @@
           </w:p>
           <w:p>
             <w:pPr>
+              <w:wordWrap w:val="0"/>
+              <w:autoSpaceDE w:val="0"/>
+              <w:autoSpaceDN w:val="0"/>
               <w:spacing w:before="120"/>
               <w:jc w:val="center"/>
             </w:pPr>
@@ -13564,11 +14871,17 @@
     </w:tbl>
     <w:p>
       <w:pPr>
+        <w:wordWrap w:val="0"/>
+        <w:autoSpaceDE w:val="0"/>
+        <w:autoSpaceDN w:val="0"/>
         <w:spacing w:after="80"/>
       </w:pPr>
     </w:p>
     <w:p>
       <w:pPr>
+        <w:wordWrap w:val="0"/>
+        <w:autoSpaceDE w:val="0"/>
+        <w:autoSpaceDN w:val="0"/>
         <w:spacing w:after="60" w:before="160"/>
       </w:pPr>
       <w:r>
@@ -13618,6 +14931,9 @@
           </w:tcPr>
           <w:p>
             <w:pPr>
+              <w:wordWrap w:val="0"/>
+              <w:autoSpaceDE w:val="0"/>
+              <w:autoSpaceDN w:val="0"/>
               <w:spacing w:after="20" w:line="288" w:lineRule="auto"/>
             </w:pPr>
             <w:r/>
@@ -13637,11 +14953,17 @@
     </w:tbl>
     <w:p>
       <w:pPr>
+        <w:wordWrap w:val="0"/>
+        <w:autoSpaceDE w:val="0"/>
+        <w:autoSpaceDN w:val="0"/>
         <w:spacing w:after="40"/>
       </w:pPr>
     </w:p>
     <w:p>
       <w:pPr>
+        <w:wordWrap w:val="0"/>
+        <w:autoSpaceDE w:val="0"/>
+        <w:autoSpaceDN w:val="0"/>
         <w:spacing w:after="60" w:before="160"/>
       </w:pPr>
       <w:r>
@@ -13703,6 +15025,9 @@
           </w:tcPr>
           <w:p>
             <w:pPr>
+              <w:wordWrap w:val="0"/>
+              <w:autoSpaceDE w:val="0"/>
+              <w:autoSpaceDN w:val="0"/>
               <w:spacing w:after="20" w:line="288" w:lineRule="auto"/>
             </w:pPr>
             <w:r/>
@@ -13725,6 +15050,9 @@
           </w:tcPr>
           <w:p>
             <w:pPr>
+              <w:wordWrap w:val="0"/>
+              <w:autoSpaceDE w:val="0"/>
+              <w:autoSpaceDN w:val="0"/>
               <w:spacing w:after="20" w:line="288" w:lineRule="auto"/>
             </w:pPr>
             <w:r/>
@@ -13753,6 +15081,9 @@
           </w:tcPr>
           <w:p>
             <w:pPr>
+              <w:wordWrap w:val="0"/>
+              <w:autoSpaceDE w:val="0"/>
+              <w:autoSpaceDN w:val="0"/>
               <w:spacing w:after="20" w:line="288" w:lineRule="auto"/>
             </w:pPr>
             <w:r/>
@@ -13775,6 +15106,9 @@
           </w:tcPr>
           <w:p>
             <w:pPr>
+              <w:wordWrap w:val="0"/>
+              <w:autoSpaceDE w:val="0"/>
+              <w:autoSpaceDN w:val="0"/>
               <w:spacing w:after="20" w:line="288" w:lineRule="auto"/>
             </w:pPr>
             <w:r/>
@@ -13803,6 +15137,9 @@
           </w:tcPr>
           <w:p>
             <w:pPr>
+              <w:wordWrap w:val="0"/>
+              <w:autoSpaceDE w:val="0"/>
+              <w:autoSpaceDN w:val="0"/>
               <w:spacing w:after="20" w:line="288" w:lineRule="auto"/>
             </w:pPr>
             <w:r/>
@@ -13825,6 +15162,9 @@
           </w:tcPr>
           <w:p>
             <w:pPr>
+              <w:wordWrap w:val="0"/>
+              <w:autoSpaceDE w:val="0"/>
+              <w:autoSpaceDN w:val="0"/>
               <w:spacing w:after="20" w:line="288" w:lineRule="auto"/>
             </w:pPr>
             <w:r/>
@@ -13853,6 +15193,9 @@
           </w:tcPr>
           <w:p>
             <w:pPr>
+              <w:wordWrap w:val="0"/>
+              <w:autoSpaceDE w:val="0"/>
+              <w:autoSpaceDN w:val="0"/>
               <w:spacing w:after="20" w:line="288" w:lineRule="auto"/>
             </w:pPr>
             <w:r/>
@@ -13875,6 +15218,9 @@
           </w:tcPr>
           <w:p>
             <w:pPr>
+              <w:wordWrap w:val="0"/>
+              <w:autoSpaceDE w:val="0"/>
+              <w:autoSpaceDN w:val="0"/>
               <w:spacing w:after="20" w:line="288" w:lineRule="auto"/>
             </w:pPr>
             <w:r/>
@@ -13903,6 +15249,9 @@
           </w:tcPr>
           <w:p>
             <w:pPr>
+              <w:wordWrap w:val="0"/>
+              <w:autoSpaceDE w:val="0"/>
+              <w:autoSpaceDN w:val="0"/>
               <w:spacing w:after="20" w:line="288" w:lineRule="auto"/>
             </w:pPr>
             <w:r/>
@@ -13925,6 +15274,9 @@
           </w:tcPr>
           <w:p>
             <w:pPr>
+              <w:wordWrap w:val="0"/>
+              <w:autoSpaceDE w:val="0"/>
+              <w:autoSpaceDN w:val="0"/>
               <w:spacing w:after="20" w:line="288" w:lineRule="auto"/>
             </w:pPr>
             <w:r/>
@@ -13937,6 +15289,62 @@
                 <w:sz w:val="19"/>
               </w:rPr>
               <w:t>보수 확약서로 대체합니다.</w:t>
+            </w:r>
+          </w:p>
+        </w:tc>
+      </w:tr>
+      <w:tr>
+        <w:trPr>
+          <w:cantSplit/>
+        </w:trPr>
+        <w:tc>
+          <w:tcPr>
+            <w:tcW w:type="dxa" w:w="2041"/>
+            <w:vAlign w:val="center"/>
+            <w:shd w:val="clear" w:color="auto" w:fill="EAF2FB"/>
+          </w:tcPr>
+          <w:p>
+            <w:pPr>
+              <w:wordWrap w:val="0"/>
+              <w:autoSpaceDE w:val="0"/>
+              <w:autoSpaceDN w:val="0"/>
+              <w:spacing w:after="20" w:line="288" w:lineRule="auto"/>
+            </w:pPr>
+            <w:r/>
+            <w:r>
+              <w:rPr>
+                <w:rFonts w:ascii="맑은 고딕" w:hAnsi="맑은 고딕" w:eastAsia="맑은 고딕"/>
+                <w:b/>
+                <w:i w:val="0"/>
+                <w:color w:val="14304F"/>
+                <w:sz w:val="19"/>
+              </w:rPr>
+              <w:t>접수 외 세대 보수건</w:t>
+            </w:r>
+          </w:p>
+        </w:tc>
+        <w:tc>
+          <w:tcPr>
+            <w:tcW w:type="dxa" w:w="7710"/>
+            <w:vAlign w:val="center"/>
+          </w:tcPr>
+          <w:p>
+            <w:pPr>
+              <w:wordWrap w:val="0"/>
+              <w:autoSpaceDE w:val="0"/>
+              <w:autoSpaceDN w:val="0"/>
+              <w:spacing w:after="20" w:line="288" w:lineRule="auto"/>
+            </w:pPr>
+            <w:r/>
+            <w:r>
+              <w:rPr>
+                <w:rFonts w:ascii="맑은 고딕" w:hAnsi="맑은 고딕" w:eastAsia="맑은 고딕"/>
+                <w:b w:val="0"/>
+                <w:i w:val="0"/>
+                <w:color w:val="1F2933"/>
+                <w:sz w:val="19"/>
+              </w:rPr>
+              <w:t>코티스에 접수되지 않은 세대 보수건은 입대의와 금호건설의 협의가 필요합니다.</w:t>
             </w:r>
           </w:p>
         </w:tc>
@@ -13944,10 +15352,18 @@
     </w:tbl>
     <w:p>
       <w:pPr>
+        <w:wordWrap w:val="0"/>
+        <w:autoSpaceDE w:val="0"/>
+        <w:autoSpaceDN w:val="0"/>
         <w:spacing w:after="40"/>
       </w:pPr>
     </w:p>
     <w:p>
+      <w:pPr>
+        <w:wordWrap w:val="0"/>
+        <w:autoSpaceDE w:val="0"/>
+        <w:autoSpaceDN w:val="0"/>
+      </w:pPr>
       <w:r>
         <w:rPr>
           <w:rFonts w:ascii="맑은 고딕" w:hAnsi="맑은 고딕" w:eastAsia="맑은 고딕"/>
@@ -13961,6 +15377,9 @@
     </w:p>
     <w:p>
       <w:pPr>
+        <w:wordWrap w:val="0"/>
+        <w:autoSpaceDE w:val="0"/>
+        <w:autoSpaceDN w:val="0"/>
         <w:spacing w:after="80" w:before="40"/>
       </w:pPr>
       <w:r>
@@ -13985,8 +15404,18 @@
       </w:r>
     </w:p>
     <w:p>
+      <w:pPr>
+        <w:pageBreakBefore/>
+        <w:wordWrap w:val="0"/>
+        <w:autoSpaceDE w:val="0"/>
+        <w:autoSpaceDN w:val="0"/>
+        <w:spacing w:after="0" w:before="0" w:line="20" w:lineRule="exact"/>
+      </w:pPr>
       <w:r>
-        <w:br w:type="page"/>
+        <w:rPr>
+          <w:sz w:val="2"/>
+        </w:rPr>
+        <w:t xml:space="preserve"> </w:t>
       </w:r>
     </w:p>
     <w:tbl>
@@ -14016,6 +15445,9 @@
           </w:tcPr>
           <w:p>
             <w:pPr>
+              <w:wordWrap w:val="0"/>
+              <w:autoSpaceDE w:val="0"/>
+              <w:autoSpaceDN w:val="0"/>
               <w:spacing w:after="0"/>
             </w:pPr>
             <w:r/>
@@ -14037,7 +15469,7 @@
                 <w:color w:val="FFFFFF"/>
                 <w:sz w:val="30"/>
               </w:rPr>
-              <w:t>앞으로의 진행과 합의서에 정해진 협조 사항</w:t>
+              <w:t>앞으로의 진행</w:t>
             </w:r>
           </w:p>
         </w:tc>
@@ -14049,6 +15481,9 @@
           </w:tcPr>
           <w:p>
             <w:pPr>
+              <w:wordWrap w:val="0"/>
+              <w:autoSpaceDE w:val="0"/>
+              <w:autoSpaceDN w:val="0"/>
               <w:spacing w:after="0"/>
               <w:jc w:val="right"/>
             </w:pPr>
@@ -14061,7 +15496,7 @@
                 <w:color w:val="CFE0F2"/>
                 <w:sz w:val="18"/>
               </w:rPr>
-              <w:t>합의서 본문 1~5조</w:t>
+              <w:t>합의서 본문</w:t>
             </w:r>
           </w:p>
         </w:tc>
@@ -14069,11 +15504,17 @@
     </w:tbl>
     <w:p>
       <w:pPr>
+        <w:wordWrap w:val="0"/>
+        <w:autoSpaceDE w:val="0"/>
+        <w:autoSpaceDN w:val="0"/>
         <w:spacing w:after="40"/>
       </w:pPr>
     </w:p>
     <w:p>
       <w:pPr>
+        <w:wordWrap w:val="0"/>
+        <w:autoSpaceDE w:val="0"/>
+        <w:autoSpaceDN w:val="0"/>
         <w:spacing w:after="60" w:before="160"/>
       </w:pPr>
       <w:r>
@@ -14136,6 +15577,9 @@
           </w:tcPr>
           <w:p>
             <w:pPr>
+              <w:wordWrap w:val="0"/>
+              <w:autoSpaceDE w:val="0"/>
+              <w:autoSpaceDN w:val="0"/>
               <w:spacing w:after="20" w:line="288" w:lineRule="auto"/>
               <w:jc w:val="center"/>
             </w:pPr>
@@ -14160,6 +15604,9 @@
           </w:tcPr>
           <w:p>
             <w:pPr>
+              <w:wordWrap w:val="0"/>
+              <w:autoSpaceDE w:val="0"/>
+              <w:autoSpaceDN w:val="0"/>
               <w:spacing w:after="20" w:line="288" w:lineRule="auto"/>
               <w:jc w:val="center"/>
             </w:pPr>
@@ -14184,6 +15631,9 @@
           </w:tcPr>
           <w:p>
             <w:pPr>
+              <w:wordWrap w:val="0"/>
+              <w:autoSpaceDE w:val="0"/>
+              <w:autoSpaceDN w:val="0"/>
               <w:spacing w:after="20" w:line="288" w:lineRule="auto"/>
               <w:jc w:val="center"/>
             </w:pPr>
@@ -14212,6 +15662,9 @@
           </w:tcPr>
           <w:p>
             <w:pPr>
+              <w:wordWrap w:val="0"/>
+              <w:autoSpaceDE w:val="0"/>
+              <w:autoSpaceDN w:val="0"/>
               <w:spacing w:after="20" w:line="288" w:lineRule="auto"/>
             </w:pPr>
             <w:r/>
@@ -14234,6 +15687,9 @@
           </w:tcPr>
           <w:p>
             <w:pPr>
+              <w:wordWrap w:val="0"/>
+              <w:autoSpaceDE w:val="0"/>
+              <w:autoSpaceDN w:val="0"/>
               <w:spacing w:after="20" w:line="288" w:lineRule="auto"/>
             </w:pPr>
             <w:r/>
@@ -14256,6 +15712,9 @@
           </w:tcPr>
           <w:p>
             <w:pPr>
+              <w:wordWrap w:val="0"/>
+              <w:autoSpaceDE w:val="0"/>
+              <w:autoSpaceDN w:val="0"/>
               <w:spacing w:after="20" w:line="288" w:lineRule="auto"/>
               <w:jc w:val="center"/>
             </w:pPr>
@@ -14285,6 +15744,9 @@
           </w:tcPr>
           <w:p>
             <w:pPr>
+              <w:wordWrap w:val="0"/>
+              <w:autoSpaceDE w:val="0"/>
+              <w:autoSpaceDN w:val="0"/>
               <w:spacing w:after="20" w:line="288" w:lineRule="auto"/>
             </w:pPr>
             <w:r/>
@@ -14296,7 +15758,7 @@
                 <w:color w:val="1F2933"/>
                 <w:sz w:val="19"/>
               </w:rPr>
-              <w:t>위임장 제출</w:t>
+              <w:t>소송 종결</w:t>
             </w:r>
           </w:p>
         </w:tc>
@@ -14308,6 +15770,9 @@
           </w:tcPr>
           <w:p>
             <w:pPr>
+              <w:wordWrap w:val="0"/>
+              <w:autoSpaceDE w:val="0"/>
+              <w:autoSpaceDN w:val="0"/>
               <w:spacing w:after="20" w:line="288" w:lineRule="auto"/>
             </w:pPr>
             <w:r/>
@@ -14319,7 +15784,7 @@
                 <w:color w:val="1F2933"/>
                 <w:sz w:val="19"/>
               </w:rPr>
-              <w:t>소유권자 위임장을 갑이 을에게 제출 (1조 3항)</w:t>
+              <w:t>합의서를 법원에 제출해 화해권고결정(또는 조정에 갈음하는 결정)을 받음. 효력은 결정이 확정된 날부터 (5조)</w:t>
             </w:r>
           </w:p>
         </w:tc>
@@ -14331,6 +15796,9 @@
           </w:tcPr>
           <w:p>
             <w:pPr>
+              <w:wordWrap w:val="0"/>
+              <w:autoSpaceDE w:val="0"/>
+              <w:autoSpaceDN w:val="0"/>
               <w:spacing w:after="20" w:line="288" w:lineRule="auto"/>
               <w:jc w:val="center"/>
             </w:pPr>
@@ -14343,11 +15811,14 @@
                 <w:color w:val="1F2933"/>
                 <w:sz w:val="19"/>
               </w:rPr>
-              <w:t>체결 후 2개월 이내</w:t>
-            </w:r>
-          </w:p>
-          <w:p>
-            <w:pPr>
+              <w:t>법원 절차에 따름</w:t>
+            </w:r>
+          </w:p>
+          <w:p>
+            <w:pPr>
+              <w:wordWrap w:val="0"/>
+              <w:autoSpaceDE w:val="0"/>
+              <w:autoSpaceDN w:val="0"/>
               <w:spacing w:after="20" w:line="288" w:lineRule="auto"/>
               <w:jc w:val="center"/>
             </w:pPr>
@@ -14359,7 +15830,7 @@
                 <w:color w:val="1F2933"/>
                 <w:sz w:val="19"/>
               </w:rPr>
-              <w:t>(1개월 연장 가능)</w:t>
+              <w:t>(10월 중 예정)</w:t>
             </w:r>
           </w:p>
         </w:tc>
@@ -14375,6 +15846,9 @@
           </w:tcPr>
           <w:p>
             <w:pPr>
+              <w:wordWrap w:val="0"/>
+              <w:autoSpaceDE w:val="0"/>
+              <w:autoSpaceDN w:val="0"/>
               <w:spacing w:after="20" w:line="288" w:lineRule="auto"/>
             </w:pPr>
             <w:r/>
@@ -14386,7 +15860,7 @@
                 <w:color w:val="1F2933"/>
                 <w:sz w:val="19"/>
               </w:rPr>
-              <w:t>소송 종결</w:t>
+              <w:t>별첨1 공사</w:t>
             </w:r>
           </w:p>
         </w:tc>
@@ -14397,6 +15871,9 @@
           </w:tcPr>
           <w:p>
             <w:pPr>
+              <w:wordWrap w:val="0"/>
+              <w:autoSpaceDE w:val="0"/>
+              <w:autoSpaceDN w:val="0"/>
               <w:spacing w:after="20" w:line="288" w:lineRule="auto"/>
             </w:pPr>
             <w:r/>
@@ -14408,7 +15885,7 @@
                 <w:color w:val="1F2933"/>
                 <w:sz w:val="19"/>
               </w:rPr>
-              <w:t>합의서를 법원에 제출해 화해권고결정(또는 조정에 갈음하는 결정)을 받음. 효력은 결정이 확정된 날부터 (5조)</w:t>
+              <w:t>첨부 2~8 공사 진행. 공사 기간 12개월 이내 (3조 4항)</w:t>
             </w:r>
           </w:p>
         </w:tc>
@@ -14419,6 +15896,9 @@
           </w:tcPr>
           <w:p>
             <w:pPr>
+              <w:wordWrap w:val="0"/>
+              <w:autoSpaceDE w:val="0"/>
+              <w:autoSpaceDN w:val="0"/>
               <w:spacing w:after="20" w:line="288" w:lineRule="auto"/>
               <w:jc w:val="center"/>
             </w:pPr>
@@ -14431,7 +15911,7 @@
                 <w:color w:val="1F2933"/>
                 <w:sz w:val="19"/>
               </w:rPr>
-              <w:t>법원 절차에 따름</w:t>
+              <w:t>11월부터 (금호건설 계획)</w:t>
             </w:r>
           </w:p>
         </w:tc>
@@ -14448,6 +15928,9 @@
           </w:tcPr>
           <w:p>
             <w:pPr>
+              <w:wordWrap w:val="0"/>
+              <w:autoSpaceDE w:val="0"/>
+              <w:autoSpaceDN w:val="0"/>
               <w:spacing w:after="20" w:line="288" w:lineRule="auto"/>
             </w:pPr>
             <w:r/>
@@ -14459,7 +15942,7 @@
                 <w:color w:val="1F2933"/>
                 <w:sz w:val="19"/>
               </w:rPr>
-              <w:t>별첨1 공사</w:t>
+              <w:t>공사 완료</w:t>
             </w:r>
           </w:p>
         </w:tc>
@@ -14471,6 +15954,9 @@
           </w:tcPr>
           <w:p>
             <w:pPr>
+              <w:wordWrap w:val="0"/>
+              <w:autoSpaceDE w:val="0"/>
+              <w:autoSpaceDN w:val="0"/>
               <w:spacing w:after="20" w:line="288" w:lineRule="auto"/>
             </w:pPr>
             <w:r/>
@@ -14482,7 +15968,7 @@
                 <w:color w:val="1F2933"/>
                 <w:sz w:val="19"/>
               </w:rPr>
-              <w:t>첨부 2~8 공사 진행. 공사 기간 12개월 이내 (3조 4항)</w:t>
+              <w:t>개별공사 완료확인서 날인 후 하자보증기간 1년 (2조 5항)</w:t>
             </w:r>
           </w:p>
         </w:tc>
@@ -14494,6 +15980,9 @@
           </w:tcPr>
           <w:p>
             <w:pPr>
+              <w:wordWrap w:val="0"/>
+              <w:autoSpaceDE w:val="0"/>
+              <w:autoSpaceDN w:val="0"/>
               <w:spacing w:after="20" w:line="288" w:lineRule="auto"/>
               <w:jc w:val="center"/>
             </w:pPr>
@@ -14506,7 +15995,7 @@
                 <w:color w:val="1F2933"/>
                 <w:sz w:val="19"/>
               </w:rPr>
-              <w:t>금호건설 제시 계획: 11월부터</w:t>
+              <w:t>공사별</w:t>
             </w:r>
           </w:p>
         </w:tc>
@@ -14522,6 +16011,9 @@
           </w:tcPr>
           <w:p>
             <w:pPr>
+              <w:wordWrap w:val="0"/>
+              <w:autoSpaceDE w:val="0"/>
+              <w:autoSpaceDN w:val="0"/>
               <w:spacing w:after="20" w:line="288" w:lineRule="auto"/>
             </w:pPr>
             <w:r/>
@@ -14533,7 +16025,7 @@
                 <w:color w:val="1F2933"/>
                 <w:sz w:val="19"/>
               </w:rPr>
-              <w:t>공사 완료</w:t>
+              <w:t>하자보수 책임 종료</w:t>
             </w:r>
           </w:p>
         </w:tc>
@@ -14544,6 +16036,9 @@
           </w:tcPr>
           <w:p>
             <w:pPr>
+              <w:wordWrap w:val="0"/>
+              <w:autoSpaceDE w:val="0"/>
+              <w:autoSpaceDN w:val="0"/>
               <w:spacing w:after="20" w:line="288" w:lineRule="auto"/>
             </w:pPr>
             <w:r/>
@@ -14555,7 +16050,7 @@
                 <w:color w:val="1F2933"/>
                 <w:sz w:val="19"/>
               </w:rPr>
-              <w:t>개별공사 완료확인서 날인 후 하자보증기간 1년 (2조 5항)</w:t>
+              <w:t>하자보수책임 완료확인서 확인·날인 시 책임 종료, 2·3년차 하자보수보증증권 반환 (2조 5항)</w:t>
             </w:r>
           </w:p>
         </w:tc>
@@ -14566,81 +16061,9 @@
           </w:tcPr>
           <w:p>
             <w:pPr>
-              <w:spacing w:after="20" w:line="288" w:lineRule="auto"/>
-              <w:jc w:val="center"/>
-            </w:pPr>
-            <w:r/>
-            <w:r>
-              <w:rPr>
-                <w:rFonts w:ascii="맑은 고딕" w:hAnsi="맑은 고딕" w:eastAsia="맑은 고딕"/>
-                <w:b w:val="0"/>
-                <w:i w:val="0"/>
-                <w:color w:val="1F2933"/>
-                <w:sz w:val="19"/>
-              </w:rPr>
-              <w:t>공사별</w:t>
-            </w:r>
-          </w:p>
-        </w:tc>
-      </w:tr>
-      <w:tr>
-        <w:trPr>
-          <w:cantSplit/>
-        </w:trPr>
-        <w:tc>
-          <w:tcPr>
-            <w:tcW w:type="dxa" w:w="2041"/>
-            <w:vAlign w:val="center"/>
-            <w:shd w:val="clear" w:color="auto" w:fill="F8FAFC"/>
-          </w:tcPr>
-          <w:p>
-            <w:pPr>
-              <w:spacing w:after="20" w:line="288" w:lineRule="auto"/>
-            </w:pPr>
-            <w:r/>
-            <w:r>
-              <w:rPr>
-                <w:rFonts w:ascii="맑은 고딕" w:hAnsi="맑은 고딕" w:eastAsia="맑은 고딕"/>
-                <w:b w:val="0"/>
-                <w:i w:val="0"/>
-                <w:color w:val="1F2933"/>
-                <w:sz w:val="19"/>
-              </w:rPr>
-              <w:t>하자보수 책임 종료</w:t>
-            </w:r>
-          </w:p>
-        </w:tc>
-        <w:tc>
-          <w:tcPr>
-            <w:tcW w:type="dxa" w:w="5443"/>
-            <w:vAlign w:val="center"/>
-            <w:shd w:val="clear" w:color="auto" w:fill="F8FAFC"/>
-          </w:tcPr>
-          <w:p>
-            <w:pPr>
-              <w:spacing w:after="20" w:line="288" w:lineRule="auto"/>
-            </w:pPr>
-            <w:r/>
-            <w:r>
-              <w:rPr>
-                <w:rFonts w:ascii="맑은 고딕" w:hAnsi="맑은 고딕" w:eastAsia="맑은 고딕"/>
-                <w:b w:val="0"/>
-                <w:i w:val="0"/>
-                <w:color w:val="1F2933"/>
-                <w:sz w:val="19"/>
-              </w:rPr>
-              <w:t>하자보수책임 완료확인서 확인·날인 시 책임 종료, 2·3년차 하자보수보증증권 반환 (2조 5항)</w:t>
-            </w:r>
-          </w:p>
-        </w:tc>
-        <w:tc>
-          <w:tcPr>
-            <w:tcW w:type="dxa" w:w="2268"/>
-            <w:vAlign w:val="center"/>
-            <w:shd w:val="clear" w:color="auto" w:fill="F8FAFC"/>
-          </w:tcPr>
-          <w:p>
-            <w:pPr>
+              <w:wordWrap w:val="0"/>
+              <w:autoSpaceDE w:val="0"/>
+              <w:autoSpaceDN w:val="0"/>
               <w:spacing w:after="20" w:line="288" w:lineRule="auto"/>
               <w:jc w:val="center"/>
             </w:pPr>
@@ -14661,11 +16084,17 @@
     </w:tbl>
     <w:p>
       <w:pPr>
+        <w:wordWrap w:val="0"/>
+        <w:autoSpaceDE w:val="0"/>
+        <w:autoSpaceDN w:val="0"/>
         <w:spacing w:after="40"/>
       </w:pPr>
     </w:p>
     <w:p>
       <w:pPr>
+        <w:wordWrap w:val="0"/>
+        <w:autoSpaceDE w:val="0"/>
+        <w:autoSpaceDN w:val="0"/>
         <w:spacing w:after="80"/>
       </w:pPr>
       <w:r>
@@ -14681,754 +16110,9 @@
     </w:p>
     <w:p>
       <w:pPr>
-        <w:spacing w:after="60" w:before="160"/>
-      </w:pPr>
-      <w:r>
-        <w:rPr>
-          <w:rFonts w:ascii="맑은 고딕" w:hAnsi="맑은 고딕" w:eastAsia="맑은 고딕"/>
-          <w:b/>
-          <w:i w:val="0"/>
-          <w:color w:val="2E6DB5"/>
-          <w:sz w:val="20"/>
-        </w:rPr>
-        <w:t xml:space="preserve">■ </w:t>
-      </w:r>
-      <w:r>
-        <w:rPr>
-          <w:rFonts w:ascii="맑은 고딕" w:hAnsi="맑은 고딕" w:eastAsia="맑은 고딕"/>
-          <w:b/>
-          <w:i w:val="0"/>
-          <w:color w:val="14304F"/>
-          <w:sz w:val="23"/>
-        </w:rPr>
-        <w:t>합의서에 정해진 협조 사항</w:t>
-      </w:r>
-    </w:p>
-    <w:tbl>
-      <w:tblPr>
-        <w:jc w:val="center"/>
-        <w:tblLook w:firstColumn="1" w:firstRow="1" w:lastColumn="0" w:lastRow="0" w:noHBand="0" w:noVBand="1" w:val="04A0"/>
-        <w:tblBorders>
-          <w:top w:val="single" w:sz="4" w:space="0" w:color="D5DCE4"/>
-          <w:left w:val="single" w:sz="4" w:space="0" w:color="D5DCE4"/>
-          <w:bottom w:val="single" w:sz="4" w:space="0" w:color="D5DCE4"/>
-          <w:right w:val="single" w:sz="4" w:space="0" w:color="D5DCE4"/>
-          <w:insideH w:val="single" w:sz="4" w:space="0" w:color="D5DCE4"/>
-          <w:insideV w:val="single" w:sz="4" w:space="0" w:color="D5DCE4"/>
-        </w:tblBorders>
-        <w:tblLayout w:type="fixed"/>
-        <w:tblCellMar>
-          <w:top w:w="55" w:type="dxa"/>
-          <w:left w:w="90" w:type="dxa"/>
-          <w:bottom w:w="55" w:type="dxa"/>
-          <w:right w:w="90" w:type="dxa"/>
-        </w:tblCellMar>
-        <w:tblLayout w:type="fixed"/>
-        <w:tblW w:w="9752" w:type="dxa"/>
-      </w:tblPr>
-      <w:tblGrid>
-        <w:gridCol w:w="1701"/>
-        <w:gridCol w:w="6917"/>
-        <w:gridCol w:w="1134"/>
-      </w:tblGrid>
-      <w:tr>
-        <w:trPr>
-          <w:cantSplit/>
-        </w:trPr>
-        <w:tc>
-          <w:tcPr>
-            <w:tcW w:type="dxa" w:w="1701"/>
-            <w:shd w:val="clear" w:color="auto" w:fill="14304F"/>
-            <w:vAlign w:val="center"/>
-          </w:tcPr>
-          <w:p>
-            <w:pPr>
-              <w:spacing w:after="20" w:line="288" w:lineRule="auto"/>
-              <w:jc w:val="center"/>
-            </w:pPr>
-            <w:r/>
-            <w:r>
-              <w:rPr>
-                <w:rFonts w:ascii="맑은 고딕" w:hAnsi="맑은 고딕" w:eastAsia="맑은 고딕"/>
-                <w:b/>
-                <w:i w:val="0"/>
-                <w:color w:val="FFFFFF"/>
-                <w:sz w:val="19"/>
-              </w:rPr>
-              <w:t>항목</w:t>
-            </w:r>
-          </w:p>
-        </w:tc>
-        <w:tc>
-          <w:tcPr>
-            <w:tcW w:type="dxa" w:w="6917"/>
-            <w:shd w:val="clear" w:color="auto" w:fill="14304F"/>
-            <w:vAlign w:val="center"/>
-          </w:tcPr>
-          <w:p>
-            <w:pPr>
-              <w:spacing w:after="20" w:line="288" w:lineRule="auto"/>
-              <w:jc w:val="center"/>
-            </w:pPr>
-            <w:r/>
-            <w:r>
-              <w:rPr>
-                <w:rFonts w:ascii="맑은 고딕" w:hAnsi="맑은 고딕" w:eastAsia="맑은 고딕"/>
-                <w:b/>
-                <w:i w:val="0"/>
-                <w:color w:val="FFFFFF"/>
-                <w:sz w:val="19"/>
-              </w:rPr>
-              <w:t>내용</w:t>
-            </w:r>
-          </w:p>
-        </w:tc>
-        <w:tc>
-          <w:tcPr>
-            <w:tcW w:type="dxa" w:w="1134"/>
-            <w:shd w:val="clear" w:color="auto" w:fill="14304F"/>
-            <w:vAlign w:val="center"/>
-          </w:tcPr>
-          <w:p>
-            <w:pPr>
-              <w:spacing w:after="20" w:line="288" w:lineRule="auto"/>
-              <w:jc w:val="center"/>
-            </w:pPr>
-            <w:r/>
-            <w:r>
-              <w:rPr>
-                <w:rFonts w:ascii="맑은 고딕" w:hAnsi="맑은 고딕" w:eastAsia="맑은 고딕"/>
-                <w:b/>
-                <w:i w:val="0"/>
-                <w:color w:val="FFFFFF"/>
-                <w:sz w:val="19"/>
-              </w:rPr>
-              <w:t>조항</w:t>
-            </w:r>
-          </w:p>
-        </w:tc>
-      </w:tr>
-      <w:tr>
-        <w:trPr>
-          <w:cantSplit/>
-        </w:trPr>
-        <w:tc>
-          <w:tcPr>
-            <w:tcW w:type="dxa" w:w="1701"/>
-            <w:vAlign w:val="center"/>
-          </w:tcPr>
-          <w:p>
-            <w:pPr>
-              <w:spacing w:after="20" w:line="288" w:lineRule="auto"/>
-            </w:pPr>
-            <w:r/>
-            <w:r>
-              <w:rPr>
-                <w:rFonts w:ascii="맑은 고딕" w:hAnsi="맑은 고딕" w:eastAsia="맑은 고딕"/>
-                <w:b w:val="0"/>
-                <w:i w:val="0"/>
-                <w:color w:val="1F2933"/>
-                <w:sz w:val="19"/>
-              </w:rPr>
-              <w:t>공사 협조</w:t>
-            </w:r>
-          </w:p>
-        </w:tc>
-        <w:tc>
-          <w:tcPr>
-            <w:tcW w:type="dxa" w:w="6917"/>
-            <w:vAlign w:val="center"/>
-          </w:tcPr>
-          <w:p>
-            <w:pPr>
-              <w:spacing w:after="20" w:line="288" w:lineRule="auto"/>
-            </w:pPr>
-            <w:r/>
-            <w:r>
-              <w:rPr>
-                <w:rFonts w:ascii="맑은 고딕" w:hAnsi="맑은 고딕" w:eastAsia="맑은 고딕"/>
-                <w:b w:val="0"/>
-                <w:i w:val="0"/>
-                <w:color w:val="1F2933"/>
-                <w:sz w:val="19"/>
-              </w:rPr>
-              <w:t>입대의는 공사를 원활히 수행할 수 있도록 차량 통제, 공사용수, 전력 공급 등 필요한 사항에 최대한 협력합니다.</w:t>
-            </w:r>
-          </w:p>
-        </w:tc>
-        <w:tc>
-          <w:tcPr>
-            <w:tcW w:type="dxa" w:w="1134"/>
-            <w:vAlign w:val="center"/>
-          </w:tcPr>
-          <w:p>
-            <w:pPr>
-              <w:spacing w:after="20" w:line="288" w:lineRule="auto"/>
-              <w:jc w:val="center"/>
-            </w:pPr>
-            <w:r/>
-            <w:r>
-              <w:rPr>
-                <w:rFonts w:ascii="맑은 고딕" w:hAnsi="맑은 고딕" w:eastAsia="맑은 고딕"/>
-                <w:b w:val="0"/>
-                <w:i w:val="0"/>
-                <w:color w:val="1F2933"/>
-                <w:sz w:val="19"/>
-              </w:rPr>
-              <w:t>3조 1항</w:t>
-            </w:r>
-          </w:p>
-        </w:tc>
-      </w:tr>
-      <w:tr>
-        <w:trPr>
-          <w:cantSplit/>
-        </w:trPr>
-        <w:tc>
-          <w:tcPr>
-            <w:tcW w:type="dxa" w:w="1701"/>
-            <w:vAlign w:val="center"/>
-            <w:shd w:val="clear" w:color="auto" w:fill="F8FAFC"/>
-          </w:tcPr>
-          <w:p>
-            <w:pPr>
-              <w:spacing w:after="20" w:line="288" w:lineRule="auto"/>
-            </w:pPr>
-            <w:r/>
-            <w:r>
-              <w:rPr>
-                <w:rFonts w:ascii="맑은 고딕" w:hAnsi="맑은 고딕" w:eastAsia="맑은 고딕"/>
-                <w:b w:val="0"/>
-                <w:i w:val="0"/>
-                <w:color w:val="1F2933"/>
-                <w:sz w:val="19"/>
-              </w:rPr>
-              <w:t>공사 중 민원</w:t>
-            </w:r>
-          </w:p>
-        </w:tc>
-        <w:tc>
-          <w:tcPr>
-            <w:tcW w:type="dxa" w:w="6917"/>
-            <w:vAlign w:val="center"/>
-            <w:shd w:val="clear" w:color="auto" w:fill="F8FAFC"/>
-          </w:tcPr>
-          <w:p>
-            <w:pPr>
-              <w:spacing w:after="20" w:line="288" w:lineRule="auto"/>
-            </w:pPr>
-            <w:r/>
-            <w:r>
-              <w:rPr>
-                <w:rFonts w:ascii="맑은 고딕" w:hAnsi="맑은 고딕" w:eastAsia="맑은 고딕"/>
-                <w:b w:val="0"/>
-                <w:i w:val="0"/>
-                <w:color w:val="1F2933"/>
-                <w:sz w:val="19"/>
-              </w:rPr>
-              <w:t>입대의는 입주자·사용자가 공사 중 소음, 먼지 등에 대해 민원을 제기하지 않도록 하고, 금호건설은 민원이 생기지 않도록 최대한 노력합니다.</w:t>
-            </w:r>
-          </w:p>
-        </w:tc>
-        <w:tc>
-          <w:tcPr>
-            <w:tcW w:type="dxa" w:w="1134"/>
-            <w:vAlign w:val="center"/>
-            <w:shd w:val="clear" w:color="auto" w:fill="F8FAFC"/>
-          </w:tcPr>
-          <w:p>
-            <w:pPr>
-              <w:spacing w:after="20" w:line="288" w:lineRule="auto"/>
-              <w:jc w:val="center"/>
-            </w:pPr>
-            <w:r/>
-            <w:r>
-              <w:rPr>
-                <w:rFonts w:ascii="맑은 고딕" w:hAnsi="맑은 고딕" w:eastAsia="맑은 고딕"/>
-                <w:b w:val="0"/>
-                <w:i w:val="0"/>
-                <w:color w:val="1F2933"/>
-                <w:sz w:val="19"/>
-              </w:rPr>
-              <w:t>3조 2항</w:t>
-            </w:r>
-          </w:p>
-        </w:tc>
-      </w:tr>
-      <w:tr>
-        <w:trPr>
-          <w:cantSplit/>
-        </w:trPr>
-        <w:tc>
-          <w:tcPr>
-            <w:tcW w:type="dxa" w:w="1701"/>
-            <w:vAlign w:val="center"/>
-          </w:tcPr>
-          <w:p>
-            <w:pPr>
-              <w:spacing w:after="20" w:line="288" w:lineRule="auto"/>
-            </w:pPr>
-            <w:r/>
-            <w:r>
-              <w:rPr>
-                <w:rFonts w:ascii="맑은 고딕" w:hAnsi="맑은 고딕" w:eastAsia="맑은 고딕"/>
-                <w:b w:val="0"/>
-                <w:i w:val="0"/>
-                <w:color w:val="1F2933"/>
-                <w:sz w:val="19"/>
-              </w:rPr>
-              <w:t>인허가</w:t>
-            </w:r>
-          </w:p>
-        </w:tc>
-        <w:tc>
-          <w:tcPr>
-            <w:tcW w:type="dxa" w:w="6917"/>
-            <w:vAlign w:val="center"/>
-          </w:tcPr>
-          <w:p>
-            <w:pPr>
-              <w:spacing w:after="20" w:line="288" w:lineRule="auto"/>
-            </w:pPr>
-            <w:r/>
-            <w:r>
-              <w:rPr>
-                <w:rFonts w:ascii="맑은 고딕" w:hAnsi="맑은 고딕" w:eastAsia="맑은 고딕"/>
-                <w:b w:val="0"/>
-                <w:i w:val="0"/>
-                <w:color w:val="1F2933"/>
-                <w:sz w:val="19"/>
-              </w:rPr>
-              <w:t>공사와 관련한 인허가 사항은 입대의가 책임집니다.</w:t>
-            </w:r>
-          </w:p>
-        </w:tc>
-        <w:tc>
-          <w:tcPr>
-            <w:tcW w:type="dxa" w:w="1134"/>
-            <w:vAlign w:val="center"/>
-          </w:tcPr>
-          <w:p>
-            <w:pPr>
-              <w:spacing w:after="20" w:line="288" w:lineRule="auto"/>
-              <w:jc w:val="center"/>
-            </w:pPr>
-            <w:r/>
-            <w:r>
-              <w:rPr>
-                <w:rFonts w:ascii="맑은 고딕" w:hAnsi="맑은 고딕" w:eastAsia="맑은 고딕"/>
-                <w:b w:val="0"/>
-                <w:i w:val="0"/>
-                <w:color w:val="1F2933"/>
-                <w:sz w:val="19"/>
-              </w:rPr>
-              <w:t>3조 3항</w:t>
-            </w:r>
-          </w:p>
-        </w:tc>
-      </w:tr>
-      <w:tr>
-        <w:trPr>
-          <w:cantSplit/>
-        </w:trPr>
-        <w:tc>
-          <w:tcPr>
-            <w:tcW w:type="dxa" w:w="1701"/>
-            <w:vAlign w:val="center"/>
-            <w:shd w:val="clear" w:color="auto" w:fill="F8FAFC"/>
-          </w:tcPr>
-          <w:p>
-            <w:pPr>
-              <w:spacing w:after="20" w:line="288" w:lineRule="auto"/>
-            </w:pPr>
-            <w:r/>
-            <w:r>
-              <w:rPr>
-                <w:rFonts w:ascii="맑은 고딕" w:hAnsi="맑은 고딕" w:eastAsia="맑은 고딕"/>
-                <w:b w:val="0"/>
-                <w:i w:val="0"/>
-                <w:color w:val="1F2933"/>
-                <w:sz w:val="19"/>
-              </w:rPr>
-              <w:t>공사 기간</w:t>
-            </w:r>
-          </w:p>
-        </w:tc>
-        <w:tc>
-          <w:tcPr>
-            <w:tcW w:type="dxa" w:w="6917"/>
-            <w:vAlign w:val="center"/>
-            <w:shd w:val="clear" w:color="auto" w:fill="F8FAFC"/>
-          </w:tcPr>
-          <w:p>
-            <w:pPr>
-              <w:spacing w:after="20" w:line="288" w:lineRule="auto"/>
-            </w:pPr>
-            <w:r/>
-            <w:r>
-              <w:rPr>
-                <w:rFonts w:ascii="맑은 고딕" w:hAnsi="맑은 고딕" w:eastAsia="맑은 고딕"/>
-                <w:b w:val="0"/>
-                <w:i w:val="0"/>
-                <w:color w:val="1F2933"/>
-                <w:sz w:val="19"/>
-              </w:rPr>
-              <w:t>12개월 이내. 천재지변·불가항력, 입대의의 협조 불이행 등이 있으면 예외로 합니다.</w:t>
-            </w:r>
-          </w:p>
-        </w:tc>
-        <w:tc>
-          <w:tcPr>
-            <w:tcW w:type="dxa" w:w="1134"/>
-            <w:vAlign w:val="center"/>
-            <w:shd w:val="clear" w:color="auto" w:fill="F8FAFC"/>
-          </w:tcPr>
-          <w:p>
-            <w:pPr>
-              <w:spacing w:after="20" w:line="288" w:lineRule="auto"/>
-              <w:jc w:val="center"/>
-            </w:pPr>
-            <w:r/>
-            <w:r>
-              <w:rPr>
-                <w:rFonts w:ascii="맑은 고딕" w:hAnsi="맑은 고딕" w:eastAsia="맑은 고딕"/>
-                <w:b w:val="0"/>
-                <w:i w:val="0"/>
-                <w:color w:val="1F2933"/>
-                <w:sz w:val="19"/>
-              </w:rPr>
-              <w:t>3조 4항</w:t>
-            </w:r>
-          </w:p>
-        </w:tc>
-      </w:tr>
-      <w:tr>
-        <w:trPr>
-          <w:cantSplit/>
-        </w:trPr>
-        <w:tc>
-          <w:tcPr>
-            <w:tcW w:type="dxa" w:w="1701"/>
-            <w:vAlign w:val="center"/>
-          </w:tcPr>
-          <w:p>
-            <w:pPr>
-              <w:spacing w:after="20" w:line="288" w:lineRule="auto"/>
-            </w:pPr>
-            <w:r/>
-            <w:r>
-              <w:rPr>
-                <w:rFonts w:ascii="맑은 고딕" w:hAnsi="맑은 고딕" w:eastAsia="맑은 고딕"/>
-                <w:b w:val="0"/>
-                <w:i w:val="0"/>
-                <w:color w:val="1F2933"/>
-                <w:sz w:val="19"/>
-              </w:rPr>
-              <w:t>BI 사용</w:t>
-            </w:r>
-          </w:p>
-        </w:tc>
-        <w:tc>
-          <w:tcPr>
-            <w:tcW w:type="dxa" w:w="6917"/>
-            <w:vAlign w:val="center"/>
-          </w:tcPr>
-          <w:p>
-            <w:pPr>
-              <w:spacing w:after="20" w:line="288" w:lineRule="auto"/>
-            </w:pPr>
-            <w:r/>
-            <w:r>
-              <w:rPr>
-                <w:rFonts w:ascii="맑은 고딕" w:hAnsi="맑은 고딕" w:eastAsia="맑은 고딕"/>
-                <w:b w:val="0"/>
-                <w:i w:val="0"/>
-                <w:color w:val="1F2933"/>
-                <w:sz w:val="19"/>
-              </w:rPr>
-              <w:t>BI 사용을 위한 건축물대장 변경 등은 입대의의 책임과 비용으로 진행합니다. 대장 변경이 어려워 BI를 사용하지 못하는 경우, 금호건설은 책임을 지지 않습니다.</w:t>
-            </w:r>
-          </w:p>
-        </w:tc>
-        <w:tc>
-          <w:tcPr>
-            <w:tcW w:type="dxa" w:w="1134"/>
-            <w:vAlign w:val="center"/>
-          </w:tcPr>
-          <w:p>
-            <w:pPr>
-              <w:spacing w:after="20" w:line="288" w:lineRule="auto"/>
-              <w:jc w:val="center"/>
-            </w:pPr>
-            <w:r/>
-            <w:r>
-              <w:rPr>
-                <w:rFonts w:ascii="맑은 고딕" w:hAnsi="맑은 고딕" w:eastAsia="맑은 고딕"/>
-                <w:b w:val="0"/>
-                <w:i w:val="0"/>
-                <w:color w:val="1F2933"/>
-                <w:sz w:val="19"/>
-              </w:rPr>
-              <w:t>4조 4항</w:t>
-            </w:r>
-          </w:p>
-        </w:tc>
-      </w:tr>
-      <w:tr>
-        <w:trPr>
-          <w:cantSplit/>
-        </w:trPr>
-        <w:tc>
-          <w:tcPr>
-            <w:tcW w:type="dxa" w:w="1701"/>
-            <w:vAlign w:val="center"/>
-            <w:shd w:val="clear" w:color="auto" w:fill="F8FAFC"/>
-          </w:tcPr>
-          <w:p>
-            <w:pPr>
-              <w:spacing w:after="20" w:line="288" w:lineRule="auto"/>
-            </w:pPr>
-            <w:r/>
-            <w:r>
-              <w:rPr>
-                <w:rFonts w:ascii="맑은 고딕" w:hAnsi="맑은 고딕" w:eastAsia="맑은 고딕"/>
-                <w:b w:val="0"/>
-                <w:i w:val="0"/>
-                <w:color w:val="1F2933"/>
-                <w:sz w:val="19"/>
-              </w:rPr>
-              <w:t>위임장 징구율</w:t>
-            </w:r>
-          </w:p>
-        </w:tc>
-        <w:tc>
-          <w:tcPr>
-            <w:tcW w:type="dxa" w:w="6917"/>
-            <w:vAlign w:val="center"/>
-            <w:shd w:val="clear" w:color="auto" w:fill="F8FAFC"/>
-          </w:tcPr>
-          <w:p>
-            <w:pPr>
-              <w:spacing w:after="20" w:line="288" w:lineRule="auto"/>
-            </w:pPr>
-            <w:r/>
-            <w:r>
-              <w:rPr>
-                <w:rFonts w:ascii="맑은 고딕" w:hAnsi="맑은 고딕" w:eastAsia="맑은 고딕"/>
-                <w:b w:val="0"/>
-                <w:i w:val="0"/>
-                <w:color w:val="1F2933"/>
-                <w:sz w:val="19"/>
-              </w:rPr>
-              <w:t>위임장 징구율 80% 이상을 확보하지 못해 금호건설에 손해가 생기면 입대의가 책임집니다.</w:t>
-            </w:r>
-          </w:p>
-        </w:tc>
-        <w:tc>
-          <w:tcPr>
-            <w:tcW w:type="dxa" w:w="1134"/>
-            <w:vAlign w:val="center"/>
-            <w:shd w:val="clear" w:color="auto" w:fill="F8FAFC"/>
-          </w:tcPr>
-          <w:p>
-            <w:pPr>
-              <w:spacing w:after="20" w:line="288" w:lineRule="auto"/>
-              <w:jc w:val="center"/>
-            </w:pPr>
-            <w:r/>
-            <w:r>
-              <w:rPr>
-                <w:rFonts w:ascii="맑은 고딕" w:hAnsi="맑은 고딕" w:eastAsia="맑은 고딕"/>
-                <w:b w:val="0"/>
-                <w:i w:val="0"/>
-                <w:color w:val="1F2933"/>
-                <w:sz w:val="19"/>
-              </w:rPr>
-              <w:t>4조 1항</w:t>
-            </w:r>
-          </w:p>
-        </w:tc>
-      </w:tr>
-      <w:tr>
-        <w:trPr>
-          <w:cantSplit/>
-        </w:trPr>
-        <w:tc>
-          <w:tcPr>
-            <w:tcW w:type="dxa" w:w="1701"/>
-            <w:vAlign w:val="center"/>
-          </w:tcPr>
-          <w:p>
-            <w:pPr>
-              <w:spacing w:after="20" w:line="288" w:lineRule="auto"/>
-            </w:pPr>
-            <w:r/>
-            <w:r>
-              <w:rPr>
-                <w:rFonts w:ascii="맑은 고딕" w:hAnsi="맑은 고딕" w:eastAsia="맑은 고딕"/>
-                <w:b w:val="0"/>
-                <w:i w:val="0"/>
-                <w:color w:val="1F2933"/>
-                <w:sz w:val="19"/>
-              </w:rPr>
-              <w:t>합의 이행 후 이의 제기</w:t>
-            </w:r>
-          </w:p>
-        </w:tc>
-        <w:tc>
-          <w:tcPr>
-            <w:tcW w:type="dxa" w:w="6917"/>
-            <w:vAlign w:val="center"/>
-          </w:tcPr>
-          <w:p>
-            <w:pPr>
-              <w:spacing w:after="20" w:line="288" w:lineRule="auto"/>
-            </w:pPr>
-            <w:r/>
-            <w:r>
-              <w:rPr>
-                <w:rFonts w:ascii="맑은 고딕" w:hAnsi="맑은 고딕" w:eastAsia="맑은 고딕"/>
-                <w:b w:val="0"/>
-                <w:i w:val="0"/>
-                <w:color w:val="1F2933"/>
-                <w:sz w:val="19"/>
-              </w:rPr>
-              <w:t>금호건설이 합의를 성실히 이행한 경우, 입대의는 사용검사 전 하자와 2·3년차 하자에 대해 이의(소송·민원·청구 등)를 제기하지 않습니다. 이의 제기로 금호건설에 손해가 생기면 입대의가 손해배상 책임을 지며, 금호건설이 별첨1 공사에 투입한 직접 비용 전액을 위약벌로 지급하도록 정했습니다.</w:t>
-            </w:r>
-          </w:p>
-        </w:tc>
-        <w:tc>
-          <w:tcPr>
-            <w:tcW w:type="dxa" w:w="1134"/>
-            <w:vAlign w:val="center"/>
-          </w:tcPr>
-          <w:p>
-            <w:pPr>
-              <w:spacing w:after="20" w:line="288" w:lineRule="auto"/>
-              <w:jc w:val="center"/>
-            </w:pPr>
-            <w:r/>
-            <w:r>
-              <w:rPr>
-                <w:rFonts w:ascii="맑은 고딕" w:hAnsi="맑은 고딕" w:eastAsia="맑은 고딕"/>
-                <w:b w:val="0"/>
-                <w:i w:val="0"/>
-                <w:color w:val="1F2933"/>
-                <w:sz w:val="19"/>
-              </w:rPr>
-              <w:t>4조 2항</w:t>
-            </w:r>
-          </w:p>
-        </w:tc>
-      </w:tr>
-      <w:tr>
-        <w:trPr>
-          <w:cantSplit/>
-        </w:trPr>
-        <w:tc>
-          <w:tcPr>
-            <w:tcW w:type="dxa" w:w="1701"/>
-            <w:vAlign w:val="center"/>
-            <w:shd w:val="clear" w:color="auto" w:fill="F8FAFC"/>
-          </w:tcPr>
-          <w:p>
-            <w:pPr>
-              <w:spacing w:after="20" w:line="288" w:lineRule="auto"/>
-            </w:pPr>
-            <w:r/>
-            <w:r>
-              <w:rPr>
-                <w:rFonts w:ascii="맑은 고딕" w:hAnsi="맑은 고딕" w:eastAsia="맑은 고딕"/>
-                <w:b w:val="0"/>
-                <w:i w:val="0"/>
-                <w:color w:val="1F2933"/>
-                <w:sz w:val="19"/>
-              </w:rPr>
-              <w:t>BI 사용료</w:t>
-            </w:r>
-          </w:p>
-        </w:tc>
-        <w:tc>
-          <w:tcPr>
-            <w:tcW w:type="dxa" w:w="6917"/>
-            <w:vAlign w:val="center"/>
-            <w:shd w:val="clear" w:color="auto" w:fill="F8FAFC"/>
-          </w:tcPr>
-          <w:p>
-            <w:pPr>
-              <w:spacing w:after="20" w:line="288" w:lineRule="auto"/>
-            </w:pPr>
-            <w:r/>
-            <w:r>
-              <w:rPr>
-                <w:rFonts w:ascii="맑은 고딕" w:hAnsi="맑은 고딕" w:eastAsia="맑은 고딕"/>
-                <w:b w:val="0"/>
-                <w:i w:val="0"/>
-                <w:color w:val="1F2933"/>
-                <w:sz w:val="19"/>
-              </w:rPr>
-              <w:t>합의 체결일부터 2031.9.30까지(사용검사 전 및 2·3년차 하자 소멸시효 완성 시점) 입대의가 금호건설 또는 이해관계인을 상대로 하자소송 등 이의를 제기하는 경우, 효력 발생일부터 2031.9.30까지 매년 1억 원의 비율에 따른 금원을 BI(아테라) 사용료로 지급하도록 정했습니다.</w:t>
-            </w:r>
-          </w:p>
-        </w:tc>
-        <w:tc>
-          <w:tcPr>
-            <w:tcW w:type="dxa" w:w="1134"/>
-            <w:vAlign w:val="center"/>
-            <w:shd w:val="clear" w:color="auto" w:fill="F8FAFC"/>
-          </w:tcPr>
-          <w:p>
-            <w:pPr>
-              <w:spacing w:after="20" w:line="288" w:lineRule="auto"/>
-              <w:jc w:val="center"/>
-            </w:pPr>
-            <w:r/>
-            <w:r>
-              <w:rPr>
-                <w:rFonts w:ascii="맑은 고딕" w:hAnsi="맑은 고딕" w:eastAsia="맑은 고딕"/>
-                <w:b w:val="0"/>
-                <w:i w:val="0"/>
-                <w:color w:val="1F2933"/>
-                <w:sz w:val="19"/>
-              </w:rPr>
-              <w:t>4조 3항</w:t>
-            </w:r>
-          </w:p>
-        </w:tc>
-      </w:tr>
-    </w:tbl>
-    <w:p>
-      <w:pPr>
-        <w:spacing w:after="40"/>
-      </w:pPr>
-    </w:p>
-    <w:p>
-      <w:pPr>
-        <w:spacing w:after="80" w:before="40"/>
-      </w:pPr>
-      <w:r>
-        <w:rPr>
-          <w:rFonts w:ascii="맑은 고딕" w:hAnsi="맑은 고딕" w:eastAsia="맑은 고딕"/>
-          <w:b/>
-          <w:i w:val="0"/>
-          <w:color w:val="2E6DB5"/>
-          <w:sz w:val="17"/>
-        </w:rPr>
-        <w:t xml:space="preserve">근거  </w:t>
-      </w:r>
-      <w:r>
-        <w:rPr>
-          <w:rFonts w:ascii="맑은 고딕" w:hAnsi="맑은 고딕" w:eastAsia="맑은 고딕"/>
-          <w:b w:val="0"/>
-          <w:i w:val="0"/>
-          <w:color w:val="5B6775"/>
-          <w:sz w:val="17"/>
-        </w:rPr>
-        <w:t>합의서 본문 3조·4조 (공개본 p.4~p.5)</w:t>
-      </w:r>
-    </w:p>
-    <w:p>
-      <w:pPr>
+        <w:wordWrap w:val="0"/>
+        <w:autoSpaceDE w:val="0"/>
+        <w:autoSpaceDN w:val="0"/>
         <w:spacing w:after="60" w:before="160"/>
       </w:pPr>
       <w:r>
@@ -15454,6 +16138,9 @@
     </w:p>
     <w:p>
       <w:pPr>
+        <w:wordWrap w:val="0"/>
+        <w:autoSpaceDE w:val="0"/>
+        <w:autoSpaceDN w:val="0"/>
         <w:spacing w:after="40"/>
         <w:ind w:left="283" w:hanging="227"/>
       </w:pPr>
@@ -15479,6 +16166,9 @@
     </w:p>
     <w:p>
       <w:pPr>
+        <w:wordWrap w:val="0"/>
+        <w:autoSpaceDE w:val="0"/>
+        <w:autoSpaceDN w:val="0"/>
         <w:spacing w:after="40"/>
         <w:ind w:left="283" w:hanging="227"/>
       </w:pPr>
@@ -15504,6 +16194,9 @@
     </w:p>
     <w:p>
       <w:pPr>
+        <w:wordWrap w:val="0"/>
+        <w:autoSpaceDE w:val="0"/>
+        <w:autoSpaceDN w:val="0"/>
         <w:spacing w:after="40"/>
         <w:ind w:left="283" w:hanging="227"/>
       </w:pPr>
@@ -15901,6 +16594,9 @@
     <w:qFormat/>
     <w:rsid w:val="00FC693F"/>
     <w:pPr>
+      <w:wordWrap w:val="0"/>
+      <w:autoSpaceDE w:val="0"/>
+      <w:autoSpaceDN w:val="0"/>
       <w:spacing w:after="60" w:line="300" w:lineRule="auto"/>
     </w:pPr>
     <w:rPr>
